--- a/docs/word/06_Guia_Instalacion.docx
+++ b/docs/word/06_Guia_Instalacion.docx
@@ -590,7 +590,7 @@
     </w:p>
     <w:p>
       <w:r>
-        <w:t>La guía permite ejecutar el MVP de Bodega Norte en un equipo de desarrollo. La aplicación se entrega como frontend demostrativo y utiliza persistencia local del navegador. El esquema SQL Server se incluye como base de una instalación multiusuario posterior.</w:t>
+        <w:t>La guía permite ejecutar el MVP de Bodega Norte en un equipo de desarrollo. La solución incluye una View React alojada por ASP.NET Core MVC, controladores, modelos, reglas de negocio y repositorio SQL Server. También conserva un modo demo con persistencia local del navegador.</w:t>
       </w:r>
     </w:p>
     <w:p>
@@ -606,7 +606,7 @@
         <w:pStyle w:val="ListBullet"/>
       </w:pPr>
       <w:r>
-        <w:t>Windows, macOS o Linux con terminal.</w:t>
+        <w:t>Windows con Visual Studio, desarrollo ASP.NET y SDK de .NET 8.</w:t>
       </w:r>
     </w:p>
     <w:p>
@@ -630,7 +630,7 @@
         <w:pStyle w:val="ListBullet"/>
       </w:pPr>
       <w:r>
-        <w:t>Java 17 o superior solo para ejecutar la prueba de integración opcional.</w:t>
+        <w:t>SQL Server LocalDB o una instancia SQL Server accesible.</w:t>
       </w:r>
     </w:p>
     <w:p>
@@ -638,7 +638,7 @@
         <w:pStyle w:val="ListBullet"/>
       </w:pPr>
       <w:r>
-        <w:t>SQL Server solo si se implementa la persistencia de la siguiente fase.</w:t>
+        <w:t>Java 17 o superior solo para ejecutar la prueba de integración opcional.</w:t>
       </w:r>
     </w:p>
     <w:p>
@@ -714,7 +714,55 @@
     </w:p>
     <w:p>
       <w:r>
-        <w:t>El comando debe finalizar sin errores y crear la carpeta dist.</w:t>
+        <w:t>El comando debe finalizar sin errores y crear la carpeta dist. Para preparar la aplicación MVC en Visual Studio, use pnpm run build:visualstudio; los archivos compilados se generan en backend/BodegaNorte.Api/wwwroot.</w:t>
+      </w:r>
+    </w:p>
+    <w:p>
+      <w:pPr>
+        <w:pStyle w:val="Heading1"/>
+      </w:pPr>
+      <w:r>
+        <w:t>4.1. Ejecución en Visual Studio</w:t>
+      </w:r>
+    </w:p>
+    <w:p>
+      <w:pPr>
+        <w:pStyle w:val="ListNumber"/>
+      </w:pPr>
+      <w:r>
+        <w:t>Ejecute database/schema.sql y database/seed.sql en (localdb)\MSSQLLocalDB.</w:t>
+      </w:r>
+    </w:p>
+    <w:p>
+      <w:pPr>
+        <w:pStyle w:val="ListNumber"/>
+      </w:pPr>
+      <w:r>
+        <w:t>Ajuste la cadena BodegaNorte en backend/BodegaNorte.Api/appsettings.Development.json si usa otra instancia.</w:t>
+      </w:r>
+    </w:p>
+    <w:p>
+      <w:pPr>
+        <w:pStyle w:val="ListNumber"/>
+      </w:pPr>
+      <w:r>
+        <w:t>Abra backend/BodegaNorte.sln en Visual Studio.</w:t>
+      </w:r>
+    </w:p>
+    <w:p>
+      <w:pPr>
+        <w:pStyle w:val="ListNumber"/>
+      </w:pPr>
+      <w:r>
+        <w:t>Seleccione BodegaNorte.Api y presione F5.</w:t>
+      </w:r>
+    </w:p>
+    <w:p>
+      <w:pPr>
+        <w:pStyle w:val="ListNumber"/>
+      </w:pPr>
+      <w:r>
+        <w:t>Verifique /api/health y pruebe la consulta de productos y el registro de una venta.</w:t>
       </w:r>
     </w:p>
     <w:p>
@@ -727,7 +775,7 @@
     </w:p>
     <w:p>
       <w:r>
-        <w:t>La demo guarda productos y ventas en localStorage con las claves bodega-norte:v1:products y bodega-norte:v1:sales. Estos datos pertenecen al navegador y equipo donde se ejecuta la demo; no son un respaldo productivo.</w:t>
+        <w:t>El modo demo guarda productos y ventas en localStorage con las claves bodega-norte:v1:products y bodega-norte:v1:sales. En el modo MVC, los controladores envían las operaciones a BodegaService y BodegaRepository las guarda en SQL Server dentro de transacciones.</w:t>
       </w:r>
     </w:p>
     <w:tbl>
@@ -962,7 +1010,7 @@
                 <w:color w:val="222222"/>
                 <w:sz w:val="18"/>
               </w:rPr>
-              <w:t>Piloto</w:t>
+              <w:t>MVC local</w:t>
             </w:r>
           </w:p>
         </w:tc>
@@ -992,7 +1040,7 @@
                 <w:color w:val="222222"/>
                 <w:sz w:val="18"/>
               </w:rPr>
-              <w:t>SQL Server local o institucional</w:t>
+              <w:t>SQL Server LocalDB</w:t>
             </w:r>
           </w:p>
         </w:tc>
@@ -1022,7 +1070,7 @@
                 <w:color w:val="222222"/>
                 <w:sz w:val="18"/>
               </w:rPr>
-              <w:t>Ejecutar database/schema.sql y crear API segura.</w:t>
+              <w:t>Ejecutar schema.sql, seed.sql y abrir la solución en Visual Studio.</w:t>
             </w:r>
           </w:p>
         </w:tc>
@@ -1243,7 +1291,7 @@
                 <w:color w:val="222222"/>
                 <w:sz w:val="18"/>
               </w:rPr>
-              <w:t>VITE_API_BASE_URL</w:t>
+              <w:t>VITE_API_MODE</w:t>
             </w:r>
           </w:p>
         </w:tc>
@@ -1274,7 +1322,7 @@
                 <w:color w:val="222222"/>
                 <w:sz w:val="18"/>
               </w:rPr>
-              <w:t>URL del backend futuro.</w:t>
+              <w:t>Usar sql para activar la View conectada a MVC; demo activa LocalStorage.</w:t>
             </w:r>
           </w:p>
         </w:tc>
@@ -1306,6 +1354,69 @@
                 <w:color w:val="222222"/>
                 <w:sz w:val="18"/>
               </w:rPr>
+              <w:t>VITE_API_BASE_URL</w:t>
+            </w:r>
+          </w:p>
+        </w:tc>
+        <w:tc>
+          <w:tcPr>
+            <w:tcW w:type="dxa" w:w="4320"/>
+            <w:tcBorders>
+              <w:top w:val="single" w:sz="4" w:space="0" w:color="D9D9D9"/>
+              <w:left w:val="single" w:sz="4" w:space="0" w:color="D9D9D9"/>
+              <w:bottom w:val="single" w:sz="4" w:space="0" w:color="D9D9D9"/>
+              <w:right w:val="single" w:sz="4" w:space="0" w:color="D9D9D9"/>
+              <w:insideH w:val="single" w:sz="4" w:space="0" w:color="D9D9D9"/>
+              <w:insideV w:val="single" w:sz="4" w:space="0" w:color="D9D9D9"/>
+            </w:tcBorders>
+            <w:tcMar>
+              <w:top w:w="80" w:type="dxa"/>
+              <w:start w:w="100" w:type="dxa"/>
+              <w:bottom w:w="80" w:type="dxa"/>
+              <w:end w:w="100" w:type="dxa"/>
+            </w:tcMar>
+            <w:vAlign w:val="center"/>
+          </w:tcPr>
+          <w:p>
+            <w:r>
+              <w:rPr>
+                <w:rFonts w:ascii="Arial" w:hAnsi="Arial"/>
+                <w:color w:val="222222"/>
+                <w:sz w:val="18"/>
+              </w:rPr>
+              <w:t>Ruta base de los controladores MVC; por defecto /api.</w:t>
+            </w:r>
+          </w:p>
+        </w:tc>
+      </w:tr>
+      <w:tr>
+        <w:tc>
+          <w:tcPr>
+            <w:tcW w:type="dxa" w:w="4320"/>
+            <w:shd w:fill="F7F9FB"/>
+            <w:tcBorders>
+              <w:top w:val="single" w:sz="4" w:space="0" w:color="D9D9D9"/>
+              <w:left w:val="single" w:sz="4" w:space="0" w:color="D9D9D9"/>
+              <w:bottom w:val="single" w:sz="4" w:space="0" w:color="D9D9D9"/>
+              <w:right w:val="single" w:sz="4" w:space="0" w:color="D9D9D9"/>
+              <w:insideH w:val="single" w:sz="4" w:space="0" w:color="D9D9D9"/>
+              <w:insideV w:val="single" w:sz="4" w:space="0" w:color="D9D9D9"/>
+            </w:tcBorders>
+            <w:tcMar>
+              <w:top w:w="80" w:type="dxa"/>
+              <w:start w:w="100" w:type="dxa"/>
+              <w:bottom w:w="80" w:type="dxa"/>
+              <w:end w:w="100" w:type="dxa"/>
+            </w:tcMar>
+            <w:vAlign w:val="center"/>
+          </w:tcPr>
+          <w:p>
+            <w:r>
+              <w:rPr>
+                <w:rFonts w:ascii="Arial" w:hAnsi="Arial"/>
+                <w:color w:val="222222"/>
+                <w:sz w:val="18"/>
+              </w:rPr>
               <w:t>WATSON_ASSISTANT_ID</w:t>
             </w:r>
           </w:p>
@@ -1313,6 +1424,7 @@
         <w:tc>
           <w:tcPr>
             <w:tcW w:type="dxa" w:w="4320"/>
+            <w:shd w:fill="F7F9FB"/>
             <w:tcBorders>
               <w:top w:val="single" w:sz="4" w:space="0" w:color="D9D9D9"/>
               <w:left w:val="single" w:sz="4" w:space="0" w:color="D9D9D9"/>
@@ -1345,7 +1457,6 @@
         <w:tc>
           <w:tcPr>
             <w:tcW w:type="dxa" w:w="4320"/>
-            <w:shd w:fill="F7F9FB"/>
             <w:tcBorders>
               <w:top w:val="single" w:sz="4" w:space="0" w:color="D9D9D9"/>
               <w:left w:val="single" w:sz="4" w:space="0" w:color="D9D9D9"/>
@@ -1376,7 +1487,6 @@
         <w:tc>
           <w:tcPr>
             <w:tcW w:type="dxa" w:w="4320"/>
-            <w:shd w:fill="F7F9FB"/>
             <w:tcBorders>
               <w:top w:val="single" w:sz="4" w:space="0" w:color="D9D9D9"/>
               <w:left w:val="single" w:sz="4" w:space="0" w:color="D9D9D9"/>
@@ -1409,6 +1519,7 @@
         <w:tc>
           <w:tcPr>
             <w:tcW w:type="dxa" w:w="4320"/>
+            <w:shd w:fill="F7F9FB"/>
             <w:tcBorders>
               <w:top w:val="single" w:sz="4" w:space="0" w:color="D9D9D9"/>
               <w:left w:val="single" w:sz="4" w:space="0" w:color="D9D9D9"/>
@@ -1439,6 +1550,7 @@
         <w:tc>
           <w:tcPr>
             <w:tcW w:type="dxa" w:w="4320"/>
+            <w:shd w:fill="F7F9FB"/>
             <w:tcBorders>
               <w:top w:val="single" w:sz="4" w:space="0" w:color="D9D9D9"/>
               <w:left w:val="single" w:sz="4" w:space="0" w:color="D9D9D9"/>

--- a/docs/word/06_Guia_Instalacion.docx
+++ b/docs/word/06_Guia_Instalacion.docx
@@ -2,9 +2,6 @@
 <file path=word/document.xml><?xml version="1.0" encoding="utf-8"?>
 <w:document xmlns:wpc="http://schemas.microsoft.com/office/word/2010/wordprocessingCanvas" xmlns:mo="http://schemas.microsoft.com/office/mac/office/2008/main" xmlns:mc="http://schemas.openxmlformats.org/markup-compatibility/2006" xmlns:mv="urn:schemas-microsoft-com:mac:vml" xmlns:o="urn:schemas-microsoft-com:office:office" xmlns:r="http://schemas.openxmlformats.org/officeDocument/2006/relationships" xmlns:m="http://schemas.openxmlformats.org/officeDocument/2006/math" xmlns:v="urn:schemas-microsoft-com:vml" xmlns:wp14="http://schemas.microsoft.com/office/word/2010/wordprocessingDrawing" xmlns:wp="http://schemas.openxmlformats.org/drawingml/2006/wordprocessingDrawing" xmlns:w10="urn:schemas-microsoft-com:office:word" xmlns:w="http://schemas.openxmlformats.org/wordprocessingml/2006/main" xmlns:w14="http://schemas.microsoft.com/office/word/2010/wordml" xmlns:wpg="http://schemas.microsoft.com/office/word/2010/wordprocessingGroup" xmlns:wpi="http://schemas.microsoft.com/office/word/2010/wordprocessingInk" xmlns:wne="http://schemas.microsoft.com/office/word/2006/wordml" xmlns:wps="http://schemas.microsoft.com/office/word/2010/wordprocessingShape" mc:Ignorable="w14 wp14">
   <w:body>
-    <w:p>
-      <w:pPr/>
-    </w:p>
     <w:p>
       <w:pPr/>
     </w:p>
@@ -14,6 +11,25 @@
         <w:jc w:val="center"/>
       </w:pPr>
       <w:r>
+        <w:rPr>
+          <w:rFonts w:ascii="Arial" w:hAnsi="Arial" w:eastAsia="Arial"/>
+          <w:b/>
+          <w:color w:val="000000"/>
+          <w:sz w:val="22"/>
+        </w:rPr>
+        <w:t>BODEGA NORTE</w:t>
+      </w:r>
+    </w:p>
+    <w:p>
+      <w:pPr>
+        <w:jc w:val="center"/>
+      </w:pPr>
+      <w:r>
+        <w:rPr>
+          <w:rFonts w:ascii="Arial" w:hAnsi="Arial" w:eastAsia="Arial"/>
+          <w:color w:val="000000"/>
+          <w:sz w:val="22"/>
+        </w:rPr>
         <w:t>Guía de instalación y puesta en marcha</w:t>
       </w:r>
     </w:p>
@@ -23,11 +39,12 @@
       </w:pPr>
       <w:r>
         <w:rPr>
-          <w:rFonts w:ascii="Arial" w:hAnsi="Arial"/>
-          <w:color w:val="1F4E79"/>
-          <w:sz w:val="24"/>
+          <w:rFonts w:ascii="Arial" w:hAnsi="Arial" w:eastAsia="Arial"/>
+          <w:b/>
+          <w:color w:val="000000"/>
+          <w:sz w:val="22"/>
         </w:rPr>
-        <w:t>Sistema de inventario y ventas para la bodega Bodega Norte</w:t>
+        <w:t>Experiencias Formativas en Situaciones Reales de Trabajo III (EFSR14908)</w:t>
       </w:r>
     </w:p>
     <w:p>
@@ -36,568 +53,120 @@
       </w:pPr>
       <w:r>
         <w:rPr>
-          <w:rFonts w:ascii="Arial" w:hAnsi="Arial"/>
-          <w:b/>
-          <w:color w:val="10294B"/>
+          <w:rFonts w:ascii="Arial" w:hAnsi="Arial" w:eastAsia="Arial"/>
+          <w:color w:val="000000"/>
           <w:sz w:val="22"/>
         </w:rPr>
-        <w:t>DOCUMENTO ACADÉMICO EDITABLE</w:t>
+        <w:t>Judith Jenny Jimenez Monago</w:t>
       </w:r>
     </w:p>
-    <w:p/>
-    <w:tbl>
-      <w:tblPr>
-        <w:tblW w:type="auto" w:w="0"/>
-        <w:jc w:val="center"/>
-        <w:tblLayout w:type="autofit"/>
-        <w:tblLook w:firstColumn="1" w:firstRow="1" w:lastColumn="0" w:lastRow="0" w:noHBand="0" w:noVBand="1" w:val="04A0"/>
-      </w:tblPr>
-      <w:tblGrid>
-        <w:gridCol w:w="4320"/>
-        <w:gridCol w:w="4320"/>
-      </w:tblGrid>
-      <w:tr>
-        <w:tc>
-          <w:tcPr>
-            <w:tcW w:type="dxa" w:w="4320"/>
-            <w:shd w:fill="EAF0F6"/>
-            <w:tcBorders>
-              <w:top w:val="single" w:sz="4" w:space="0" w:color="D9D9D9"/>
-              <w:left w:val="single" w:sz="4" w:space="0" w:color="D9D9D9"/>
-              <w:bottom w:val="single" w:sz="4" w:space="0" w:color="D9D9D9"/>
-              <w:right w:val="single" w:sz="4" w:space="0" w:color="D9D9D9"/>
-              <w:insideH w:val="single" w:sz="4" w:space="0" w:color="D9D9D9"/>
-              <w:insideV w:val="single" w:sz="4" w:space="0" w:color="D9D9D9"/>
-            </w:tcBorders>
-            <w:tcMar>
-              <w:top w:w="80" w:type="dxa"/>
-              <w:start w:w="100" w:type="dxa"/>
-              <w:bottom w:w="80" w:type="dxa"/>
-              <w:end w:w="100" w:type="dxa"/>
-            </w:tcMar>
-            <w:vAlign w:val="center"/>
-          </w:tcPr>
-          <w:p>
-            <w:r>
-              <w:rPr>
-                <w:rFonts w:ascii="Arial" w:hAnsi="Arial"/>
-                <w:b/>
-                <w:color w:val="10294B"/>
-                <w:sz w:val="20"/>
-              </w:rPr>
-              <w:t>Curso</w:t>
-            </w:r>
-          </w:p>
-        </w:tc>
-        <w:tc>
-          <w:tcPr>
-            <w:tcW w:type="dxa" w:w="4320"/>
-            <w:tcBorders>
-              <w:top w:val="single" w:sz="4" w:space="0" w:color="D9D9D9"/>
-              <w:left w:val="single" w:sz="4" w:space="0" w:color="D9D9D9"/>
-              <w:bottom w:val="single" w:sz="4" w:space="0" w:color="D9D9D9"/>
-              <w:right w:val="single" w:sz="4" w:space="0" w:color="D9D9D9"/>
-              <w:insideH w:val="single" w:sz="4" w:space="0" w:color="D9D9D9"/>
-              <w:insideV w:val="single" w:sz="4" w:space="0" w:color="D9D9D9"/>
-            </w:tcBorders>
-            <w:tcMar>
-              <w:top w:w="80" w:type="dxa"/>
-              <w:start w:w="100" w:type="dxa"/>
-              <w:bottom w:w="80" w:type="dxa"/>
-              <w:end w:w="100" w:type="dxa"/>
-            </w:tcMar>
-            <w:vAlign w:val="center"/>
-          </w:tcPr>
-          <w:p>
-            <w:r>
-              <w:rPr>
-                <w:rFonts w:ascii="Arial" w:hAnsi="Arial"/>
-                <w:sz w:val="20"/>
-              </w:rPr>
-              <w:t>EFSR14908 – Experiencia Formativa en Situación Real de Trabajo</w:t>
-            </w:r>
-          </w:p>
-        </w:tc>
-      </w:tr>
-      <w:tr>
-        <w:tc>
-          <w:tcPr>
-            <w:tcW w:type="dxa" w:w="4320"/>
-            <w:shd w:fill="EAF0F6"/>
-            <w:tcBorders>
-              <w:top w:val="single" w:sz="4" w:space="0" w:color="D9D9D9"/>
-              <w:left w:val="single" w:sz="4" w:space="0" w:color="D9D9D9"/>
-              <w:bottom w:val="single" w:sz="4" w:space="0" w:color="D9D9D9"/>
-              <w:right w:val="single" w:sz="4" w:space="0" w:color="D9D9D9"/>
-              <w:insideH w:val="single" w:sz="4" w:space="0" w:color="D9D9D9"/>
-              <w:insideV w:val="single" w:sz="4" w:space="0" w:color="D9D9D9"/>
-            </w:tcBorders>
-            <w:tcMar>
-              <w:top w:w="80" w:type="dxa"/>
-              <w:start w:w="100" w:type="dxa"/>
-              <w:bottom w:w="80" w:type="dxa"/>
-              <w:end w:w="100" w:type="dxa"/>
-            </w:tcMar>
-            <w:vAlign w:val="center"/>
-          </w:tcPr>
-          <w:p>
-            <w:r>
-              <w:rPr>
-                <w:rFonts w:ascii="Arial" w:hAnsi="Arial"/>
-                <w:b/>
-                <w:color w:val="10294B"/>
-                <w:sz w:val="20"/>
-              </w:rPr>
-              <w:t>Docente</w:t>
-            </w:r>
-          </w:p>
-        </w:tc>
-        <w:tc>
-          <w:tcPr>
-            <w:tcW w:type="dxa" w:w="4320"/>
-            <w:tcBorders>
-              <w:top w:val="single" w:sz="4" w:space="0" w:color="D9D9D9"/>
-              <w:left w:val="single" w:sz="4" w:space="0" w:color="D9D9D9"/>
-              <w:bottom w:val="single" w:sz="4" w:space="0" w:color="D9D9D9"/>
-              <w:right w:val="single" w:sz="4" w:space="0" w:color="D9D9D9"/>
-              <w:insideH w:val="single" w:sz="4" w:space="0" w:color="D9D9D9"/>
-              <w:insideV w:val="single" w:sz="4" w:space="0" w:color="D9D9D9"/>
-            </w:tcBorders>
-            <w:tcMar>
-              <w:top w:w="80" w:type="dxa"/>
-              <w:start w:w="100" w:type="dxa"/>
-              <w:bottom w:w="80" w:type="dxa"/>
-              <w:end w:w="100" w:type="dxa"/>
-            </w:tcMar>
-            <w:vAlign w:val="center"/>
-          </w:tcPr>
-          <w:p>
-            <w:r>
-              <w:rPr>
-                <w:rFonts w:ascii="Arial" w:hAnsi="Arial"/>
-                <w:sz w:val="20"/>
-              </w:rPr>
-              <w:t>Judith Jiménez Monago</w:t>
-            </w:r>
-          </w:p>
-        </w:tc>
-      </w:tr>
-      <w:tr>
-        <w:tc>
-          <w:tcPr>
-            <w:tcW w:type="dxa" w:w="4320"/>
-            <w:shd w:fill="EAF0F6"/>
-            <w:tcBorders>
-              <w:top w:val="single" w:sz="4" w:space="0" w:color="D9D9D9"/>
-              <w:left w:val="single" w:sz="4" w:space="0" w:color="D9D9D9"/>
-              <w:bottom w:val="single" w:sz="4" w:space="0" w:color="D9D9D9"/>
-              <w:right w:val="single" w:sz="4" w:space="0" w:color="D9D9D9"/>
-              <w:insideH w:val="single" w:sz="4" w:space="0" w:color="D9D9D9"/>
-              <w:insideV w:val="single" w:sz="4" w:space="0" w:color="D9D9D9"/>
-            </w:tcBorders>
-            <w:tcMar>
-              <w:top w:w="80" w:type="dxa"/>
-              <w:start w:w="100" w:type="dxa"/>
-              <w:bottom w:w="80" w:type="dxa"/>
-              <w:end w:w="100" w:type="dxa"/>
-            </w:tcMar>
-            <w:vAlign w:val="center"/>
-          </w:tcPr>
-          <w:p>
-            <w:r>
-              <w:rPr>
-                <w:rFonts w:ascii="Arial" w:hAnsi="Arial"/>
-                <w:b/>
-                <w:color w:val="10294B"/>
-                <w:sz w:val="20"/>
-              </w:rPr>
-              <w:t>Periodo</w:t>
-            </w:r>
-          </w:p>
-        </w:tc>
-        <w:tc>
-          <w:tcPr>
-            <w:tcW w:type="dxa" w:w="4320"/>
-            <w:tcBorders>
-              <w:top w:val="single" w:sz="4" w:space="0" w:color="D9D9D9"/>
-              <w:left w:val="single" w:sz="4" w:space="0" w:color="D9D9D9"/>
-              <w:bottom w:val="single" w:sz="4" w:space="0" w:color="D9D9D9"/>
-              <w:right w:val="single" w:sz="4" w:space="0" w:color="D9D9D9"/>
-              <w:insideH w:val="single" w:sz="4" w:space="0" w:color="D9D9D9"/>
-              <w:insideV w:val="single" w:sz="4" w:space="0" w:color="D9D9D9"/>
-            </w:tcBorders>
-            <w:tcMar>
-              <w:top w:w="80" w:type="dxa"/>
-              <w:start w:w="100" w:type="dxa"/>
-              <w:bottom w:w="80" w:type="dxa"/>
-              <w:end w:w="100" w:type="dxa"/>
-            </w:tcMar>
-            <w:vAlign w:val="center"/>
-          </w:tcPr>
-          <w:p>
-            <w:r>
-              <w:rPr>
-                <w:rFonts w:ascii="Arial" w:hAnsi="Arial"/>
-                <w:sz w:val="20"/>
-              </w:rPr>
-              <w:t>Periodo académico 2026</w:t>
-            </w:r>
-          </w:p>
-        </w:tc>
-      </w:tr>
-      <w:tr>
-        <w:tc>
-          <w:tcPr>
-            <w:tcW w:type="dxa" w:w="4320"/>
-            <w:shd w:fill="EAF0F6"/>
-            <w:tcBorders>
-              <w:top w:val="single" w:sz="4" w:space="0" w:color="D9D9D9"/>
-              <w:left w:val="single" w:sz="4" w:space="0" w:color="D9D9D9"/>
-              <w:bottom w:val="single" w:sz="4" w:space="0" w:color="D9D9D9"/>
-              <w:right w:val="single" w:sz="4" w:space="0" w:color="D9D9D9"/>
-              <w:insideH w:val="single" w:sz="4" w:space="0" w:color="D9D9D9"/>
-              <w:insideV w:val="single" w:sz="4" w:space="0" w:color="D9D9D9"/>
-            </w:tcBorders>
-            <w:tcMar>
-              <w:top w:w="80" w:type="dxa"/>
-              <w:start w:w="100" w:type="dxa"/>
-              <w:bottom w:w="80" w:type="dxa"/>
-              <w:end w:w="100" w:type="dxa"/>
-            </w:tcMar>
-            <w:vAlign w:val="center"/>
-          </w:tcPr>
-          <w:p>
-            <w:r>
-              <w:rPr>
-                <w:rFonts w:ascii="Arial" w:hAnsi="Arial"/>
-                <w:b/>
-                <w:color w:val="10294B"/>
-                <w:sz w:val="20"/>
-              </w:rPr>
-              <w:t>Entregable</w:t>
-            </w:r>
-          </w:p>
-        </w:tc>
-        <w:tc>
-          <w:tcPr>
-            <w:tcW w:type="dxa" w:w="4320"/>
-            <w:tcBorders>
-              <w:top w:val="single" w:sz="4" w:space="0" w:color="D9D9D9"/>
-              <w:left w:val="single" w:sz="4" w:space="0" w:color="D9D9D9"/>
-              <w:bottom w:val="single" w:sz="4" w:space="0" w:color="D9D9D9"/>
-              <w:right w:val="single" w:sz="4" w:space="0" w:color="D9D9D9"/>
-              <w:insideH w:val="single" w:sz="4" w:space="0" w:color="D9D9D9"/>
-              <w:insideV w:val="single" w:sz="4" w:space="0" w:color="D9D9D9"/>
-            </w:tcBorders>
-            <w:tcMar>
-              <w:top w:w="80" w:type="dxa"/>
-              <w:start w:w="100" w:type="dxa"/>
-              <w:bottom w:w="80" w:type="dxa"/>
-              <w:end w:w="100" w:type="dxa"/>
-            </w:tcMar>
-            <w:vAlign w:val="center"/>
-          </w:tcPr>
-          <w:p>
-            <w:r>
-              <w:rPr>
-                <w:rFonts w:ascii="Arial" w:hAnsi="Arial"/>
-                <w:sz w:val="20"/>
-              </w:rPr>
-              <w:t>Documento operativo para el entorno local</w:t>
-            </w:r>
-          </w:p>
-        </w:tc>
-      </w:tr>
-      <w:tr>
-        <w:tc>
-          <w:tcPr>
-            <w:tcW w:type="dxa" w:w="4320"/>
-            <w:shd w:fill="EAF0F6"/>
-            <w:tcBorders>
-              <w:top w:val="single" w:sz="4" w:space="0" w:color="D9D9D9"/>
-              <w:left w:val="single" w:sz="4" w:space="0" w:color="D9D9D9"/>
-              <w:bottom w:val="single" w:sz="4" w:space="0" w:color="D9D9D9"/>
-              <w:right w:val="single" w:sz="4" w:space="0" w:color="D9D9D9"/>
-              <w:insideH w:val="single" w:sz="4" w:space="0" w:color="D9D9D9"/>
-              <w:insideV w:val="single" w:sz="4" w:space="0" w:color="D9D9D9"/>
-            </w:tcBorders>
-            <w:tcMar>
-              <w:top w:w="80" w:type="dxa"/>
-              <w:start w:w="100" w:type="dxa"/>
-              <w:bottom w:w="80" w:type="dxa"/>
-              <w:end w:w="100" w:type="dxa"/>
-            </w:tcMar>
-            <w:vAlign w:val="center"/>
-          </w:tcPr>
-          <w:p>
-            <w:r>
-              <w:rPr>
-                <w:rFonts w:ascii="Arial" w:hAnsi="Arial"/>
-                <w:b/>
-                <w:color w:val="10294B"/>
-                <w:sz w:val="20"/>
-              </w:rPr>
-              <w:t>Estudiante / integrantes</w:t>
-            </w:r>
-          </w:p>
-        </w:tc>
-        <w:tc>
-          <w:tcPr>
-            <w:tcW w:type="dxa" w:w="4320"/>
-            <w:tcBorders>
-              <w:top w:val="single" w:sz="4" w:space="0" w:color="D9D9D9"/>
-              <w:left w:val="single" w:sz="4" w:space="0" w:color="D9D9D9"/>
-              <w:bottom w:val="single" w:sz="4" w:space="0" w:color="D9D9D9"/>
-              <w:right w:val="single" w:sz="4" w:space="0" w:color="D9D9D9"/>
-              <w:insideH w:val="single" w:sz="4" w:space="0" w:color="D9D9D9"/>
-              <w:insideV w:val="single" w:sz="4" w:space="0" w:color="D9D9D9"/>
-            </w:tcBorders>
-            <w:tcMar>
-              <w:top w:w="80" w:type="dxa"/>
-              <w:start w:w="100" w:type="dxa"/>
-              <w:bottom w:w="80" w:type="dxa"/>
-              <w:end w:w="100" w:type="dxa"/>
-            </w:tcMar>
-            <w:vAlign w:val="center"/>
-          </w:tcPr>
-          <w:p>
-            <w:r>
-              <w:rPr>
-                <w:rFonts w:ascii="Arial" w:hAnsi="Arial"/>
-                <w:sz w:val="20"/>
-              </w:rPr>
-              <w:t>[Completar]</w:t>
-            </w:r>
-          </w:p>
-        </w:tc>
-      </w:tr>
-      <w:tr>
-        <w:tc>
-          <w:tcPr>
-            <w:tcW w:type="dxa" w:w="4320"/>
-            <w:shd w:fill="EAF0F6"/>
-            <w:tcBorders>
-              <w:top w:val="single" w:sz="4" w:space="0" w:color="D9D9D9"/>
-              <w:left w:val="single" w:sz="4" w:space="0" w:color="D9D9D9"/>
-              <w:bottom w:val="single" w:sz="4" w:space="0" w:color="D9D9D9"/>
-              <w:right w:val="single" w:sz="4" w:space="0" w:color="D9D9D9"/>
-              <w:insideH w:val="single" w:sz="4" w:space="0" w:color="D9D9D9"/>
-              <w:insideV w:val="single" w:sz="4" w:space="0" w:color="D9D9D9"/>
-            </w:tcBorders>
-            <w:tcMar>
-              <w:top w:w="80" w:type="dxa"/>
-              <w:start w:w="100" w:type="dxa"/>
-              <w:bottom w:w="80" w:type="dxa"/>
-              <w:end w:w="100" w:type="dxa"/>
-            </w:tcMar>
-            <w:vAlign w:val="center"/>
-          </w:tcPr>
-          <w:p>
-            <w:r>
-              <w:rPr>
-                <w:rFonts w:ascii="Arial" w:hAnsi="Arial"/>
-                <w:b/>
-                <w:color w:val="10294B"/>
-                <w:sz w:val="20"/>
-              </w:rPr>
-              <w:t>Coordinador del proyecto</w:t>
-            </w:r>
-          </w:p>
-        </w:tc>
-        <w:tc>
-          <w:tcPr>
-            <w:tcW w:type="dxa" w:w="4320"/>
-            <w:tcBorders>
-              <w:top w:val="single" w:sz="4" w:space="0" w:color="D9D9D9"/>
-              <w:left w:val="single" w:sz="4" w:space="0" w:color="D9D9D9"/>
-              <w:bottom w:val="single" w:sz="4" w:space="0" w:color="D9D9D9"/>
-              <w:right w:val="single" w:sz="4" w:space="0" w:color="D9D9D9"/>
-              <w:insideH w:val="single" w:sz="4" w:space="0" w:color="D9D9D9"/>
-              <w:insideV w:val="single" w:sz="4" w:space="0" w:color="D9D9D9"/>
-            </w:tcBorders>
-            <w:tcMar>
-              <w:top w:w="80" w:type="dxa"/>
-              <w:start w:w="100" w:type="dxa"/>
-              <w:bottom w:w="80" w:type="dxa"/>
-              <w:end w:w="100" w:type="dxa"/>
-            </w:tcMar>
-            <w:vAlign w:val="center"/>
-          </w:tcPr>
-          <w:p>
-            <w:r>
-              <w:rPr>
-                <w:rFonts w:ascii="Arial" w:hAnsi="Arial"/>
-                <w:sz w:val="20"/>
-              </w:rPr>
-              <w:t>[Completar]</w:t>
-            </w:r>
-          </w:p>
-        </w:tc>
-      </w:tr>
-      <w:tr>
-        <w:tc>
-          <w:tcPr>
-            <w:tcW w:type="dxa" w:w="4320"/>
-            <w:shd w:fill="EAF0F6"/>
-            <w:tcBorders>
-              <w:top w:val="single" w:sz="4" w:space="0" w:color="D9D9D9"/>
-              <w:left w:val="single" w:sz="4" w:space="0" w:color="D9D9D9"/>
-              <w:bottom w:val="single" w:sz="4" w:space="0" w:color="D9D9D9"/>
-              <w:right w:val="single" w:sz="4" w:space="0" w:color="D9D9D9"/>
-              <w:insideH w:val="single" w:sz="4" w:space="0" w:color="D9D9D9"/>
-              <w:insideV w:val="single" w:sz="4" w:space="0" w:color="D9D9D9"/>
-            </w:tcBorders>
-            <w:tcMar>
-              <w:top w:w="80" w:type="dxa"/>
-              <w:start w:w="100" w:type="dxa"/>
-              <w:bottom w:w="80" w:type="dxa"/>
-              <w:end w:w="100" w:type="dxa"/>
-            </w:tcMar>
-            <w:vAlign w:val="center"/>
-          </w:tcPr>
-          <w:p>
-            <w:r>
-              <w:rPr>
-                <w:rFonts w:ascii="Arial" w:hAnsi="Arial"/>
-                <w:b/>
-                <w:color w:val="10294B"/>
-                <w:sz w:val="20"/>
-              </w:rPr>
-              <w:t>Institución / bodega</w:t>
-            </w:r>
-          </w:p>
-        </w:tc>
-        <w:tc>
-          <w:tcPr>
-            <w:tcW w:type="dxa" w:w="4320"/>
-            <w:tcBorders>
-              <w:top w:val="single" w:sz="4" w:space="0" w:color="D9D9D9"/>
-              <w:left w:val="single" w:sz="4" w:space="0" w:color="D9D9D9"/>
-              <w:bottom w:val="single" w:sz="4" w:space="0" w:color="D9D9D9"/>
-              <w:right w:val="single" w:sz="4" w:space="0" w:color="D9D9D9"/>
-              <w:insideH w:val="single" w:sz="4" w:space="0" w:color="D9D9D9"/>
-              <w:insideV w:val="single" w:sz="4" w:space="0" w:color="D9D9D9"/>
-            </w:tcBorders>
-            <w:tcMar>
-              <w:top w:w="80" w:type="dxa"/>
-              <w:start w:w="100" w:type="dxa"/>
-              <w:bottom w:w="80" w:type="dxa"/>
-              <w:end w:w="100" w:type="dxa"/>
-            </w:tcMar>
-            <w:vAlign w:val="center"/>
-          </w:tcPr>
-          <w:p>
-            <w:r>
-              <w:rPr>
-                <w:rFonts w:ascii="Arial" w:hAnsi="Arial"/>
-                <w:sz w:val="20"/>
-              </w:rPr>
-              <w:t>Bodega Norte – [completar ubicación]</w:t>
-            </w:r>
-          </w:p>
-        </w:tc>
-      </w:tr>
-      <w:tr>
-        <w:tc>
-          <w:tcPr>
-            <w:tcW w:type="dxa" w:w="4320"/>
-            <w:shd w:fill="EAF0F6"/>
-            <w:tcBorders>
-              <w:top w:val="single" w:sz="4" w:space="0" w:color="D9D9D9"/>
-              <w:left w:val="single" w:sz="4" w:space="0" w:color="D9D9D9"/>
-              <w:bottom w:val="single" w:sz="4" w:space="0" w:color="D9D9D9"/>
-              <w:right w:val="single" w:sz="4" w:space="0" w:color="D9D9D9"/>
-              <w:insideH w:val="single" w:sz="4" w:space="0" w:color="D9D9D9"/>
-              <w:insideV w:val="single" w:sz="4" w:space="0" w:color="D9D9D9"/>
-            </w:tcBorders>
-            <w:tcMar>
-              <w:top w:w="80" w:type="dxa"/>
-              <w:start w:w="100" w:type="dxa"/>
-              <w:bottom w:w="80" w:type="dxa"/>
-              <w:end w:w="100" w:type="dxa"/>
-            </w:tcMar>
-            <w:vAlign w:val="center"/>
-          </w:tcPr>
-          <w:p>
-            <w:r>
-              <w:rPr>
-                <w:rFonts w:ascii="Arial" w:hAnsi="Arial"/>
-                <w:b/>
-                <w:color w:val="10294B"/>
-                <w:sz w:val="20"/>
-              </w:rPr>
-              <w:t>Fecha de entrega</w:t>
-            </w:r>
-          </w:p>
-        </w:tc>
-        <w:tc>
-          <w:tcPr>
-            <w:tcW w:type="dxa" w:w="4320"/>
-            <w:tcBorders>
-              <w:top w:val="single" w:sz="4" w:space="0" w:color="D9D9D9"/>
-              <w:left w:val="single" w:sz="4" w:space="0" w:color="D9D9D9"/>
-              <w:bottom w:val="single" w:sz="4" w:space="0" w:color="D9D9D9"/>
-              <w:right w:val="single" w:sz="4" w:space="0" w:color="D9D9D9"/>
-              <w:insideH w:val="single" w:sz="4" w:space="0" w:color="D9D9D9"/>
-              <w:insideV w:val="single" w:sz="4" w:space="0" w:color="D9D9D9"/>
-            </w:tcBorders>
-            <w:tcMar>
-              <w:top w:w="80" w:type="dxa"/>
-              <w:start w:w="100" w:type="dxa"/>
-              <w:bottom w:w="80" w:type="dxa"/>
-              <w:end w:w="100" w:type="dxa"/>
-            </w:tcMar>
-            <w:vAlign w:val="center"/>
-          </w:tcPr>
-          <w:p>
-            <w:r>
-              <w:rPr>
-                <w:rFonts w:ascii="Arial" w:hAnsi="Arial"/>
-                <w:sz w:val="20"/>
-              </w:rPr>
-              <w:t>[Completar]</w:t>
-            </w:r>
-          </w:p>
-        </w:tc>
-      </w:tr>
-    </w:tbl>
-    <w:p/>
     <w:p>
       <w:pPr>
         <w:jc w:val="center"/>
       </w:pPr>
       <w:r>
         <w:rPr>
-          <w:i/>
-          <w:color w:val="6B7280"/>
-          <w:sz w:val="18"/>
+          <w:rFonts w:ascii="Arial" w:hAnsi="Arial" w:eastAsia="Arial"/>
+          <w:color w:val="000000"/>
+          <w:sz w:val="22"/>
         </w:rPr>
-        <w:t>Elaborado a partir de la estructura y criterios indicados en los documentos de referencia del curso.</w:t>
+        <w:t>Ciclo cuarto | Periodo 2026 | Semestre no consignado en los documentos recibidos</w:t>
+      </w:r>
+    </w:p>
+    <w:p>
+      <w:pPr>
+        <w:jc w:val="center"/>
+      </w:pPr>
+      <w:r>
+        <w:rPr>
+          <w:rFonts w:ascii="Arial" w:hAnsi="Arial" w:eastAsia="Arial"/>
+          <w:color w:val="000000"/>
+          <w:sz w:val="22"/>
+        </w:rPr>
+        <w:t>Grupo 10</w:t>
+      </w:r>
+    </w:p>
+    <w:p/>
+    <w:p>
+      <w:pPr>
+        <w:jc w:val="left"/>
+      </w:pPr>
+      <w:r>
+        <w:rPr>
+          <w:rFonts w:ascii="Arial" w:hAnsi="Arial" w:eastAsia="Arial"/>
+          <w:color w:val="000000"/>
+          <w:sz w:val="22"/>
+        </w:rPr>
+        <w:t>Coordinador: Gonzalo Yoel Choque Becerra</w:t>
       </w:r>
     </w:p>
     <w:p>
       <w:r>
+        <w:rPr>
+          <w:rFonts w:ascii="Arial" w:hAnsi="Arial" w:eastAsia="Arial"/>
+          <w:color w:val="000000"/>
+          <w:sz w:val="22"/>
+        </w:rPr>
+        <w:t>Integrantes: Adrian Alexander Berrocal Villanueva; Lalo Alessandro Eugenio Montalvo; Juan Diego Romero Peralta</w:t>
+      </w:r>
+    </w:p>
+    <w:p>
+      <w:r>
+        <w:rPr>
+          <w:rFonts w:ascii="Arial" w:hAnsi="Arial" w:eastAsia="Arial"/>
+          <w:color w:val="000000"/>
+          <w:sz w:val="22"/>
+        </w:rPr>
+        <w:t>Fecha de elaboración: 4 de octubre de 2026</w:t>
+      </w:r>
+    </w:p>
+    <w:p>
+      <w:r>
+        <w:rPr>
+          <w:rFonts w:ascii="Arial" w:hAnsi="Arial" w:eastAsia="Arial"/>
+          <w:color w:val="000000"/>
+          <w:sz w:val="22"/>
+        </w:rPr>
         <w:br w:type="page"/>
       </w:r>
     </w:p>
     <w:p>
       <w:pPr>
         <w:pStyle w:val="Heading1"/>
+        <w:keepNext/>
+        <w:keepLines/>
       </w:pPr>
       <w:r>
+        <w:rPr>
+          <w:rFonts w:ascii="Arial" w:hAnsi="Arial" w:eastAsia="Arial"/>
+          <w:color w:val="000000"/>
+          <w:sz w:val="22"/>
+        </w:rPr>
         <w:t>1. Alcance</w:t>
       </w:r>
     </w:p>
     <w:p>
       <w:r>
-        <w:t>La guía permite ejecutar el MVP de Bodega Norte en un equipo de desarrollo. La solución incluye una View React alojada por ASP.NET Core MVC, controladores, modelos, reglas de negocio y repositorio SQL Server. También conserva un modo demo con persistencia local del navegador.</w:t>
+        <w:rPr>
+          <w:rFonts w:ascii="Arial" w:hAnsi="Arial" w:eastAsia="Arial"/>
+          <w:color w:val="000000"/>
+          <w:sz w:val="22"/>
+        </w:rPr>
+        <w:t>La guía permite ejecutar el MVP de Bodega Norte en un equipo de desarrollo. La solución incluye una View React alojada por ASP.NET Core MVC, controladores, modelos, reglas de negocio y repositorio Npgsql para Supabase PostgreSQL. También conserva un modo demo con persistencia local del navegador.</w:t>
       </w:r>
     </w:p>
     <w:p>
       <w:pPr>
         <w:pStyle w:val="Heading1"/>
+        <w:keepNext/>
+        <w:keepLines/>
       </w:pPr>
       <w:r>
+        <w:rPr>
+          <w:rFonts w:ascii="Arial" w:hAnsi="Arial" w:eastAsia="Arial"/>
+          <w:color w:val="000000"/>
+          <w:sz w:val="22"/>
+        </w:rPr>
         <w:t>2. Requisitos</w:t>
       </w:r>
     </w:p>
@@ -606,6 +175,11 @@
         <w:pStyle w:val="ListBullet"/>
       </w:pPr>
       <w:r>
+        <w:rPr>
+          <w:rFonts w:ascii="Arial" w:hAnsi="Arial" w:eastAsia="Arial"/>
+          <w:color w:val="000000"/>
+          <w:sz w:val="22"/>
+        </w:rPr>
         <w:t>Windows con Visual Studio, desarrollo ASP.NET y SDK de .NET 8.</w:t>
       </w:r>
     </w:p>
@@ -614,7 +188,12 @@
         <w:pStyle w:val="ListBullet"/>
       </w:pPr>
       <w:r>
-        <w:t>Node.js 20 o superior y pnpm.</w:t>
+        <w:rPr>
+          <w:rFonts w:ascii="Arial" w:hAnsi="Arial" w:eastAsia="Arial"/>
+          <w:color w:val="000000"/>
+          <w:sz w:val="22"/>
+        </w:rPr>
+        <w:t>Node.js 22 y pnpm 11.19.0.</w:t>
       </w:r>
     </w:p>
     <w:p>
@@ -622,6 +201,11 @@
         <w:pStyle w:val="ListBullet"/>
       </w:pPr>
       <w:r>
+        <w:rPr>
+          <w:rFonts w:ascii="Arial" w:hAnsi="Arial" w:eastAsia="Arial"/>
+          <w:color w:val="000000"/>
+          <w:sz w:val="22"/>
+        </w:rPr>
         <w:t>Navegador actualizado: Chrome, Edge o Firefox.</w:t>
       </w:r>
     </w:p>
@@ -630,7 +214,12 @@
         <w:pStyle w:val="ListBullet"/>
       </w:pPr>
       <w:r>
-        <w:t>SQL Server LocalDB o una instancia SQL Server accesible.</w:t>
+        <w:rPr>
+          <w:rFonts w:ascii="Arial" w:hAnsi="Arial" w:eastAsia="Arial"/>
+          <w:color w:val="000000"/>
+          <w:sz w:val="22"/>
+        </w:rPr>
+        <w:t>Proyecto Supabase PostgreSQL y contraseña de base de datos configurada en User Secrets.</w:t>
       </w:r>
     </w:p>
     <w:p>
@@ -638,144 +227,265 @@
         <w:pStyle w:val="ListBullet"/>
       </w:pPr>
       <w:r>
-        <w:t>Java 17 o superior solo para ejecutar la prueba de integración opcional.</w:t>
+        <w:rPr>
+          <w:rFonts w:ascii="Arial" w:hAnsi="Arial" w:eastAsia="Arial"/>
+          <w:color w:val="000000"/>
+          <w:sz w:val="22"/>
+        </w:rPr>
+        <w:t>Java 17 o superior solo para ejecutar la prueba de integración opcional en una base de desarrollo.</w:t>
       </w:r>
     </w:p>
     <w:p>
       <w:pPr>
         <w:pStyle w:val="Heading1"/>
+        <w:keepNext/>
+        <w:keepLines/>
       </w:pPr>
       <w:r>
+        <w:rPr>
+          <w:rFonts w:ascii="Arial" w:hAnsi="Arial" w:eastAsia="Arial"/>
+          <w:color w:val="000000"/>
+          <w:sz w:val="22"/>
+        </w:rPr>
         <w:t>3. Instalación del frontend</w:t>
       </w:r>
     </w:p>
     <w:p>
       <w:pPr>
-        <w:pStyle w:val="ListNumber"/>
+        <w:ind w:left="369" w:hanging="369"/>
       </w:pPr>
       <w:r>
-        <w:t>Copie o clone la carpeta del proyecto en el equipo.</w:t>
+        <w:rPr>
+          <w:rFonts w:ascii="Arial" w:hAnsi="Arial" w:eastAsia="Arial"/>
+          <w:color w:val="000000"/>
+          <w:sz w:val="22"/>
+        </w:rPr>
+        <w:t>1. Copie o clone la carpeta del proyecto en el equipo.</w:t>
       </w:r>
     </w:p>
     <w:p>
       <w:pPr>
-        <w:pStyle w:val="ListNumber"/>
+        <w:ind w:left="369" w:hanging="369"/>
       </w:pPr>
       <w:r>
-        <w:t>Abra una terminal en la carpeta EFSR14908_Bodega_Norte.</w:t>
+        <w:rPr>
+          <w:rFonts w:ascii="Arial" w:hAnsi="Arial" w:eastAsia="Arial"/>
+          <w:color w:val="000000"/>
+          <w:sz w:val="22"/>
+        </w:rPr>
+        <w:t>2. Abra una terminal en la carpeta EFSR14908_Bodega_Norte.</w:t>
       </w:r>
     </w:p>
     <w:p>
       <w:pPr>
-        <w:pStyle w:val="ListNumber"/>
+        <w:ind w:left="369" w:hanging="369"/>
       </w:pPr>
       <w:r>
-        <w:t>Ejecute pnpm install para instalar las dependencias.</w:t>
+        <w:rPr>
+          <w:rFonts w:ascii="Arial" w:hAnsi="Arial" w:eastAsia="Arial"/>
+          <w:color w:val="000000"/>
+          <w:sz w:val="22"/>
+        </w:rPr>
+        <w:t>3. Ejecute npm install para instalar las dependencias.</w:t>
       </w:r>
     </w:p>
     <w:p>
       <w:pPr>
-        <w:pStyle w:val="ListNumber"/>
+        <w:ind w:left="369" w:hanging="369"/>
       </w:pPr>
       <w:r>
-        <w:t>Ejecute pnpm run dev para iniciar el servidor local.</w:t>
+        <w:rPr>
+          <w:rFonts w:ascii="Arial" w:hAnsi="Arial" w:eastAsia="Arial"/>
+          <w:color w:val="000000"/>
+          <w:sz w:val="22"/>
+        </w:rPr>
+        <w:t>4. Ejecute npm run dev para iniciar el servidor local.</w:t>
       </w:r>
     </w:p>
     <w:p>
       <w:pPr>
-        <w:pStyle w:val="ListNumber"/>
+        <w:ind w:left="369" w:hanging="369"/>
       </w:pPr>
       <w:r>
-        <w:t>Abra la URL indicada por Vite, normalmente http://localhost:5173/.</w:t>
+        <w:rPr>
+          <w:rFonts w:ascii="Arial" w:hAnsi="Arial" w:eastAsia="Arial"/>
+          <w:color w:val="000000"/>
+          <w:sz w:val="22"/>
+        </w:rPr>
+        <w:t>5. Abra la URL indicada por Vite, normalmente http://localhost:5173/.</w:t>
       </w:r>
     </w:p>
     <w:p>
       <w:pPr>
         <w:pStyle w:val="Heading1"/>
+        <w:keepNext/>
+        <w:keepLines/>
       </w:pPr>
       <w:r>
+        <w:rPr>
+          <w:rFonts w:ascii="Arial" w:hAnsi="Arial" w:eastAsia="Arial"/>
+          <w:color w:val="000000"/>
+          <w:sz w:val="22"/>
+        </w:rPr>
         <w:t>4. Construcción de producción</w:t>
       </w:r>
     </w:p>
     <w:p>
       <w:r>
+        <w:rPr>
+          <w:rFonts w:ascii="Arial" w:hAnsi="Arial" w:eastAsia="Arial"/>
+          <w:color w:val="000000"/>
+          <w:sz w:val="22"/>
+        </w:rPr>
         <w:t>Para validar que la aplicación puede compilarse, ejecute:</w:t>
       </w:r>
     </w:p>
     <w:p>
       <w:r>
         <w:rPr>
-          <w:rFonts w:ascii="Consolas" w:hAnsi="Consolas"/>
-          <w:color w:val="10294B"/>
-          <w:sz w:val="20"/>
+          <w:rFonts w:ascii="Arial" w:hAnsi="Arial" w:eastAsia="Arial"/>
+          <w:color w:val="000000"/>
+          <w:sz w:val="22"/>
         </w:rPr>
-        <w:t>pnpm run build</w:t>
+        <w:t>npm run build</w:t>
       </w:r>
     </w:p>
     <w:p>
       <w:r>
-        <w:t>El comando debe finalizar sin errores y crear la carpeta dist. Para preparar la aplicación MVC en Visual Studio, use pnpm run build:visualstudio; los archivos compilados se generan en backend/BodegaNorte.Api/wwwroot.</w:t>
+        <w:rPr>
+          <w:rFonts w:ascii="Arial" w:hAnsi="Arial" w:eastAsia="Arial"/>
+          <w:color w:val="000000"/>
+          <w:sz w:val="22"/>
+        </w:rPr>
+        <w:t>El comando debe finalizar sin errores y crear la carpeta dist. Para preparar la aplicación MVC en Visual Studio, use npm run build:visualstudio; los archivos compilados se generan en backend/BodegaNorte.Api/wwwroot.</w:t>
       </w:r>
     </w:p>
     <w:p>
       <w:pPr>
         <w:pStyle w:val="Heading1"/>
+        <w:keepNext/>
+        <w:keepLines/>
       </w:pPr>
       <w:r>
-        <w:t>4.1. Ejecución en Visual Studio</w:t>
+        <w:rPr>
+          <w:rFonts w:ascii="Arial" w:hAnsi="Arial" w:eastAsia="Arial"/>
+          <w:color w:val="000000"/>
+          <w:sz w:val="22"/>
+        </w:rPr>
+        <w:t>4.1. Ejecución en Visual Studio y Supabase</w:t>
       </w:r>
     </w:p>
     <w:p>
       <w:pPr>
-        <w:pStyle w:val="ListNumber"/>
+        <w:ind w:left="369" w:hanging="369"/>
       </w:pPr>
       <w:r>
-        <w:t>Ejecute database/schema.sql y database/seed.sql en (localdb)\MSSQLLocalDB.</w:t>
+        <w:rPr>
+          <w:rFonts w:ascii="Arial" w:hAnsi="Arial" w:eastAsia="Arial"/>
+          <w:color w:val="000000"/>
+          <w:sz w:val="22"/>
+        </w:rPr>
+        <w:t>1. Para una base nueva ejecute database/schema.sql, database/upgrade_operations.sql y database/seed.sql, en ese orden. En el proyecto actual la migración ya está aplicada.</w:t>
       </w:r>
     </w:p>
     <w:p>
       <w:pPr>
-        <w:pStyle w:val="ListNumber"/>
+        <w:ind w:left="369" w:hanging="369"/>
       </w:pPr>
       <w:r>
-        <w:t>Ajuste la cadena BodegaNorte en backend/BodegaNorte.Api/appsettings.Development.json si usa otra instancia.</w:t>
+        <w:rPr>
+          <w:rFonts w:ascii="Arial" w:hAnsi="Arial" w:eastAsia="Arial"/>
+          <w:color w:val="000000"/>
+          <w:sz w:val="22"/>
+        </w:rPr>
+        <w:t>2. En Visual Studio, abra Manage User Secrets para BodegaNorte.Api y agregue ConnectionStrings:BodegaNorte con los datos del Session pooler y la contraseña, Supabase:Url, Supabase:PublishableKey y BootstrapAdminEmail. Confirme el correo del administrador inicial.</w:t>
       </w:r>
     </w:p>
     <w:p>
       <w:pPr>
-        <w:pStyle w:val="ListNumber"/>
+        <w:ind w:left="369" w:hanging="369"/>
       </w:pPr>
       <w:r>
-        <w:t>Abra backend/BodegaNorte.sln en Visual Studio.</w:t>
+        <w:rPr>
+          <w:rFonts w:ascii="Arial" w:hAnsi="Arial" w:eastAsia="Arial"/>
+          <w:color w:val="000000"/>
+          <w:sz w:val="22"/>
+        </w:rPr>
+        <w:t>3. Desde la raíz ejecute npm install y npm run build:visualstudio.</w:t>
       </w:r>
     </w:p>
     <w:p>
       <w:pPr>
-        <w:pStyle w:val="ListNumber"/>
+        <w:ind w:left="369" w:hanging="369"/>
       </w:pPr>
       <w:r>
-        <w:t>Seleccione BodegaNorte.Api y presione F5.</w:t>
+        <w:rPr>
+          <w:rFonts w:ascii="Arial" w:hAnsi="Arial" w:eastAsia="Arial"/>
+          <w:color w:val="000000"/>
+          <w:sz w:val="22"/>
+        </w:rPr>
+        <w:t>4. Abra backend/BodegaNorte.sln en Visual Studio.</w:t>
       </w:r>
     </w:p>
     <w:p>
       <w:pPr>
-        <w:pStyle w:val="ListNumber"/>
+        <w:ind w:left="369" w:hanging="369"/>
       </w:pPr>
       <w:r>
-        <w:t>Verifique /api/health y pruebe la consulta de productos y el registro de una venta.</w:t>
+        <w:rPr>
+          <w:rFonts w:ascii="Arial" w:hAnsi="Arial" w:eastAsia="Arial"/>
+          <w:color w:val="000000"/>
+          <w:sz w:val="22"/>
+        </w:rPr>
+        <w:t>5. Seleccione BodegaNorte.Api y presione F5.</w:t>
+      </w:r>
+    </w:p>
+    <w:p>
+      <w:pPr>
+        <w:ind w:left="369" w:hanging="369"/>
+      </w:pPr>
+      <w:r>
+        <w:rPr>
+          <w:rFonts w:ascii="Arial" w:hAnsi="Arial" w:eastAsia="Arial"/>
+          <w:color w:val="000000"/>
+          <w:sz w:val="22"/>
+        </w:rPr>
+        <w:t>6. Verifique /api/health/ready; confirme su cuenta e ingrese con un rol habilitado para consultar productos.</w:t>
+      </w:r>
+    </w:p>
+    <w:p>
+      <w:r>
+        <w:rPr>
+          <w:rFonts w:ascii="Arial" w:hAnsi="Arial" w:eastAsia="Arial"/>
+          <w:color w:val="000000"/>
+          <w:sz w:val="22"/>
+        </w:rPr>
+        <w:t>Formato de la conexión: Host=HOST_DEL_SESSION_POOLER;Port=5432;Database=postgres;Username=USUARIO_DEL_POOLER;Password=TU_CONTRASEÑA;SSL Mode=Require. Reemplace cada campo con los valores del proyecto Supabase; no copie la contraseña en el repositorio.</w:t>
       </w:r>
     </w:p>
     <w:p>
       <w:pPr>
         <w:pStyle w:val="Heading1"/>
+        <w:keepNext/>
+        <w:keepLines/>
       </w:pPr>
       <w:r>
+        <w:rPr>
+          <w:rFonts w:ascii="Arial" w:hAnsi="Arial" w:eastAsia="Arial"/>
+          <w:color w:val="000000"/>
+          <w:sz w:val="22"/>
+        </w:rPr>
         <w:t>5. Datos y persistencia</w:t>
       </w:r>
     </w:p>
     <w:p>
       <w:r>
-        <w:t>El modo demo guarda productos y ventas en localStorage con las claves bodega-norte:v1:products y bodega-norte:v1:sales. En el modo MVC, los controladores envían las operaciones a BodegaService y BodegaRepository las guarda en SQL Server dentro de transacciones.</w:t>
+        <w:rPr>
+          <w:rFonts w:ascii="Arial" w:hAnsi="Arial" w:eastAsia="Arial"/>
+          <w:color w:val="000000"/>
+          <w:sz w:val="22"/>
+        </w:rPr>
+        <w:t>El modo demo guarda datos en bodega-norte:v2:data y migra datos antiguos sin inventar sus fechas o costos. En el modo MVC, los controladores envían las operaciones a BodegaService y BodegaRepository las guarda en Supabase PostgreSQL dentro de transacciones.</w:t>
       </w:r>
     </w:p>
     <w:tbl>
@@ -792,19 +502,20 @@
       </w:tblGrid>
       <w:tr>
         <w:trPr>
+          <w:cantSplit/>
           <w:tblHeader w:val="true"/>
         </w:trPr>
         <w:tc>
           <w:tcPr>
             <w:tcW w:type="dxa" w:w="2880"/>
-            <w:shd w:fill="10294B"/>
+            <w:shd w:fill="000000"/>
             <w:tcBorders>
-              <w:top w:val="single" w:sz="4" w:space="0" w:color="10294B"/>
-              <w:left w:val="single" w:sz="4" w:space="0" w:color="10294B"/>
-              <w:bottom w:val="single" w:sz="4" w:space="0" w:color="10294B"/>
-              <w:right w:val="single" w:sz="4" w:space="0" w:color="10294B"/>
-              <w:insideH w:val="single" w:sz="4" w:space="0" w:color="10294B"/>
-              <w:insideV w:val="single" w:sz="4" w:space="0" w:color="10294B"/>
+              <w:top w:val="single" w:sz="4" w:space="0" w:color="000000"/>
+              <w:left w:val="single" w:sz="4" w:space="0" w:color="000000"/>
+              <w:bottom w:val="single" w:sz="4" w:space="0" w:color="000000"/>
+              <w:right w:val="single" w:sz="4" w:space="0" w:color="000000"/>
+              <w:insideH w:val="single" w:sz="4" w:space="0" w:color="000000"/>
+              <w:insideV w:val="single" w:sz="4" w:space="0" w:color="000000"/>
             </w:tcBorders>
             <w:tcMar>
               <w:top w:w="80" w:type="dxa"/>
@@ -814,12 +525,15 @@
             </w:tcMar>
           </w:tcPr>
           <w:p>
+            <w:pPr>
+              <w:keepNext/>
+            </w:pPr>
             <w:r>
               <w:rPr>
-                <w:rFonts w:ascii="Arial" w:hAnsi="Arial"/>
+                <w:rFonts w:ascii="Arial" w:hAnsi="Arial" w:eastAsia="Arial"/>
                 <w:b/>
                 <w:color w:val="FFFFFF"/>
-                <w:sz w:val="18"/>
+                <w:sz w:val="22"/>
               </w:rPr>
               <w:t>Fase</w:t>
             </w:r>
@@ -828,14 +542,14 @@
         <w:tc>
           <w:tcPr>
             <w:tcW w:type="dxa" w:w="2880"/>
-            <w:shd w:fill="10294B"/>
+            <w:shd w:fill="000000"/>
             <w:tcBorders>
-              <w:top w:val="single" w:sz="4" w:space="0" w:color="10294B"/>
-              <w:left w:val="single" w:sz="4" w:space="0" w:color="10294B"/>
-              <w:bottom w:val="single" w:sz="4" w:space="0" w:color="10294B"/>
-              <w:right w:val="single" w:sz="4" w:space="0" w:color="10294B"/>
-              <w:insideH w:val="single" w:sz="4" w:space="0" w:color="10294B"/>
-              <w:insideV w:val="single" w:sz="4" w:space="0" w:color="10294B"/>
+              <w:top w:val="single" w:sz="4" w:space="0" w:color="000000"/>
+              <w:left w:val="single" w:sz="4" w:space="0" w:color="000000"/>
+              <w:bottom w:val="single" w:sz="4" w:space="0" w:color="000000"/>
+              <w:right w:val="single" w:sz="4" w:space="0" w:color="000000"/>
+              <w:insideH w:val="single" w:sz="4" w:space="0" w:color="000000"/>
+              <w:insideV w:val="single" w:sz="4" w:space="0" w:color="000000"/>
             </w:tcBorders>
             <w:tcMar>
               <w:top w:w="80" w:type="dxa"/>
@@ -845,12 +559,15 @@
             </w:tcMar>
           </w:tcPr>
           <w:p>
+            <w:pPr>
+              <w:keepNext/>
+            </w:pPr>
             <w:r>
               <w:rPr>
-                <w:rFonts w:ascii="Arial" w:hAnsi="Arial"/>
+                <w:rFonts w:ascii="Arial" w:hAnsi="Arial" w:eastAsia="Arial"/>
                 <w:b/>
                 <w:color w:val="FFFFFF"/>
-                <w:sz w:val="18"/>
+                <w:sz w:val="22"/>
               </w:rPr>
               <w:t>Persistencia</w:t>
             </w:r>
@@ -859,14 +576,14 @@
         <w:tc>
           <w:tcPr>
             <w:tcW w:type="dxa" w:w="2880"/>
-            <w:shd w:fill="10294B"/>
+            <w:shd w:fill="000000"/>
             <w:tcBorders>
-              <w:top w:val="single" w:sz="4" w:space="0" w:color="10294B"/>
-              <w:left w:val="single" w:sz="4" w:space="0" w:color="10294B"/>
-              <w:bottom w:val="single" w:sz="4" w:space="0" w:color="10294B"/>
-              <w:right w:val="single" w:sz="4" w:space="0" w:color="10294B"/>
-              <w:insideH w:val="single" w:sz="4" w:space="0" w:color="10294B"/>
-              <w:insideV w:val="single" w:sz="4" w:space="0" w:color="10294B"/>
+              <w:top w:val="single" w:sz="4" w:space="0" w:color="000000"/>
+              <w:left w:val="single" w:sz="4" w:space="0" w:color="000000"/>
+              <w:bottom w:val="single" w:sz="4" w:space="0" w:color="000000"/>
+              <w:right w:val="single" w:sz="4" w:space="0" w:color="000000"/>
+              <w:insideH w:val="single" w:sz="4" w:space="0" w:color="000000"/>
+              <w:insideV w:val="single" w:sz="4" w:space="0" w:color="000000"/>
             </w:tcBorders>
             <w:tcMar>
               <w:top w:w="80" w:type="dxa"/>
@@ -876,12 +593,15 @@
             </w:tcMar>
           </w:tcPr>
           <w:p>
+            <w:pPr>
+              <w:keepNext/>
+            </w:pPr>
             <w:r>
               <w:rPr>
-                <w:rFonts w:ascii="Arial" w:hAnsi="Arial"/>
+                <w:rFonts w:ascii="Arial" w:hAnsi="Arial" w:eastAsia="Arial"/>
                 <w:b/>
                 <w:color w:val="FFFFFF"/>
-                <w:sz w:val="18"/>
+                <w:sz w:val="22"/>
               </w:rPr>
               <w:t>Acción requerida</w:t>
             </w:r>
@@ -889,17 +609,20 @@
         </w:tc>
       </w:tr>
       <w:tr>
+        <w:trPr>
+          <w:cantSplit/>
+        </w:trPr>
         <w:tc>
           <w:tcPr>
             <w:tcW w:type="dxa" w:w="2880"/>
-            <w:shd w:fill="F7F9FB"/>
+            <w:shd w:fill="FFFFFF"/>
             <w:tcBorders>
-              <w:top w:val="single" w:sz="4" w:space="0" w:color="D9D9D9"/>
-              <w:left w:val="single" w:sz="4" w:space="0" w:color="D9D9D9"/>
-              <w:bottom w:val="single" w:sz="4" w:space="0" w:color="D9D9D9"/>
-              <w:right w:val="single" w:sz="4" w:space="0" w:color="D9D9D9"/>
-              <w:insideH w:val="single" w:sz="4" w:space="0" w:color="D9D9D9"/>
-              <w:insideV w:val="single" w:sz="4" w:space="0" w:color="D9D9D9"/>
+              <w:top w:val="single" w:sz="4" w:space="0" w:color="000000"/>
+              <w:left w:val="single" w:sz="4" w:space="0" w:color="000000"/>
+              <w:bottom w:val="single" w:sz="4" w:space="0" w:color="000000"/>
+              <w:right w:val="single" w:sz="4" w:space="0" w:color="000000"/>
+              <w:insideH w:val="single" w:sz="4" w:space="0" w:color="000000"/>
+              <w:insideV w:val="single" w:sz="4" w:space="0" w:color="000000"/>
             </w:tcBorders>
             <w:tcMar>
               <w:top w:w="80" w:type="dxa"/>
@@ -912,9 +635,9 @@
           <w:p>
             <w:r>
               <w:rPr>
-                <w:rFonts w:ascii="Arial" w:hAnsi="Arial"/>
-                <w:color w:val="222222"/>
-                <w:sz w:val="18"/>
+                <w:rFonts w:ascii="Arial" w:hAnsi="Arial" w:eastAsia="Arial"/>
+                <w:color w:val="000000"/>
+                <w:sz w:val="22"/>
               </w:rPr>
               <w:t>MVP demostrativo</w:t>
             </w:r>
@@ -923,14 +646,14 @@
         <w:tc>
           <w:tcPr>
             <w:tcW w:type="dxa" w:w="2880"/>
-            <w:shd w:fill="F7F9FB"/>
+            <w:shd w:fill="FFFFFF"/>
             <w:tcBorders>
-              <w:top w:val="single" w:sz="4" w:space="0" w:color="D9D9D9"/>
-              <w:left w:val="single" w:sz="4" w:space="0" w:color="D9D9D9"/>
-              <w:bottom w:val="single" w:sz="4" w:space="0" w:color="D9D9D9"/>
-              <w:right w:val="single" w:sz="4" w:space="0" w:color="D9D9D9"/>
-              <w:insideH w:val="single" w:sz="4" w:space="0" w:color="D9D9D9"/>
-              <w:insideV w:val="single" w:sz="4" w:space="0" w:color="D9D9D9"/>
+              <w:top w:val="single" w:sz="4" w:space="0" w:color="000000"/>
+              <w:left w:val="single" w:sz="4" w:space="0" w:color="000000"/>
+              <w:bottom w:val="single" w:sz="4" w:space="0" w:color="000000"/>
+              <w:right w:val="single" w:sz="4" w:space="0" w:color="000000"/>
+              <w:insideH w:val="single" w:sz="4" w:space="0" w:color="000000"/>
+              <w:insideV w:val="single" w:sz="4" w:space="0" w:color="000000"/>
             </w:tcBorders>
             <w:tcMar>
               <w:top w:w="80" w:type="dxa"/>
@@ -943,9 +666,9 @@
           <w:p>
             <w:r>
               <w:rPr>
-                <w:rFonts w:ascii="Arial" w:hAnsi="Arial"/>
-                <w:color w:val="222222"/>
-                <w:sz w:val="18"/>
+                <w:rFonts w:ascii="Arial" w:hAnsi="Arial" w:eastAsia="Arial"/>
+                <w:color w:val="000000"/>
+                <w:sz w:val="22"/>
               </w:rPr>
               <w:t>localStorage</w:t>
             </w:r>
@@ -954,14 +677,14 @@
         <w:tc>
           <w:tcPr>
             <w:tcW w:type="dxa" w:w="2880"/>
-            <w:shd w:fill="F7F9FB"/>
+            <w:shd w:fill="FFFFFF"/>
             <w:tcBorders>
-              <w:top w:val="single" w:sz="4" w:space="0" w:color="D9D9D9"/>
-              <w:left w:val="single" w:sz="4" w:space="0" w:color="D9D9D9"/>
-              <w:bottom w:val="single" w:sz="4" w:space="0" w:color="D9D9D9"/>
-              <w:right w:val="single" w:sz="4" w:space="0" w:color="D9D9D9"/>
-              <w:insideH w:val="single" w:sz="4" w:space="0" w:color="D9D9D9"/>
-              <w:insideV w:val="single" w:sz="4" w:space="0" w:color="D9D9D9"/>
+              <w:top w:val="single" w:sz="4" w:space="0" w:color="000000"/>
+              <w:left w:val="single" w:sz="4" w:space="0" w:color="000000"/>
+              <w:bottom w:val="single" w:sz="4" w:space="0" w:color="000000"/>
+              <w:right w:val="single" w:sz="4" w:space="0" w:color="000000"/>
+              <w:insideH w:val="single" w:sz="4" w:space="0" w:color="000000"/>
+              <w:insideV w:val="single" w:sz="4" w:space="0" w:color="000000"/>
             </w:tcBorders>
             <w:tcMar>
               <w:top w:w="80" w:type="dxa"/>
@@ -974,9 +697,9 @@
           <w:p>
             <w:r>
               <w:rPr>
-                <w:rFonts w:ascii="Arial" w:hAnsi="Arial"/>
-                <w:color w:val="222222"/>
-                <w:sz w:val="18"/>
+                <w:rFonts w:ascii="Arial" w:hAnsi="Arial" w:eastAsia="Arial"/>
+                <w:color w:val="000000"/>
+                <w:sz w:val="22"/>
               </w:rPr>
               <w:t>Usar Exportar CSV para respaldar.</w:t>
             </w:r>
@@ -984,16 +707,20 @@
         </w:tc>
       </w:tr>
       <w:tr>
+        <w:trPr>
+          <w:cantSplit/>
+        </w:trPr>
         <w:tc>
           <w:tcPr>
             <w:tcW w:type="dxa" w:w="2880"/>
+            <w:shd w:fill="FFFFFF"/>
             <w:tcBorders>
-              <w:top w:val="single" w:sz="4" w:space="0" w:color="D9D9D9"/>
-              <w:left w:val="single" w:sz="4" w:space="0" w:color="D9D9D9"/>
-              <w:bottom w:val="single" w:sz="4" w:space="0" w:color="D9D9D9"/>
-              <w:right w:val="single" w:sz="4" w:space="0" w:color="D9D9D9"/>
-              <w:insideH w:val="single" w:sz="4" w:space="0" w:color="D9D9D9"/>
-              <w:insideV w:val="single" w:sz="4" w:space="0" w:color="D9D9D9"/>
+              <w:top w:val="single" w:sz="4" w:space="0" w:color="000000"/>
+              <w:left w:val="single" w:sz="4" w:space="0" w:color="000000"/>
+              <w:bottom w:val="single" w:sz="4" w:space="0" w:color="000000"/>
+              <w:right w:val="single" w:sz="4" w:space="0" w:color="000000"/>
+              <w:insideH w:val="single" w:sz="4" w:space="0" w:color="000000"/>
+              <w:insideV w:val="single" w:sz="4" w:space="0" w:color="000000"/>
             </w:tcBorders>
             <w:tcMar>
               <w:top w:w="80" w:type="dxa"/>
@@ -1006,24 +733,25 @@
           <w:p>
             <w:r>
               <w:rPr>
-                <w:rFonts w:ascii="Arial" w:hAnsi="Arial"/>
-                <w:color w:val="222222"/>
-                <w:sz w:val="18"/>
+                <w:rFonts w:ascii="Arial" w:hAnsi="Arial" w:eastAsia="Arial"/>
+                <w:color w:val="000000"/>
+                <w:sz w:val="22"/>
               </w:rPr>
-              <w:t>MVC local</w:t>
+              <w:t>MVC con Visual Studio</w:t>
             </w:r>
           </w:p>
         </w:tc>
         <w:tc>
           <w:tcPr>
             <w:tcW w:type="dxa" w:w="2880"/>
+            <w:shd w:fill="FFFFFF"/>
             <w:tcBorders>
-              <w:top w:val="single" w:sz="4" w:space="0" w:color="D9D9D9"/>
-              <w:left w:val="single" w:sz="4" w:space="0" w:color="D9D9D9"/>
-              <w:bottom w:val="single" w:sz="4" w:space="0" w:color="D9D9D9"/>
-              <w:right w:val="single" w:sz="4" w:space="0" w:color="D9D9D9"/>
-              <w:insideH w:val="single" w:sz="4" w:space="0" w:color="D9D9D9"/>
-              <w:insideV w:val="single" w:sz="4" w:space="0" w:color="D9D9D9"/>
+              <w:top w:val="single" w:sz="4" w:space="0" w:color="000000"/>
+              <w:left w:val="single" w:sz="4" w:space="0" w:color="000000"/>
+              <w:bottom w:val="single" w:sz="4" w:space="0" w:color="000000"/>
+              <w:right w:val="single" w:sz="4" w:space="0" w:color="000000"/>
+              <w:insideH w:val="single" w:sz="4" w:space="0" w:color="000000"/>
+              <w:insideV w:val="single" w:sz="4" w:space="0" w:color="000000"/>
             </w:tcBorders>
             <w:tcMar>
               <w:top w:w="80" w:type="dxa"/>
@@ -1036,24 +764,25 @@
           <w:p>
             <w:r>
               <w:rPr>
-                <w:rFonts w:ascii="Arial" w:hAnsi="Arial"/>
-                <w:color w:val="222222"/>
-                <w:sz w:val="18"/>
+                <w:rFonts w:ascii="Arial" w:hAnsi="Arial" w:eastAsia="Arial"/>
+                <w:color w:val="000000"/>
+                <w:sz w:val="22"/>
               </w:rPr>
-              <w:t>SQL Server LocalDB</w:t>
+              <w:t>Supabase PostgreSQL</w:t>
             </w:r>
           </w:p>
         </w:tc>
         <w:tc>
           <w:tcPr>
             <w:tcW w:type="dxa" w:w="2880"/>
+            <w:shd w:fill="FFFFFF"/>
             <w:tcBorders>
-              <w:top w:val="single" w:sz="4" w:space="0" w:color="D9D9D9"/>
-              <w:left w:val="single" w:sz="4" w:space="0" w:color="D9D9D9"/>
-              <w:bottom w:val="single" w:sz="4" w:space="0" w:color="D9D9D9"/>
-              <w:right w:val="single" w:sz="4" w:space="0" w:color="D9D9D9"/>
-              <w:insideH w:val="single" w:sz="4" w:space="0" w:color="D9D9D9"/>
-              <w:insideV w:val="single" w:sz="4" w:space="0" w:color="D9D9D9"/>
+              <w:top w:val="single" w:sz="4" w:space="0" w:color="000000"/>
+              <w:left w:val="single" w:sz="4" w:space="0" w:color="000000"/>
+              <w:bottom w:val="single" w:sz="4" w:space="0" w:color="000000"/>
+              <w:right w:val="single" w:sz="4" w:space="0" w:color="000000"/>
+              <w:insideH w:val="single" w:sz="4" w:space="0" w:color="000000"/>
+              <w:insideV w:val="single" w:sz="4" w:space="0" w:color="000000"/>
             </w:tcBorders>
             <w:tcMar>
               <w:top w:w="80" w:type="dxa"/>
@@ -1066,27 +795,30 @@
           <w:p>
             <w:r>
               <w:rPr>
-                <w:rFonts w:ascii="Arial" w:hAnsi="Arial"/>
-                <w:color w:val="222222"/>
-                <w:sz w:val="18"/>
+                <w:rFonts w:ascii="Arial" w:hAnsi="Arial" w:eastAsia="Arial"/>
+                <w:color w:val="000000"/>
+                <w:sz w:val="22"/>
               </w:rPr>
-              <w:t>Ejecutar schema.sql, seed.sql y abrir la solución en Visual Studio.</w:t>
+              <w:t>Aplicar schema.sql y seed.sql, configurar User Secrets y abrir la solución.</w:t>
             </w:r>
           </w:p>
         </w:tc>
       </w:tr>
       <w:tr>
+        <w:trPr>
+          <w:cantSplit/>
+        </w:trPr>
         <w:tc>
           <w:tcPr>
             <w:tcW w:type="dxa" w:w="2880"/>
-            <w:shd w:fill="F7F9FB"/>
+            <w:shd w:fill="FFFFFF"/>
             <w:tcBorders>
-              <w:top w:val="single" w:sz="4" w:space="0" w:color="D9D9D9"/>
-              <w:left w:val="single" w:sz="4" w:space="0" w:color="D9D9D9"/>
-              <w:bottom w:val="single" w:sz="4" w:space="0" w:color="D9D9D9"/>
-              <w:right w:val="single" w:sz="4" w:space="0" w:color="D9D9D9"/>
-              <w:insideH w:val="single" w:sz="4" w:space="0" w:color="D9D9D9"/>
-              <w:insideV w:val="single" w:sz="4" w:space="0" w:color="D9D9D9"/>
+              <w:top w:val="single" w:sz="4" w:space="0" w:color="000000"/>
+              <w:left w:val="single" w:sz="4" w:space="0" w:color="000000"/>
+              <w:bottom w:val="single" w:sz="4" w:space="0" w:color="000000"/>
+              <w:right w:val="single" w:sz="4" w:space="0" w:color="000000"/>
+              <w:insideH w:val="single" w:sz="4" w:space="0" w:color="000000"/>
+              <w:insideV w:val="single" w:sz="4" w:space="0" w:color="000000"/>
             </w:tcBorders>
             <w:tcMar>
               <w:top w:w="80" w:type="dxa"/>
@@ -1099,9 +831,9 @@
           <w:p>
             <w:r>
               <w:rPr>
-                <w:rFonts w:ascii="Arial" w:hAnsi="Arial"/>
-                <w:color w:val="222222"/>
-                <w:sz w:val="18"/>
+                <w:rFonts w:ascii="Arial" w:hAnsi="Arial" w:eastAsia="Arial"/>
+                <w:color w:val="000000"/>
+                <w:sz w:val="22"/>
               </w:rPr>
               <w:t>Producción</w:t>
             </w:r>
@@ -1110,14 +842,14 @@
         <w:tc>
           <w:tcPr>
             <w:tcW w:type="dxa" w:w="2880"/>
-            <w:shd w:fill="F7F9FB"/>
+            <w:shd w:fill="FFFFFF"/>
             <w:tcBorders>
-              <w:top w:val="single" w:sz="4" w:space="0" w:color="D9D9D9"/>
-              <w:left w:val="single" w:sz="4" w:space="0" w:color="D9D9D9"/>
-              <w:bottom w:val="single" w:sz="4" w:space="0" w:color="D9D9D9"/>
-              <w:right w:val="single" w:sz="4" w:space="0" w:color="D9D9D9"/>
-              <w:insideH w:val="single" w:sz="4" w:space="0" w:color="D9D9D9"/>
-              <w:insideV w:val="single" w:sz="4" w:space="0" w:color="D9D9D9"/>
+              <w:top w:val="single" w:sz="4" w:space="0" w:color="000000"/>
+              <w:left w:val="single" w:sz="4" w:space="0" w:color="000000"/>
+              <w:bottom w:val="single" w:sz="4" w:space="0" w:color="000000"/>
+              <w:right w:val="single" w:sz="4" w:space="0" w:color="000000"/>
+              <w:insideH w:val="single" w:sz="4" w:space="0" w:color="000000"/>
+              <w:insideV w:val="single" w:sz="4" w:space="0" w:color="000000"/>
             </w:tcBorders>
             <w:tcMar>
               <w:top w:w="80" w:type="dxa"/>
@@ -1130,25 +862,25 @@
           <w:p>
             <w:r>
               <w:rPr>
-                <w:rFonts w:ascii="Arial" w:hAnsi="Arial"/>
-                <w:color w:val="222222"/>
-                <w:sz w:val="18"/>
+                <w:rFonts w:ascii="Arial" w:hAnsi="Arial" w:eastAsia="Arial"/>
+                <w:color w:val="000000"/>
+                <w:sz w:val="22"/>
               </w:rPr>
-              <w:t>SQL Server administrado</w:t>
+              <w:t>Supabase PostgreSQL</w:t>
             </w:r>
           </w:p>
         </w:tc>
         <w:tc>
           <w:tcPr>
             <w:tcW w:type="dxa" w:w="2880"/>
-            <w:shd w:fill="F7F9FB"/>
+            <w:shd w:fill="FFFFFF"/>
             <w:tcBorders>
-              <w:top w:val="single" w:sz="4" w:space="0" w:color="D9D9D9"/>
-              <w:left w:val="single" w:sz="4" w:space="0" w:color="D9D9D9"/>
-              <w:bottom w:val="single" w:sz="4" w:space="0" w:color="D9D9D9"/>
-              <w:right w:val="single" w:sz="4" w:space="0" w:color="D9D9D9"/>
-              <w:insideH w:val="single" w:sz="4" w:space="0" w:color="D9D9D9"/>
-              <w:insideV w:val="single" w:sz="4" w:space="0" w:color="D9D9D9"/>
+              <w:top w:val="single" w:sz="4" w:space="0" w:color="000000"/>
+              <w:left w:val="single" w:sz="4" w:space="0" w:color="000000"/>
+              <w:bottom w:val="single" w:sz="4" w:space="0" w:color="000000"/>
+              <w:right w:val="single" w:sz="4" w:space="0" w:color="000000"/>
+              <w:insideH w:val="single" w:sz="4" w:space="0" w:color="000000"/>
+              <w:insideV w:val="single" w:sz="4" w:space="0" w:color="000000"/>
             </w:tcBorders>
             <w:tcMar>
               <w:top w:w="80" w:type="dxa"/>
@@ -1161,11 +893,11 @@
           <w:p>
             <w:r>
               <w:rPr>
-                <w:rFonts w:ascii="Arial" w:hAnsi="Arial"/>
-                <w:color w:val="222222"/>
-                <w:sz w:val="18"/>
+                <w:rFonts w:ascii="Arial" w:hAnsi="Arial" w:eastAsia="Arial"/>
+                <w:color w:val="000000"/>
+                <w:sz w:val="22"/>
               </w:rPr>
-              <w:t>Autenticación, roles, auditoría, copias y monitoreo.</w:t>
+              <w:t>Validar roles y auditoría, guardar la conexión privada y ensayar recuperación antes de operar.</w:t>
             </w:r>
           </w:p>
         </w:tc>
@@ -1175,13 +907,25 @@
     <w:p>
       <w:pPr>
         <w:pStyle w:val="Heading1"/>
+        <w:keepNext/>
+        <w:keepLines/>
       </w:pPr>
       <w:r>
+        <w:rPr>
+          <w:rFonts w:ascii="Arial" w:hAnsi="Arial" w:eastAsia="Arial"/>
+          <w:color w:val="000000"/>
+          <w:sz w:val="22"/>
+        </w:rPr>
         <w:t>6. Configuración ambiental</w:t>
       </w:r>
     </w:p>
     <w:p>
       <w:r>
+        <w:rPr>
+          <w:rFonts w:ascii="Arial" w:hAnsi="Arial" w:eastAsia="Arial"/>
+          <w:color w:val="000000"/>
+          <w:sz w:val="22"/>
+        </w:rPr>
         <w:t>Copie .env.example como .env solo si se agregan servicios externos. Nunca coloque claves reales en el repositorio ni en las capturas de la entrega.</w:t>
       </w:r>
     </w:p>
@@ -1198,19 +942,20 @@
       </w:tblGrid>
       <w:tr>
         <w:trPr>
+          <w:cantSplit/>
           <w:tblHeader w:val="true"/>
         </w:trPr>
         <w:tc>
           <w:tcPr>
             <w:tcW w:type="dxa" w:w="4320"/>
-            <w:shd w:fill="10294B"/>
+            <w:shd w:fill="000000"/>
             <w:tcBorders>
-              <w:top w:val="single" w:sz="4" w:space="0" w:color="10294B"/>
-              <w:left w:val="single" w:sz="4" w:space="0" w:color="10294B"/>
-              <w:bottom w:val="single" w:sz="4" w:space="0" w:color="10294B"/>
-              <w:right w:val="single" w:sz="4" w:space="0" w:color="10294B"/>
-              <w:insideH w:val="single" w:sz="4" w:space="0" w:color="10294B"/>
-              <w:insideV w:val="single" w:sz="4" w:space="0" w:color="10294B"/>
+              <w:top w:val="single" w:sz="4" w:space="0" w:color="000000"/>
+              <w:left w:val="single" w:sz="4" w:space="0" w:color="000000"/>
+              <w:bottom w:val="single" w:sz="4" w:space="0" w:color="000000"/>
+              <w:right w:val="single" w:sz="4" w:space="0" w:color="000000"/>
+              <w:insideH w:val="single" w:sz="4" w:space="0" w:color="000000"/>
+              <w:insideV w:val="single" w:sz="4" w:space="0" w:color="000000"/>
             </w:tcBorders>
             <w:tcMar>
               <w:top w:w="80" w:type="dxa"/>
@@ -1220,12 +965,15 @@
             </w:tcMar>
           </w:tcPr>
           <w:p>
+            <w:pPr>
+              <w:keepNext/>
+            </w:pPr>
             <w:r>
               <w:rPr>
-                <w:rFonts w:ascii="Arial" w:hAnsi="Arial"/>
+                <w:rFonts w:ascii="Arial" w:hAnsi="Arial" w:eastAsia="Arial"/>
                 <w:b/>
                 <w:color w:val="FFFFFF"/>
-                <w:sz w:val="18"/>
+                <w:sz w:val="22"/>
               </w:rPr>
               <w:t>Variable sugerida</w:t>
             </w:r>
@@ -1234,14 +982,14 @@
         <w:tc>
           <w:tcPr>
             <w:tcW w:type="dxa" w:w="4320"/>
-            <w:shd w:fill="10294B"/>
+            <w:shd w:fill="000000"/>
             <w:tcBorders>
-              <w:top w:val="single" w:sz="4" w:space="0" w:color="10294B"/>
-              <w:left w:val="single" w:sz="4" w:space="0" w:color="10294B"/>
-              <w:bottom w:val="single" w:sz="4" w:space="0" w:color="10294B"/>
-              <w:right w:val="single" w:sz="4" w:space="0" w:color="10294B"/>
-              <w:insideH w:val="single" w:sz="4" w:space="0" w:color="10294B"/>
-              <w:insideV w:val="single" w:sz="4" w:space="0" w:color="10294B"/>
+              <w:top w:val="single" w:sz="4" w:space="0" w:color="000000"/>
+              <w:left w:val="single" w:sz="4" w:space="0" w:color="000000"/>
+              <w:bottom w:val="single" w:sz="4" w:space="0" w:color="000000"/>
+              <w:right w:val="single" w:sz="4" w:space="0" w:color="000000"/>
+              <w:insideH w:val="single" w:sz="4" w:space="0" w:color="000000"/>
+              <w:insideV w:val="single" w:sz="4" w:space="0" w:color="000000"/>
             </w:tcBorders>
             <w:tcMar>
               <w:top w:w="80" w:type="dxa"/>
@@ -1251,12 +999,15 @@
             </w:tcMar>
           </w:tcPr>
           <w:p>
+            <w:pPr>
+              <w:keepNext/>
+            </w:pPr>
             <w:r>
               <w:rPr>
-                <w:rFonts w:ascii="Arial" w:hAnsi="Arial"/>
+                <w:rFonts w:ascii="Arial" w:hAnsi="Arial" w:eastAsia="Arial"/>
                 <w:b/>
                 <w:color w:val="FFFFFF"/>
-                <w:sz w:val="18"/>
+                <w:sz w:val="22"/>
               </w:rPr>
               <w:t>Uso</w:t>
             </w:r>
@@ -1264,17 +1015,20 @@
         </w:tc>
       </w:tr>
       <w:tr>
+        <w:trPr>
+          <w:cantSplit/>
+        </w:trPr>
         <w:tc>
           <w:tcPr>
             <w:tcW w:type="dxa" w:w="4320"/>
-            <w:shd w:fill="F7F9FB"/>
+            <w:shd w:fill="FFFFFF"/>
             <w:tcBorders>
-              <w:top w:val="single" w:sz="4" w:space="0" w:color="D9D9D9"/>
-              <w:left w:val="single" w:sz="4" w:space="0" w:color="D9D9D9"/>
-              <w:bottom w:val="single" w:sz="4" w:space="0" w:color="D9D9D9"/>
-              <w:right w:val="single" w:sz="4" w:space="0" w:color="D9D9D9"/>
-              <w:insideH w:val="single" w:sz="4" w:space="0" w:color="D9D9D9"/>
-              <w:insideV w:val="single" w:sz="4" w:space="0" w:color="D9D9D9"/>
+              <w:top w:val="single" w:sz="4" w:space="0" w:color="000000"/>
+              <w:left w:val="single" w:sz="4" w:space="0" w:color="000000"/>
+              <w:bottom w:val="single" w:sz="4" w:space="0" w:color="000000"/>
+              <w:right w:val="single" w:sz="4" w:space="0" w:color="000000"/>
+              <w:insideH w:val="single" w:sz="4" w:space="0" w:color="000000"/>
+              <w:insideV w:val="single" w:sz="4" w:space="0" w:color="000000"/>
             </w:tcBorders>
             <w:tcMar>
               <w:top w:w="80" w:type="dxa"/>
@@ -1287,9 +1041,9 @@
           <w:p>
             <w:r>
               <w:rPr>
-                <w:rFonts w:ascii="Arial" w:hAnsi="Arial"/>
-                <w:color w:val="222222"/>
-                <w:sz w:val="18"/>
+                <w:rFonts w:ascii="Arial" w:hAnsi="Arial" w:eastAsia="Arial"/>
+                <w:color w:val="000000"/>
+                <w:sz w:val="22"/>
               </w:rPr>
               <w:t>VITE_API_MODE</w:t>
             </w:r>
@@ -1298,14 +1052,14 @@
         <w:tc>
           <w:tcPr>
             <w:tcW w:type="dxa" w:w="4320"/>
-            <w:shd w:fill="F7F9FB"/>
+            <w:shd w:fill="FFFFFF"/>
             <w:tcBorders>
-              <w:top w:val="single" w:sz="4" w:space="0" w:color="D9D9D9"/>
-              <w:left w:val="single" w:sz="4" w:space="0" w:color="D9D9D9"/>
-              <w:bottom w:val="single" w:sz="4" w:space="0" w:color="D9D9D9"/>
-              <w:right w:val="single" w:sz="4" w:space="0" w:color="D9D9D9"/>
-              <w:insideH w:val="single" w:sz="4" w:space="0" w:color="D9D9D9"/>
-              <w:insideV w:val="single" w:sz="4" w:space="0" w:color="D9D9D9"/>
+              <w:top w:val="single" w:sz="4" w:space="0" w:color="000000"/>
+              <w:left w:val="single" w:sz="4" w:space="0" w:color="000000"/>
+              <w:bottom w:val="single" w:sz="4" w:space="0" w:color="000000"/>
+              <w:right w:val="single" w:sz="4" w:space="0" w:color="000000"/>
+              <w:insideH w:val="single" w:sz="4" w:space="0" w:color="000000"/>
+              <w:insideV w:val="single" w:sz="4" w:space="0" w:color="000000"/>
             </w:tcBorders>
             <w:tcMar>
               <w:top w:w="80" w:type="dxa"/>
@@ -1318,26 +1072,30 @@
           <w:p>
             <w:r>
               <w:rPr>
-                <w:rFonts w:ascii="Arial" w:hAnsi="Arial"/>
-                <w:color w:val="222222"/>
-                <w:sz w:val="18"/>
+                <w:rFonts w:ascii="Arial" w:hAnsi="Arial" w:eastAsia="Arial"/>
+                <w:color w:val="000000"/>
+                <w:sz w:val="22"/>
               </w:rPr>
-              <w:t>Usar sql para activar la View conectada a MVC; demo activa LocalStorage.</w:t>
+              <w:t>El valor supabase activa la View conectada a MVC; demo activa LocalStorage.</w:t>
             </w:r>
           </w:p>
         </w:tc>
       </w:tr>
       <w:tr>
+        <w:trPr>
+          <w:cantSplit/>
+        </w:trPr>
         <w:tc>
           <w:tcPr>
             <w:tcW w:type="dxa" w:w="4320"/>
+            <w:shd w:fill="FFFFFF"/>
             <w:tcBorders>
-              <w:top w:val="single" w:sz="4" w:space="0" w:color="D9D9D9"/>
-              <w:left w:val="single" w:sz="4" w:space="0" w:color="D9D9D9"/>
-              <w:bottom w:val="single" w:sz="4" w:space="0" w:color="D9D9D9"/>
-              <w:right w:val="single" w:sz="4" w:space="0" w:color="D9D9D9"/>
-              <w:insideH w:val="single" w:sz="4" w:space="0" w:color="D9D9D9"/>
-              <w:insideV w:val="single" w:sz="4" w:space="0" w:color="D9D9D9"/>
+              <w:top w:val="single" w:sz="4" w:space="0" w:color="000000"/>
+              <w:left w:val="single" w:sz="4" w:space="0" w:color="000000"/>
+              <w:bottom w:val="single" w:sz="4" w:space="0" w:color="000000"/>
+              <w:right w:val="single" w:sz="4" w:space="0" w:color="000000"/>
+              <w:insideH w:val="single" w:sz="4" w:space="0" w:color="000000"/>
+              <w:insideV w:val="single" w:sz="4" w:space="0" w:color="000000"/>
             </w:tcBorders>
             <w:tcMar>
               <w:top w:w="80" w:type="dxa"/>
@@ -1350,9 +1108,9 @@
           <w:p>
             <w:r>
               <w:rPr>
-                <w:rFonts w:ascii="Arial" w:hAnsi="Arial"/>
-                <w:color w:val="222222"/>
-                <w:sz w:val="18"/>
+                <w:rFonts w:ascii="Arial" w:hAnsi="Arial" w:eastAsia="Arial"/>
+                <w:color w:val="000000"/>
+                <w:sz w:val="22"/>
               </w:rPr>
               <w:t>VITE_API_BASE_URL</w:t>
             </w:r>
@@ -1361,13 +1119,14 @@
         <w:tc>
           <w:tcPr>
             <w:tcW w:type="dxa" w:w="4320"/>
+            <w:shd w:fill="FFFFFF"/>
             <w:tcBorders>
-              <w:top w:val="single" w:sz="4" w:space="0" w:color="D9D9D9"/>
-              <w:left w:val="single" w:sz="4" w:space="0" w:color="D9D9D9"/>
-              <w:bottom w:val="single" w:sz="4" w:space="0" w:color="D9D9D9"/>
-              <w:right w:val="single" w:sz="4" w:space="0" w:color="D9D9D9"/>
-              <w:insideH w:val="single" w:sz="4" w:space="0" w:color="D9D9D9"/>
-              <w:insideV w:val="single" w:sz="4" w:space="0" w:color="D9D9D9"/>
+              <w:top w:val="single" w:sz="4" w:space="0" w:color="000000"/>
+              <w:left w:val="single" w:sz="4" w:space="0" w:color="000000"/>
+              <w:bottom w:val="single" w:sz="4" w:space="0" w:color="000000"/>
+              <w:right w:val="single" w:sz="4" w:space="0" w:color="000000"/>
+              <w:insideH w:val="single" w:sz="4" w:space="0" w:color="000000"/>
+              <w:insideV w:val="single" w:sz="4" w:space="0" w:color="000000"/>
             </w:tcBorders>
             <w:tcMar>
               <w:top w:w="80" w:type="dxa"/>
@@ -1380,9 +1139,9 @@
           <w:p>
             <w:r>
               <w:rPr>
-                <w:rFonts w:ascii="Arial" w:hAnsi="Arial"/>
-                <w:color w:val="222222"/>
-                <w:sz w:val="18"/>
+                <w:rFonts w:ascii="Arial" w:hAnsi="Arial" w:eastAsia="Arial"/>
+                <w:color w:val="000000"/>
+                <w:sz w:val="22"/>
               </w:rPr>
               <w:t>Ruta base de los controladores MVC; por defecto /api.</w:t>
             </w:r>
@@ -1390,17 +1149,20 @@
         </w:tc>
       </w:tr>
       <w:tr>
+        <w:trPr>
+          <w:cantSplit/>
+        </w:trPr>
         <w:tc>
           <w:tcPr>
             <w:tcW w:type="dxa" w:w="4320"/>
-            <w:shd w:fill="F7F9FB"/>
+            <w:shd w:fill="FFFFFF"/>
             <w:tcBorders>
-              <w:top w:val="single" w:sz="4" w:space="0" w:color="D9D9D9"/>
-              <w:left w:val="single" w:sz="4" w:space="0" w:color="D9D9D9"/>
-              <w:bottom w:val="single" w:sz="4" w:space="0" w:color="D9D9D9"/>
-              <w:right w:val="single" w:sz="4" w:space="0" w:color="D9D9D9"/>
-              <w:insideH w:val="single" w:sz="4" w:space="0" w:color="D9D9D9"/>
-              <w:insideV w:val="single" w:sz="4" w:space="0" w:color="D9D9D9"/>
+              <w:top w:val="single" w:sz="4" w:space="0" w:color="000000"/>
+              <w:left w:val="single" w:sz="4" w:space="0" w:color="000000"/>
+              <w:bottom w:val="single" w:sz="4" w:space="0" w:color="000000"/>
+              <w:right w:val="single" w:sz="4" w:space="0" w:color="000000"/>
+              <w:insideH w:val="single" w:sz="4" w:space="0" w:color="000000"/>
+              <w:insideV w:val="single" w:sz="4" w:space="0" w:color="000000"/>
             </w:tcBorders>
             <w:tcMar>
               <w:top w:w="80" w:type="dxa"/>
@@ -1413,9 +1175,9 @@
           <w:p>
             <w:r>
               <w:rPr>
-                <w:rFonts w:ascii="Arial" w:hAnsi="Arial"/>
-                <w:color w:val="222222"/>
-                <w:sz w:val="18"/>
+                <w:rFonts w:ascii="Arial" w:hAnsi="Arial" w:eastAsia="Arial"/>
+                <w:color w:val="000000"/>
+                <w:sz w:val="22"/>
               </w:rPr>
               <w:t>WATSON_ASSISTANT_ID</w:t>
             </w:r>
@@ -1424,14 +1186,14 @@
         <w:tc>
           <w:tcPr>
             <w:tcW w:type="dxa" w:w="4320"/>
-            <w:shd w:fill="F7F9FB"/>
+            <w:shd w:fill="FFFFFF"/>
             <w:tcBorders>
-              <w:top w:val="single" w:sz="4" w:space="0" w:color="D9D9D9"/>
-              <w:left w:val="single" w:sz="4" w:space="0" w:color="D9D9D9"/>
-              <w:bottom w:val="single" w:sz="4" w:space="0" w:color="D9D9D9"/>
-              <w:right w:val="single" w:sz="4" w:space="0" w:color="D9D9D9"/>
-              <w:insideH w:val="single" w:sz="4" w:space="0" w:color="D9D9D9"/>
-              <w:insideV w:val="single" w:sz="4" w:space="0" w:color="D9D9D9"/>
+              <w:top w:val="single" w:sz="4" w:space="0" w:color="000000"/>
+              <w:left w:val="single" w:sz="4" w:space="0" w:color="000000"/>
+              <w:bottom w:val="single" w:sz="4" w:space="0" w:color="000000"/>
+              <w:right w:val="single" w:sz="4" w:space="0" w:color="000000"/>
+              <w:insideH w:val="single" w:sz="4" w:space="0" w:color="000000"/>
+              <w:insideV w:val="single" w:sz="4" w:space="0" w:color="000000"/>
             </w:tcBorders>
             <w:tcMar>
               <w:top w:w="80" w:type="dxa"/>
@@ -1444,9 +1206,9 @@
           <w:p>
             <w:r>
               <w:rPr>
-                <w:rFonts w:ascii="Arial" w:hAnsi="Arial"/>
-                <w:color w:val="222222"/>
-                <w:sz w:val="18"/>
+                <w:rFonts w:ascii="Arial" w:hAnsi="Arial" w:eastAsia="Arial"/>
+                <w:color w:val="000000"/>
+                <w:sz w:val="22"/>
               </w:rPr>
               <w:t>Identificador del asistente.</w:t>
             </w:r>
@@ -1454,16 +1216,20 @@
         </w:tc>
       </w:tr>
       <w:tr>
+        <w:trPr>
+          <w:cantSplit/>
+        </w:trPr>
         <w:tc>
           <w:tcPr>
             <w:tcW w:type="dxa" w:w="4320"/>
+            <w:shd w:fill="FFFFFF"/>
             <w:tcBorders>
-              <w:top w:val="single" w:sz="4" w:space="0" w:color="D9D9D9"/>
-              <w:left w:val="single" w:sz="4" w:space="0" w:color="D9D9D9"/>
-              <w:bottom w:val="single" w:sz="4" w:space="0" w:color="D9D9D9"/>
-              <w:right w:val="single" w:sz="4" w:space="0" w:color="D9D9D9"/>
-              <w:insideH w:val="single" w:sz="4" w:space="0" w:color="D9D9D9"/>
-              <w:insideV w:val="single" w:sz="4" w:space="0" w:color="D9D9D9"/>
+              <w:top w:val="single" w:sz="4" w:space="0" w:color="000000"/>
+              <w:left w:val="single" w:sz="4" w:space="0" w:color="000000"/>
+              <w:bottom w:val="single" w:sz="4" w:space="0" w:color="000000"/>
+              <w:right w:val="single" w:sz="4" w:space="0" w:color="000000"/>
+              <w:insideH w:val="single" w:sz="4" w:space="0" w:color="000000"/>
+              <w:insideV w:val="single" w:sz="4" w:space="0" w:color="000000"/>
             </w:tcBorders>
             <w:tcMar>
               <w:top w:w="80" w:type="dxa"/>
@@ -1476,9 +1242,9 @@
           <w:p>
             <w:r>
               <w:rPr>
-                <w:rFonts w:ascii="Arial" w:hAnsi="Arial"/>
-                <w:color w:val="222222"/>
-                <w:sz w:val="18"/>
+                <w:rFonts w:ascii="Arial" w:hAnsi="Arial" w:eastAsia="Arial"/>
+                <w:color w:val="000000"/>
+                <w:sz w:val="22"/>
               </w:rPr>
               <w:t>WATSON_APIKEY</w:t>
             </w:r>
@@ -1487,13 +1253,14 @@
         <w:tc>
           <w:tcPr>
             <w:tcW w:type="dxa" w:w="4320"/>
+            <w:shd w:fill="FFFFFF"/>
             <w:tcBorders>
-              <w:top w:val="single" w:sz="4" w:space="0" w:color="D9D9D9"/>
-              <w:left w:val="single" w:sz="4" w:space="0" w:color="D9D9D9"/>
-              <w:bottom w:val="single" w:sz="4" w:space="0" w:color="D9D9D9"/>
-              <w:right w:val="single" w:sz="4" w:space="0" w:color="D9D9D9"/>
-              <w:insideH w:val="single" w:sz="4" w:space="0" w:color="D9D9D9"/>
-              <w:insideV w:val="single" w:sz="4" w:space="0" w:color="D9D9D9"/>
+              <w:top w:val="single" w:sz="4" w:space="0" w:color="000000"/>
+              <w:left w:val="single" w:sz="4" w:space="0" w:color="000000"/>
+              <w:bottom w:val="single" w:sz="4" w:space="0" w:color="000000"/>
+              <w:right w:val="single" w:sz="4" w:space="0" w:color="000000"/>
+              <w:insideH w:val="single" w:sz="4" w:space="0" w:color="000000"/>
+              <w:insideV w:val="single" w:sz="4" w:space="0" w:color="000000"/>
             </w:tcBorders>
             <w:tcMar>
               <w:top w:w="80" w:type="dxa"/>
@@ -1506,9 +1273,9 @@
           <w:p>
             <w:r>
               <w:rPr>
-                <w:rFonts w:ascii="Arial" w:hAnsi="Arial"/>
-                <w:color w:val="222222"/>
-                <w:sz w:val="18"/>
+                <w:rFonts w:ascii="Arial" w:hAnsi="Arial" w:eastAsia="Arial"/>
+                <w:color w:val="000000"/>
+                <w:sz w:val="22"/>
               </w:rPr>
               <w:t>Clave privada; usar solo en servidor.</w:t>
             </w:r>
@@ -1516,17 +1283,20 @@
         </w:tc>
       </w:tr>
       <w:tr>
+        <w:trPr>
+          <w:cantSplit/>
+        </w:trPr>
         <w:tc>
           <w:tcPr>
             <w:tcW w:type="dxa" w:w="4320"/>
-            <w:shd w:fill="F7F9FB"/>
+            <w:shd w:fill="FFFFFF"/>
             <w:tcBorders>
-              <w:top w:val="single" w:sz="4" w:space="0" w:color="D9D9D9"/>
-              <w:left w:val="single" w:sz="4" w:space="0" w:color="D9D9D9"/>
-              <w:bottom w:val="single" w:sz="4" w:space="0" w:color="D9D9D9"/>
-              <w:right w:val="single" w:sz="4" w:space="0" w:color="D9D9D9"/>
-              <w:insideH w:val="single" w:sz="4" w:space="0" w:color="D9D9D9"/>
-              <w:insideV w:val="single" w:sz="4" w:space="0" w:color="D9D9D9"/>
+              <w:top w:val="single" w:sz="4" w:space="0" w:color="000000"/>
+              <w:left w:val="single" w:sz="4" w:space="0" w:color="000000"/>
+              <w:bottom w:val="single" w:sz="4" w:space="0" w:color="000000"/>
+              <w:right w:val="single" w:sz="4" w:space="0" w:color="000000"/>
+              <w:insideH w:val="single" w:sz="4" w:space="0" w:color="000000"/>
+              <w:insideV w:val="single" w:sz="4" w:space="0" w:color="000000"/>
             </w:tcBorders>
             <w:tcMar>
               <w:top w:w="80" w:type="dxa"/>
@@ -1539,9 +1309,9 @@
           <w:p>
             <w:r>
               <w:rPr>
-                <w:rFonts w:ascii="Arial" w:hAnsi="Arial"/>
-                <w:color w:val="222222"/>
-                <w:sz w:val="18"/>
+                <w:rFonts w:ascii="Arial" w:hAnsi="Arial" w:eastAsia="Arial"/>
+                <w:color w:val="000000"/>
+                <w:sz w:val="22"/>
               </w:rPr>
               <w:t>WATSON_SERVICE_URL</w:t>
             </w:r>
@@ -1550,14 +1320,14 @@
         <w:tc>
           <w:tcPr>
             <w:tcW w:type="dxa" w:w="4320"/>
-            <w:shd w:fill="F7F9FB"/>
+            <w:shd w:fill="FFFFFF"/>
             <w:tcBorders>
-              <w:top w:val="single" w:sz="4" w:space="0" w:color="D9D9D9"/>
-              <w:left w:val="single" w:sz="4" w:space="0" w:color="D9D9D9"/>
-              <w:bottom w:val="single" w:sz="4" w:space="0" w:color="D9D9D9"/>
-              <w:right w:val="single" w:sz="4" w:space="0" w:color="D9D9D9"/>
-              <w:insideH w:val="single" w:sz="4" w:space="0" w:color="D9D9D9"/>
-              <w:insideV w:val="single" w:sz="4" w:space="0" w:color="D9D9D9"/>
+              <w:top w:val="single" w:sz="4" w:space="0" w:color="000000"/>
+              <w:left w:val="single" w:sz="4" w:space="0" w:color="000000"/>
+              <w:bottom w:val="single" w:sz="4" w:space="0" w:color="000000"/>
+              <w:right w:val="single" w:sz="4" w:space="0" w:color="000000"/>
+              <w:insideH w:val="single" w:sz="4" w:space="0" w:color="000000"/>
+              <w:insideV w:val="single" w:sz="4" w:space="0" w:color="000000"/>
             </w:tcBorders>
             <w:tcMar>
               <w:top w:w="80" w:type="dxa"/>
@@ -1570,9 +1340,9 @@
           <w:p>
             <w:r>
               <w:rPr>
-                <w:rFonts w:ascii="Arial" w:hAnsi="Arial"/>
-                <w:color w:val="222222"/>
-                <w:sz w:val="18"/>
+                <w:rFonts w:ascii="Arial" w:hAnsi="Arial" w:eastAsia="Arial"/>
+                <w:color w:val="000000"/>
+                <w:sz w:val="22"/>
               </w:rPr>
               <w:t>Endpoint del servicio conversacional.</w:t>
             </w:r>
@@ -1584,21 +1354,40 @@
     <w:p>
       <w:pPr>
         <w:pStyle w:val="Heading1"/>
+        <w:keepNext/>
+        <w:keepLines/>
       </w:pPr>
       <w:r>
+        <w:rPr>
+          <w:rFonts w:ascii="Arial" w:hAnsi="Arial" w:eastAsia="Arial"/>
+          <w:color w:val="000000"/>
+          <w:sz w:val="22"/>
+        </w:rPr>
         <w:t>7. Ejecución de prueba Java</w:t>
       </w:r>
     </w:p>
     <w:p>
       <w:r>
-        <w:t>La prueba de integración se encuentra en integration/JavaInventoryIntegrationTest.java. Compile y ejecútela con el JDK disponible, según las instrucciones de integration/README.md. El resultado esperado es: IT-02 OK: venta registrada y stock actualizado.</w:t>
+        <w:rPr>
+          <w:rFonts w:ascii="Arial" w:hAnsi="Arial" w:eastAsia="Arial"/>
+          <w:color w:val="000000"/>
+          <w:sz w:val="22"/>
+        </w:rPr>
+        <w:t>La prueba de integración está en integration/JavaInventoryIntegrationTest.java. Compile y ejecútela según integration/README.md. El resultado esperado confirma venta registrada y stock actualizado.</w:t>
       </w:r>
     </w:p>
     <w:p>
       <w:pPr>
         <w:pStyle w:val="Heading1"/>
+        <w:keepNext/>
+        <w:keepLines/>
       </w:pPr>
       <w:r>
+        <w:rPr>
+          <w:rFonts w:ascii="Arial" w:hAnsi="Arial" w:eastAsia="Arial"/>
+          <w:color w:val="000000"/>
+          <w:sz w:val="22"/>
+        </w:rPr>
         <w:t>8. Solución de problemas</w:t>
       </w:r>
     </w:p>
@@ -1615,19 +1404,20 @@
       </w:tblGrid>
       <w:tr>
         <w:trPr>
+          <w:cantSplit/>
           <w:tblHeader w:val="true"/>
         </w:trPr>
         <w:tc>
           <w:tcPr>
             <w:tcW w:type="dxa" w:w="4320"/>
-            <w:shd w:fill="10294B"/>
+            <w:shd w:fill="000000"/>
             <w:tcBorders>
-              <w:top w:val="single" w:sz="4" w:space="0" w:color="10294B"/>
-              <w:left w:val="single" w:sz="4" w:space="0" w:color="10294B"/>
-              <w:bottom w:val="single" w:sz="4" w:space="0" w:color="10294B"/>
-              <w:right w:val="single" w:sz="4" w:space="0" w:color="10294B"/>
-              <w:insideH w:val="single" w:sz="4" w:space="0" w:color="10294B"/>
-              <w:insideV w:val="single" w:sz="4" w:space="0" w:color="10294B"/>
+              <w:top w:val="single" w:sz="4" w:space="0" w:color="000000"/>
+              <w:left w:val="single" w:sz="4" w:space="0" w:color="000000"/>
+              <w:bottom w:val="single" w:sz="4" w:space="0" w:color="000000"/>
+              <w:right w:val="single" w:sz="4" w:space="0" w:color="000000"/>
+              <w:insideH w:val="single" w:sz="4" w:space="0" w:color="000000"/>
+              <w:insideV w:val="single" w:sz="4" w:space="0" w:color="000000"/>
             </w:tcBorders>
             <w:tcMar>
               <w:top w:w="80" w:type="dxa"/>
@@ -1637,12 +1427,15 @@
             </w:tcMar>
           </w:tcPr>
           <w:p>
+            <w:pPr>
+              <w:keepNext/>
+            </w:pPr>
             <w:r>
               <w:rPr>
-                <w:rFonts w:ascii="Arial" w:hAnsi="Arial"/>
+                <w:rFonts w:ascii="Arial" w:hAnsi="Arial" w:eastAsia="Arial"/>
                 <w:b/>
                 <w:color w:val="FFFFFF"/>
-                <w:sz w:val="18"/>
+                <w:sz w:val="22"/>
               </w:rPr>
               <w:t>Problema</w:t>
             </w:r>
@@ -1651,14 +1444,14 @@
         <w:tc>
           <w:tcPr>
             <w:tcW w:type="dxa" w:w="4320"/>
-            <w:shd w:fill="10294B"/>
+            <w:shd w:fill="000000"/>
             <w:tcBorders>
-              <w:top w:val="single" w:sz="4" w:space="0" w:color="10294B"/>
-              <w:left w:val="single" w:sz="4" w:space="0" w:color="10294B"/>
-              <w:bottom w:val="single" w:sz="4" w:space="0" w:color="10294B"/>
-              <w:right w:val="single" w:sz="4" w:space="0" w:color="10294B"/>
-              <w:insideH w:val="single" w:sz="4" w:space="0" w:color="10294B"/>
-              <w:insideV w:val="single" w:sz="4" w:space="0" w:color="10294B"/>
+              <w:top w:val="single" w:sz="4" w:space="0" w:color="000000"/>
+              <w:left w:val="single" w:sz="4" w:space="0" w:color="000000"/>
+              <w:bottom w:val="single" w:sz="4" w:space="0" w:color="000000"/>
+              <w:right w:val="single" w:sz="4" w:space="0" w:color="000000"/>
+              <w:insideH w:val="single" w:sz="4" w:space="0" w:color="000000"/>
+              <w:insideV w:val="single" w:sz="4" w:space="0" w:color="000000"/>
             </w:tcBorders>
             <w:tcMar>
               <w:top w:w="80" w:type="dxa"/>
@@ -1668,12 +1461,15 @@
             </w:tcMar>
           </w:tcPr>
           <w:p>
+            <w:pPr>
+              <w:keepNext/>
+            </w:pPr>
             <w:r>
               <w:rPr>
-                <w:rFonts w:ascii="Arial" w:hAnsi="Arial"/>
+                <w:rFonts w:ascii="Arial" w:hAnsi="Arial" w:eastAsia="Arial"/>
                 <w:b/>
                 <w:color w:val="FFFFFF"/>
-                <w:sz w:val="18"/>
+                <w:sz w:val="22"/>
               </w:rPr>
               <w:t>Solución</w:t>
             </w:r>
@@ -1681,17 +1477,20 @@
         </w:tc>
       </w:tr>
       <w:tr>
+        <w:trPr>
+          <w:cantSplit/>
+        </w:trPr>
         <w:tc>
           <w:tcPr>
             <w:tcW w:type="dxa" w:w="4320"/>
-            <w:shd w:fill="F7F9FB"/>
+            <w:shd w:fill="FFFFFF"/>
             <w:tcBorders>
-              <w:top w:val="single" w:sz="4" w:space="0" w:color="D9D9D9"/>
-              <w:left w:val="single" w:sz="4" w:space="0" w:color="D9D9D9"/>
-              <w:bottom w:val="single" w:sz="4" w:space="0" w:color="D9D9D9"/>
-              <w:right w:val="single" w:sz="4" w:space="0" w:color="D9D9D9"/>
-              <w:insideH w:val="single" w:sz="4" w:space="0" w:color="D9D9D9"/>
-              <w:insideV w:val="single" w:sz="4" w:space="0" w:color="D9D9D9"/>
+              <w:top w:val="single" w:sz="4" w:space="0" w:color="000000"/>
+              <w:left w:val="single" w:sz="4" w:space="0" w:color="000000"/>
+              <w:bottom w:val="single" w:sz="4" w:space="0" w:color="000000"/>
+              <w:right w:val="single" w:sz="4" w:space="0" w:color="000000"/>
+              <w:insideH w:val="single" w:sz="4" w:space="0" w:color="000000"/>
+              <w:insideV w:val="single" w:sz="4" w:space="0" w:color="000000"/>
             </w:tcBorders>
             <w:tcMar>
               <w:top w:w="80" w:type="dxa"/>
@@ -1704,25 +1503,25 @@
           <w:p>
             <w:r>
               <w:rPr>
-                <w:rFonts w:ascii="Arial" w:hAnsi="Arial"/>
-                <w:color w:val="222222"/>
-                <w:sz w:val="18"/>
+                <w:rFonts w:ascii="Arial" w:hAnsi="Arial" w:eastAsia="Arial"/>
+                <w:color w:val="000000"/>
+                <w:sz w:val="22"/>
               </w:rPr>
-              <w:t>pnpm no reconocido</w:t>
+              <w:t>npm no reconocido</w:t>
             </w:r>
           </w:p>
         </w:tc>
         <w:tc>
           <w:tcPr>
             <w:tcW w:type="dxa" w:w="4320"/>
-            <w:shd w:fill="F7F9FB"/>
+            <w:shd w:fill="FFFFFF"/>
             <w:tcBorders>
-              <w:top w:val="single" w:sz="4" w:space="0" w:color="D9D9D9"/>
-              <w:left w:val="single" w:sz="4" w:space="0" w:color="D9D9D9"/>
-              <w:bottom w:val="single" w:sz="4" w:space="0" w:color="D9D9D9"/>
-              <w:right w:val="single" w:sz="4" w:space="0" w:color="D9D9D9"/>
-              <w:insideH w:val="single" w:sz="4" w:space="0" w:color="D9D9D9"/>
-              <w:insideV w:val="single" w:sz="4" w:space="0" w:color="D9D9D9"/>
+              <w:top w:val="single" w:sz="4" w:space="0" w:color="000000"/>
+              <w:left w:val="single" w:sz="4" w:space="0" w:color="000000"/>
+              <w:bottom w:val="single" w:sz="4" w:space="0" w:color="000000"/>
+              <w:right w:val="single" w:sz="4" w:space="0" w:color="000000"/>
+              <w:insideH w:val="single" w:sz="4" w:space="0" w:color="000000"/>
+              <w:insideV w:val="single" w:sz="4" w:space="0" w:color="000000"/>
             </w:tcBorders>
             <w:tcMar>
               <w:top w:w="80" w:type="dxa"/>
@@ -1735,26 +1534,30 @@
           <w:p>
             <w:r>
               <w:rPr>
-                <w:rFonts w:ascii="Arial" w:hAnsi="Arial"/>
-                <w:color w:val="222222"/>
-                <w:sz w:val="18"/>
+                <w:rFonts w:ascii="Arial" w:hAnsi="Arial" w:eastAsia="Arial"/>
+                <w:color w:val="000000"/>
+                <w:sz w:val="22"/>
               </w:rPr>
-              <w:t>Instale Node.js y habilite pnpm mediante Corepack o instalación oficial.</w:t>
+              <w:t>Instale Node.js y confirme que npm quedó disponible en PATH.</w:t>
             </w:r>
           </w:p>
         </w:tc>
       </w:tr>
       <w:tr>
+        <w:trPr>
+          <w:cantSplit/>
+        </w:trPr>
         <w:tc>
           <w:tcPr>
             <w:tcW w:type="dxa" w:w="4320"/>
+            <w:shd w:fill="FFFFFF"/>
             <w:tcBorders>
-              <w:top w:val="single" w:sz="4" w:space="0" w:color="D9D9D9"/>
-              <w:left w:val="single" w:sz="4" w:space="0" w:color="D9D9D9"/>
-              <w:bottom w:val="single" w:sz="4" w:space="0" w:color="D9D9D9"/>
-              <w:right w:val="single" w:sz="4" w:space="0" w:color="D9D9D9"/>
-              <w:insideH w:val="single" w:sz="4" w:space="0" w:color="D9D9D9"/>
-              <w:insideV w:val="single" w:sz="4" w:space="0" w:color="D9D9D9"/>
+              <w:top w:val="single" w:sz="4" w:space="0" w:color="000000"/>
+              <w:left w:val="single" w:sz="4" w:space="0" w:color="000000"/>
+              <w:bottom w:val="single" w:sz="4" w:space="0" w:color="000000"/>
+              <w:right w:val="single" w:sz="4" w:space="0" w:color="000000"/>
+              <w:insideH w:val="single" w:sz="4" w:space="0" w:color="000000"/>
+              <w:insideV w:val="single" w:sz="4" w:space="0" w:color="000000"/>
             </w:tcBorders>
             <w:tcMar>
               <w:top w:w="80" w:type="dxa"/>
@@ -1767,9 +1570,9 @@
           <w:p>
             <w:r>
               <w:rPr>
-                <w:rFonts w:ascii="Arial" w:hAnsi="Arial"/>
-                <w:color w:val="222222"/>
-                <w:sz w:val="18"/>
+                <w:rFonts w:ascii="Arial" w:hAnsi="Arial" w:eastAsia="Arial"/>
+                <w:color w:val="000000"/>
+                <w:sz w:val="22"/>
               </w:rPr>
               <w:t>Puerto ocupado</w:t>
             </w:r>
@@ -1778,13 +1581,14 @@
         <w:tc>
           <w:tcPr>
             <w:tcW w:type="dxa" w:w="4320"/>
+            <w:shd w:fill="FFFFFF"/>
             <w:tcBorders>
-              <w:top w:val="single" w:sz="4" w:space="0" w:color="D9D9D9"/>
-              <w:left w:val="single" w:sz="4" w:space="0" w:color="D9D9D9"/>
-              <w:bottom w:val="single" w:sz="4" w:space="0" w:color="D9D9D9"/>
-              <w:right w:val="single" w:sz="4" w:space="0" w:color="D9D9D9"/>
-              <w:insideH w:val="single" w:sz="4" w:space="0" w:color="D9D9D9"/>
-              <w:insideV w:val="single" w:sz="4" w:space="0" w:color="D9D9D9"/>
+              <w:top w:val="single" w:sz="4" w:space="0" w:color="000000"/>
+              <w:left w:val="single" w:sz="4" w:space="0" w:color="000000"/>
+              <w:bottom w:val="single" w:sz="4" w:space="0" w:color="000000"/>
+              <w:right w:val="single" w:sz="4" w:space="0" w:color="000000"/>
+              <w:insideH w:val="single" w:sz="4" w:space="0" w:color="000000"/>
+              <w:insideV w:val="single" w:sz="4" w:space="0" w:color="000000"/>
             </w:tcBorders>
             <w:tcMar>
               <w:top w:w="80" w:type="dxa"/>
@@ -1797,9 +1601,9 @@
           <w:p>
             <w:r>
               <w:rPr>
-                <w:rFonts w:ascii="Arial" w:hAnsi="Arial"/>
-                <w:color w:val="222222"/>
-                <w:sz w:val="18"/>
+                <w:rFonts w:ascii="Arial" w:hAnsi="Arial" w:eastAsia="Arial"/>
+                <w:color w:val="000000"/>
+                <w:sz w:val="22"/>
               </w:rPr>
               <w:t>Cierre otro proceso o inicie Vite con un puerto disponible.</w:t>
             </w:r>
@@ -1807,17 +1611,20 @@
         </w:tc>
       </w:tr>
       <w:tr>
+        <w:trPr>
+          <w:cantSplit/>
+        </w:trPr>
         <w:tc>
           <w:tcPr>
             <w:tcW w:type="dxa" w:w="4320"/>
-            <w:shd w:fill="F7F9FB"/>
+            <w:shd w:fill="FFFFFF"/>
             <w:tcBorders>
-              <w:top w:val="single" w:sz="4" w:space="0" w:color="D9D9D9"/>
-              <w:left w:val="single" w:sz="4" w:space="0" w:color="D9D9D9"/>
-              <w:bottom w:val="single" w:sz="4" w:space="0" w:color="D9D9D9"/>
-              <w:right w:val="single" w:sz="4" w:space="0" w:color="D9D9D9"/>
-              <w:insideH w:val="single" w:sz="4" w:space="0" w:color="D9D9D9"/>
-              <w:insideV w:val="single" w:sz="4" w:space="0" w:color="D9D9D9"/>
+              <w:top w:val="single" w:sz="4" w:space="0" w:color="000000"/>
+              <w:left w:val="single" w:sz="4" w:space="0" w:color="000000"/>
+              <w:bottom w:val="single" w:sz="4" w:space="0" w:color="000000"/>
+              <w:right w:val="single" w:sz="4" w:space="0" w:color="000000"/>
+              <w:insideH w:val="single" w:sz="4" w:space="0" w:color="000000"/>
+              <w:insideV w:val="single" w:sz="4" w:space="0" w:color="000000"/>
             </w:tcBorders>
             <w:tcMar>
               <w:top w:w="80" w:type="dxa"/>
@@ -1830,25 +1637,25 @@
           <w:p>
             <w:r>
               <w:rPr>
-                <w:rFonts w:ascii="Arial" w:hAnsi="Arial"/>
-                <w:color w:val="222222"/>
-                <w:sz w:val="18"/>
+                <w:rFonts w:ascii="Arial" w:hAnsi="Arial" w:eastAsia="Arial"/>
+                <w:color w:val="000000"/>
+                <w:sz w:val="22"/>
               </w:rPr>
-              <w:t>La pantalla no actualiza</w:t>
+              <w:t>La demo no guarda o muestra datos actualizados.</w:t>
             </w:r>
           </w:p>
         </w:tc>
         <w:tc>
           <w:tcPr>
             <w:tcW w:type="dxa" w:w="4320"/>
-            <w:shd w:fill="F7F9FB"/>
+            <w:shd w:fill="FFFFFF"/>
             <w:tcBorders>
-              <w:top w:val="single" w:sz="4" w:space="0" w:color="D9D9D9"/>
-              <w:left w:val="single" w:sz="4" w:space="0" w:color="D9D9D9"/>
-              <w:bottom w:val="single" w:sz="4" w:space="0" w:color="D9D9D9"/>
-              <w:right w:val="single" w:sz="4" w:space="0" w:color="D9D9D9"/>
-              <w:insideH w:val="single" w:sz="4" w:space="0" w:color="D9D9D9"/>
-              <w:insideV w:val="single" w:sz="4" w:space="0" w:color="D9D9D9"/>
+              <w:top w:val="single" w:sz="4" w:space="0" w:color="000000"/>
+              <w:left w:val="single" w:sz="4" w:space="0" w:color="000000"/>
+              <w:bottom w:val="single" w:sz="4" w:space="0" w:color="000000"/>
+              <w:right w:val="single" w:sz="4" w:space="0" w:color="000000"/>
+              <w:insideH w:val="single" w:sz="4" w:space="0" w:color="000000"/>
+              <w:insideV w:val="single" w:sz="4" w:space="0" w:color="000000"/>
             </w:tcBorders>
             <w:tcMar>
               <w:top w:w="80" w:type="dxa"/>
@@ -1861,79 +1668,52 @@
           <w:p>
             <w:r>
               <w:rPr>
-                <w:rFonts w:ascii="Arial" w:hAnsi="Arial"/>
-                <w:color w:val="222222"/>
-                <w:sz w:val="18"/>
+                <w:rFonts w:ascii="Arial" w:hAnsi="Arial" w:eastAsia="Arial"/>
+                <w:color w:val="000000"/>
+                <w:sz w:val="22"/>
               </w:rPr>
-              <w:t>Recargue la aplicación y revise la consola del navegador.</w:t>
-            </w:r>
-          </w:p>
-        </w:tc>
-      </w:tr>
-      <w:tr>
-        <w:tc>
-          <w:tcPr>
-            <w:tcW w:type="dxa" w:w="4320"/>
-            <w:tcBorders>
-              <w:top w:val="single" w:sz="4" w:space="0" w:color="D9D9D9"/>
-              <w:left w:val="single" w:sz="4" w:space="0" w:color="D9D9D9"/>
-              <w:bottom w:val="single" w:sz="4" w:space="0" w:color="D9D9D9"/>
-              <w:right w:val="single" w:sz="4" w:space="0" w:color="D9D9D9"/>
-              <w:insideH w:val="single" w:sz="4" w:space="0" w:color="D9D9D9"/>
-              <w:insideV w:val="single" w:sz="4" w:space="0" w:color="D9D9D9"/>
-            </w:tcBorders>
-            <w:tcMar>
-              <w:top w:w="80" w:type="dxa"/>
-              <w:start w:w="100" w:type="dxa"/>
-              <w:bottom w:w="80" w:type="dxa"/>
-              <w:end w:w="100" w:type="dxa"/>
-            </w:tcMar>
-            <w:vAlign w:val="center"/>
-          </w:tcPr>
-          <w:p>
-            <w:r>
-              <w:rPr>
-                <w:rFonts w:ascii="Arial" w:hAnsi="Arial"/>
-                <w:color w:val="222222"/>
-                <w:sz w:val="18"/>
-              </w:rPr>
-              <w:t>Se perdieron datos del demo</w:t>
-            </w:r>
-          </w:p>
-        </w:tc>
-        <w:tc>
-          <w:tcPr>
-            <w:tcW w:type="dxa" w:w="4320"/>
-            <w:tcBorders>
-              <w:top w:val="single" w:sz="4" w:space="0" w:color="D9D9D9"/>
-              <w:left w:val="single" w:sz="4" w:space="0" w:color="D9D9D9"/>
-              <w:bottom w:val="single" w:sz="4" w:space="0" w:color="D9D9D9"/>
-              <w:right w:val="single" w:sz="4" w:space="0" w:color="D9D9D9"/>
-              <w:insideH w:val="single" w:sz="4" w:space="0" w:color="D9D9D9"/>
-              <w:insideV w:val="single" w:sz="4" w:space="0" w:color="D9D9D9"/>
-            </w:tcBorders>
-            <w:tcMar>
-              <w:top w:w="80" w:type="dxa"/>
-              <w:start w:w="100" w:type="dxa"/>
-              <w:bottom w:w="80" w:type="dxa"/>
-              <w:end w:w="100" w:type="dxa"/>
-            </w:tcMar>
-            <w:vAlign w:val="center"/>
-          </w:tcPr>
-          <w:p>
-            <w:r>
-              <w:rPr>
-                <w:rFonts w:ascii="Arial" w:hAnsi="Arial"/>
-                <w:color w:val="222222"/>
-                <w:sz w:val="18"/>
-              </w:rPr>
-              <w:t>Verifique el mismo navegador y use respaldos CSV; localStorage no reemplaza una base de datos.</w:t>
+              <w:t>Recargue y revise la consola. Exporte CSV como respaldo; localStorage no sustituye una base de datos.</w:t>
             </w:r>
           </w:p>
         </w:tc>
       </w:tr>
     </w:tbl>
     <w:p/>
+    <w:p>
+      <w:pPr>
+        <w:pStyle w:val="Heading1"/>
+        <w:keepNext/>
+        <w:keepLines/>
+      </w:pPr>
+      <w:r>
+        <w:rPr>
+          <w:rFonts w:ascii="Arial" w:hAnsi="Arial" w:eastAsia="Arial"/>
+          <w:color w:val="000000"/>
+          <w:sz w:val="22"/>
+        </w:rPr>
+        <w:t>Actualización operativa al 04-10-2026</w:t>
+      </w:r>
+    </w:p>
+    <w:p>
+      <w:r>
+        <w:rPr>
+          <w:rFonts w:ascii="Arial" w:hAnsi="Arial" w:eastAsia="Arial"/>
+          <w:color w:val="000000"/>
+          <w:sz w:val="22"/>
+        </w:rPr>
+        <w:t>Se implementaron Supabase Auth y permisos administrador/cajero, ajustes con motivo y control de versión, venta con identificador de reintento, anulaciones con devolución única de stock, historial y constancia interna, proveedores y configuración persistentes, auditoría y respaldo JSON. Los reportes usan fecha de Lima y detalles de venta; no se inventan costos históricos.</w:t>
+      </w:r>
+    </w:p>
+    <w:p>
+      <w:r>
+        <w:rPr>
+          <w:rFonts w:ascii="Arial" w:hAnsi="Arial" w:eastAsia="Arial"/>
+          <w:color w:val="000000"/>
+          <w:sz w:val="22"/>
+        </w:rPr>
+        <w:t>Validación técnica: 18 pruebas locales aprobadas; frontend y .NET compilan, con cero errores y advertencias en .NET; Java compila. La revisión de navegador se realizó en modo demo. La conexión privada del backend, integración HTTP PostgreSQL, despliegue Render y aceptación del Grupo 10 están pendientes. La evidencia detallada está en docs/evidencias/validacion_tecnica_2026-10-04.md.</w:t>
+      </w:r>
+    </w:p>
     <w:sectPr>
       <w:headerReference w:type="default" r:id="rId9"/>
       <w:footerReference w:type="default" r:id="rId10"/>
@@ -1955,13 +1735,18 @@
     </w:pPr>
     <w:r>
       <w:rPr>
-        <w:rFonts w:ascii="Arial" w:hAnsi="Arial"/>
-        <w:color w:val="6B7280"/>
-        <w:sz w:val="16"/>
-      </w:rPr>
-      <w:t xml:space="preserve">EFSR14908  ·  Documento editable  ·  Página </w:t>
+        <w:rFonts w:ascii="Arial" w:hAnsi="Arial" w:eastAsia="Arial"/>
+        <w:color w:val="000000"/>
+        <w:sz w:val="22"/>
+      </w:rPr>
+      <w:t xml:space="preserve">EFSR14908 | Página </w:t>
     </w:r>
     <w:r>
+      <w:rPr>
+        <w:rFonts w:ascii="Arial" w:hAnsi="Arial" w:eastAsia="Arial"/>
+        <w:color w:val="000000"/>
+        <w:sz w:val="22"/>
+      </w:rPr>
       <w:fldChar w:fldCharType="begin"/>
       <w:instrText xml:space="preserve"> PAGE </w:instrText>
       <w:fldChar w:fldCharType="end"/>
@@ -1979,11 +1764,11 @@
     </w:pPr>
     <w:r>
       <w:rPr>
-        <w:rFonts w:ascii="Arial" w:hAnsi="Arial"/>
-        <w:color w:val="6B7280"/>
-        <w:sz w:val="16"/>
-      </w:rPr>
-      <w:t>BODEGA NORTE  |  EFSR14908</w:t>
+        <w:rFonts w:ascii="Arial" w:hAnsi="Arial" w:eastAsia="Arial"/>
+        <w:color w:val="000000"/>
+        <w:sz w:val="22"/>
+      </w:rPr>
+      <w:t>BODEGA NORTE | EFSR14908</w:t>
     </w:r>
   </w:p>
 </w:hdr>
@@ -2353,11 +2138,13 @@
     <w:qFormat/>
     <w:rsid w:val="00FC693F"/>
     <w:pPr>
+      <w:keepLines/>
+      <w:widowControl/>
       <w:spacing w:after="120" w:line="240" w:lineRule="auto"/>
     </w:pPr>
     <w:rPr>
       <w:rFonts w:ascii="Arial" w:hAnsi="Arial" w:eastAsia="Arial"/>
-      <w:color w:val="222222"/>
+      <w:color w:val="000000"/>
       <w:sz w:val="22"/>
     </w:rPr>
   </w:style>
@@ -2416,15 +2203,15 @@
     <w:pPr>
       <w:keepNext/>
       <w:keepLines/>
-      <w:spacing w:before="200" w:after="100"/>
+      <w:spacing w:before="160" w:after="80" w:line="240" w:lineRule="auto"/>
       <w:outlineLvl w:val="0"/>
     </w:pPr>
     <w:rPr>
       <w:rFonts w:asciiTheme="majorHAnsi" w:eastAsiaTheme="majorEastAsia" w:hAnsiTheme="majorHAnsi" w:cstheme="majorBidi" w:ascii="Arial" w:hAnsi="Arial" w:eastAsia="Arial"/>
       <w:b/>
       <w:bCs/>
-      <w:color w:val="10294B"/>
-      <w:sz w:val="32"/>
+      <w:color w:val="000000"/>
+      <w:sz w:val="22"/>
       <w:szCs w:val="28"/>
     </w:rPr>
   </w:style>
@@ -2440,15 +2227,15 @@
     <w:pPr>
       <w:keepNext/>
       <w:keepLines/>
-      <w:spacing w:before="200" w:after="100"/>
+      <w:spacing w:before="160" w:after="80" w:line="240" w:lineRule="auto"/>
       <w:outlineLvl w:val="1"/>
     </w:pPr>
     <w:rPr>
       <w:rFonts w:asciiTheme="majorHAnsi" w:eastAsiaTheme="majorEastAsia" w:hAnsiTheme="majorHAnsi" w:cstheme="majorBidi" w:ascii="Arial" w:hAnsi="Arial" w:eastAsia="Arial"/>
       <w:b/>
       <w:bCs/>
-      <w:color w:val="1F4E79"/>
-      <w:sz w:val="26"/>
+      <w:color w:val="000000"/>
+      <w:sz w:val="22"/>
       <w:szCs w:val="26"/>
     </w:rPr>
   </w:style>
@@ -2464,14 +2251,14 @@
     <w:pPr>
       <w:keepNext/>
       <w:keepLines/>
-      <w:spacing w:before="200" w:after="100"/>
+      <w:spacing w:before="160" w:after="80" w:line="240" w:lineRule="auto"/>
       <w:outlineLvl w:val="2"/>
     </w:pPr>
     <w:rPr>
       <w:rFonts w:asciiTheme="majorHAnsi" w:eastAsiaTheme="majorEastAsia" w:hAnsiTheme="majorHAnsi" w:cstheme="majorBidi" w:ascii="Arial" w:hAnsi="Arial" w:eastAsia="Arial"/>
       <w:b/>
       <w:bCs/>
-      <w:color w:val="1F4E79"/>
+      <w:color w:val="000000"/>
       <w:sz w:val="22"/>
     </w:rPr>
   </w:style>
@@ -2703,19 +2490,16 @@
     <w:qFormat/>
     <w:rsid w:val="00FC693F"/>
     <w:pPr>
-      <w:pBdr>
-        <w:bottom w:val="single" w:sz="8" w:space="4" w:color="4F81BD" w:themeColor="accent1"/>
-      </w:pBdr>
-      <w:spacing w:after="100" w:line="240" w:lineRule="auto" w:before="200"/>
+      <w:spacing w:after="80" w:line="240" w:lineRule="auto" w:before="160"/>
       <w:contextualSpacing/>
     </w:pPr>
     <w:rPr>
       <w:rFonts w:asciiTheme="majorHAnsi" w:eastAsiaTheme="majorEastAsia" w:hAnsiTheme="majorHAnsi" w:cstheme="majorBidi" w:ascii="Arial" w:hAnsi="Arial" w:eastAsia="Arial"/>
       <w:b/>
-      <w:color w:val="10294B"/>
+      <w:color w:val="000000"/>
       <w:spacing w:val="5"/>
       <w:kern w:val="28"/>
-      <w:sz w:val="40"/>
+      <w:sz w:val="22"/>
       <w:szCs w:val="52"/>
     </w:rPr>
   </w:style>
@@ -2889,8 +2673,14 @@
       <w:numPr>
         <w:numId w:val="1"/>
       </w:numPr>
+      <w:spacing w:line="240" w:lineRule="auto"/>
       <w:contextualSpacing/>
     </w:pPr>
+    <w:rPr>
+      <w:rFonts w:ascii="Arial" w:hAnsi="Arial" w:eastAsia="Arial"/>
+      <w:color w:val="000000"/>
+      <w:sz w:val="22"/>
+    </w:rPr>
   </w:style>
   <w:style w:type="paragraph" w:styleId="ListBullet2">
     <w:name w:val="List Bullet 2"/>
@@ -2902,8 +2692,14 @@
       <w:numPr>
         <w:numId w:val="2"/>
       </w:numPr>
+      <w:spacing w:line="240" w:lineRule="auto"/>
       <w:contextualSpacing/>
     </w:pPr>
+    <w:rPr>
+      <w:rFonts w:ascii="Arial" w:hAnsi="Arial" w:eastAsia="Arial"/>
+      <w:color w:val="000000"/>
+      <w:sz w:val="22"/>
+    </w:rPr>
   </w:style>
   <w:style w:type="paragraph" w:styleId="ListBullet3">
     <w:name w:val="List Bullet 3"/>
@@ -2928,8 +2724,14 @@
       <w:numPr>
         <w:numId w:val="5"/>
       </w:numPr>
+      <w:spacing w:line="240" w:lineRule="auto"/>
       <w:contextualSpacing/>
     </w:pPr>
+    <w:rPr>
+      <w:rFonts w:ascii="Arial" w:hAnsi="Arial" w:eastAsia="Arial"/>
+      <w:color w:val="000000"/>
+      <w:sz w:val="22"/>
+    </w:rPr>
   </w:style>
   <w:style w:type="paragraph" w:styleId="ListNumber2">
     <w:name w:val="List Number 2"/>
@@ -2941,8 +2743,14 @@
       <w:numPr>
         <w:numId w:val="6"/>
       </w:numPr>
+      <w:spacing w:line="240" w:lineRule="auto"/>
       <w:contextualSpacing/>
     </w:pPr>
+    <w:rPr>
+      <w:rFonts w:ascii="Arial" w:hAnsi="Arial" w:eastAsia="Arial"/>
+      <w:color w:val="000000"/>
+      <w:sz w:val="22"/>
+    </w:rPr>
   </w:style>
   <w:style w:type="paragraph" w:styleId="ListNumber3">
     <w:name w:val="List Number 3"/>

--- a/docs/word/06_Guia_Instalacion.docx
+++ b/docs/word/06_Guia_Instalacion.docx
@@ -460,7 +460,42 @@
           <w:color w:val="000000"/>
           <w:sz w:val="22"/>
         </w:rPr>
-        <w:t>Formato de la conexión: Host=HOST_DEL_SESSION_POOLER;Port=5432;Database=postgres;Username=USUARIO_DEL_POOLER;Password=TU_CONTRASEÑA;SSL Mode=Require. Reemplace cada campo con los valores del proyecto Supabase; no copie la contraseña en el repositorio.</w:t>
+        <w:t>Formato de la conexión: Host=HOST_DEL_SESSION_POOLER;Port=5432;Database=postgres;Username=USUARIO_DEL_POOLER;Password=TU_CONTRASEÑA;SSL Mode=VerifyFull. Reemplace cada campo con los valores del proyecto Supabase; no copie la contraseña en el repositorio.</w:t>
+      </w:r>
+    </w:p>
+    <w:p>
+      <w:pPr>
+        <w:pStyle w:val="Heading2"/>
+        <w:keepNext/>
+        <w:keepLines/>
+      </w:pPr>
+      <w:r>
+        <w:rPr>
+          <w:rFonts w:ascii="Arial" w:hAnsi="Arial" w:eastAsia="Arial"/>
+          <w:color w:val="000000"/>
+          <w:sz w:val="22"/>
+        </w:rPr>
+        <w:t>4.2. Publicación verificada</w:t>
+      </w:r>
+    </w:p>
+    <w:p>
+      <w:r>
+        <w:rPr>
+          <w:rFonts w:ascii="Arial" w:hAnsi="Arial" w:eastAsia="Arial"/>
+          <w:color w:val="000000"/>
+          <w:sz w:val="22"/>
+        </w:rPr>
+        <w:t>Web: https://jaguar009.github.io/efsr14908-bodega-norte/. Backend: https://bodega-norte-grupo10.onrender.com/. La disponibilidad de la base se comprobó en /api/health/ready. El certificado raíz público de Supabase se copia automáticamente a la compilación y publicación.</w:t>
+      </w:r>
+    </w:p>
+    <w:p>
+      <w:r>
+        <w:rPr>
+          <w:rFonts w:ascii="Arial" w:hAnsi="Arial" w:eastAsia="Arial"/>
+          <w:color w:val="000000"/>
+          <w:sz w:val="22"/>
+        </w:rPr>
+        <w:t>Cree una cuenta con el correo del administrador inicial, confirme el correo e ingrese. Las demás cuentas necesitan que el administrador les asigne un rol. No envíe contraseñas por el chat ni las guarde en el repositorio.</w:t>
       </w:r>
     </w:p>
     <w:p>
@@ -1711,7 +1746,7 @@
           <w:color w:val="000000"/>
           <w:sz w:val="22"/>
         </w:rPr>
-        <w:t>Validación técnica: 18 pruebas locales aprobadas; frontend y .NET compilan, con cero errores y advertencias en .NET; Java compila. La revisión de navegador se realizó en modo demo. La conexión privada del backend, integración HTTP PostgreSQL, despliegue Render y aceptación del Grupo 10 están pendientes. La evidencia detallada está en docs/evidencias/validacion_tecnica_2026-10-04.md.</w:t>
+        <w:t>Validación técnica: 18 pruebas locales aprobadas y compilaciones correctas. Render está publicado y conectado a Supabase con TLS y certificado validado; /api/health/ready responde HTTP 200 y las rutas privadas rechazan acceso anónimo. GitHub Pages usa la API remota. Falta confirmar la cuenta inicial, probar operaciones autenticadas y registrar aceptación del Grupo 10. Evidencia: docs/evidencias/validacion_tecnica_2026-10-04.md.</w:t>
       </w:r>
     </w:p>
     <w:sectPr>

--- a/docs/word/06_Guia_Instalacion.docx
+++ b/docs/word/06_Guia_Instalacion.docx
@@ -30,7 +30,7 @@
           <w:color w:val="000000"/>
           <w:sz w:val="22"/>
         </w:rPr>
-        <w:t>Guía de instalación y puesta en marcha</w:t>
+        <w:t>Guía de instalación Bodega Norte</w:t>
       </w:r>
     </w:p>
     <w:p>
@@ -70,7 +70,7 @@
           <w:color w:val="000000"/>
           <w:sz w:val="22"/>
         </w:rPr>
-        <w:t>Ciclo cuarto | Periodo 2026 | Semestre no consignado en los documentos recibidos</w:t>
+        <w:t>Ciclo cuarto | Periodo 2026 | Semestre por confirmar</w:t>
       </w:r>
     </w:p>
     <w:p>
@@ -97,7 +97,7 @@
           <w:color w:val="000000"/>
           <w:sz w:val="22"/>
         </w:rPr>
-        <w:t>Coordinador: Gonzalo Yoel Choque Becerra</w:t>
+        <w:t>Coordinador: Gonsalo Yoel Choque Becerra</w:t>
       </w:r>
     </w:p>
     <w:p>
@@ -117,7 +117,7 @@
           <w:color w:val="000000"/>
           <w:sz w:val="22"/>
         </w:rPr>
-        <w:t>Fecha de elaboración: 4 de octubre de 2026</w:t>
+        <w:t>Fecha de elaboración: 12 de octubre de 2026</w:t>
       </w:r>
     </w:p>
     <w:p>
@@ -142,7 +142,7 @@
           <w:color w:val="000000"/>
           <w:sz w:val="22"/>
         </w:rPr>
-        <w:t>1. Alcance</w:t>
+        <w:t>Requisitos y estructura</w:t>
       </w:r>
     </w:p>
     <w:p>
@@ -152,7 +152,7 @@
           <w:color w:val="000000"/>
           <w:sz w:val="22"/>
         </w:rPr>
-        <w:t>La guía permite ejecutar el MVP de Bodega Norte en un equipo de desarrollo. La solución incluye una View React alojada por ASP.NET Core MVC, controladores, modelos, reglas de negocio y repositorio Npgsql para Supabase PostgreSQL. También conserva un modo demo con persistencia local del navegador.</w:t>
+        <w:t>Instale Visual Studio con desarrollo ASP.NET y el SDK .NET 8, Node.js y pnpm. Java 17 o superior solo se requiere para la prueba Java. Extraiga todo el ZIP; la solución está en 06_Codigo/EFSR14908_Bodega_Norte/backend/BodegaNorte.sln.</w:t>
       </w:r>
     </w:p>
     <w:p>
@@ -167,12 +167,12 @@
           <w:color w:val="000000"/>
           <w:sz w:val="22"/>
         </w:rPr>
-        <w:t>2. Requisitos</w:t>
+        <w:t>Demostración local</w:t>
       </w:r>
     </w:p>
     <w:p>
       <w:pPr>
-        <w:pStyle w:val="ListBullet"/>
+        <w:ind w:left="369" w:hanging="369"/>
       </w:pPr>
       <w:r>
         <w:rPr>
@@ -180,12 +180,12 @@
           <w:color w:val="000000"/>
           <w:sz w:val="22"/>
         </w:rPr>
-        <w:t>Windows con Visual Studio, desarrollo ASP.NET y SDK de .NET 8.</w:t>
+        <w:t>1. Abra una terminal en la raíz del código y ejecute pnpm install --frozen-lockfile.</w:t>
       </w:r>
     </w:p>
     <w:p>
       <w:pPr>
-        <w:pStyle w:val="ListBullet"/>
+        <w:ind w:left="369" w:hanging="369"/>
       </w:pPr>
       <w:r>
         <w:rPr>
@@ -193,46 +193,7 @@
           <w:color w:val="000000"/>
           <w:sz w:val="22"/>
         </w:rPr>
-        <w:t>Node.js 22 y pnpm 11.19.0.</w:t>
-      </w:r>
-    </w:p>
-    <w:p>
-      <w:pPr>
-        <w:pStyle w:val="ListBullet"/>
-      </w:pPr>
-      <w:r>
-        <w:rPr>
-          <w:rFonts w:ascii="Arial" w:hAnsi="Arial" w:eastAsia="Arial"/>
-          <w:color w:val="000000"/>
-          <w:sz w:val="22"/>
-        </w:rPr>
-        <w:t>Navegador actualizado: Chrome, Edge o Firefox.</w:t>
-      </w:r>
-    </w:p>
-    <w:p>
-      <w:pPr>
-        <w:pStyle w:val="ListBullet"/>
-      </w:pPr>
-      <w:r>
-        <w:rPr>
-          <w:rFonts w:ascii="Arial" w:hAnsi="Arial" w:eastAsia="Arial"/>
-          <w:color w:val="000000"/>
-          <w:sz w:val="22"/>
-        </w:rPr>
-        <w:t>Proyecto Supabase PostgreSQL y contraseña de base de datos configurada en User Secrets.</w:t>
-      </w:r>
-    </w:p>
-    <w:p>
-      <w:pPr>
-        <w:pStyle w:val="ListBullet"/>
-      </w:pPr>
-      <w:r>
-        <w:rPr>
-          <w:rFonts w:ascii="Arial" w:hAnsi="Arial" w:eastAsia="Arial"/>
-          <w:color w:val="000000"/>
-          <w:sz w:val="22"/>
-        </w:rPr>
-        <w:t>Java 17 o superior solo para ejecutar la prueba de integración opcional en una base de desarrollo.</w:t>
+        <w:t>2. Ejecute pnpm run dev y abra la dirección que muestre Vite. La demo trabaja con datos ficticios locales.</w:t>
       </w:r>
     </w:p>
     <w:p>
@@ -247,7 +208,7 @@
           <w:color w:val="000000"/>
           <w:sz w:val="22"/>
         </w:rPr>
-        <w:t>3. Instalación del frontend</w:t>
+        <w:t>Visual Studio con base compartida</w:t>
       </w:r>
     </w:p>
     <w:p>
@@ -260,7 +221,7 @@
           <w:color w:val="000000"/>
           <w:sz w:val="22"/>
         </w:rPr>
-        <w:t>1. Copie o clone la carpeta del proyecto en el equipo.</w:t>
+        <w:t>1. Ejecute pnpm run build:visualstudio en la raíz del código.</w:t>
       </w:r>
     </w:p>
     <w:p>
@@ -273,7 +234,7 @@
           <w:color w:val="000000"/>
           <w:sz w:val="22"/>
         </w:rPr>
-        <w:t>2. Abra una terminal en la carpeta EFSR14908_Bodega_Norte.</w:t>
+        <w:t>2. Abra backend/BodegaNorte.sln; el proyecto de inicio es BodegaNorte.Api.</w:t>
       </w:r>
     </w:p>
     <w:p>
@@ -286,7 +247,7 @@
           <w:color w:val="000000"/>
           <w:sz w:val="22"/>
         </w:rPr>
-        <w:t>3. Ejecute npm install para instalar las dependencias.</w:t>
+        <w:t>3. En el proyecto API, abra Manage User Secrets y configure los valores privados de la tabla. En este equipo ya están guardados; el ZIP no los incluye.</w:t>
       </w:r>
     </w:p>
     <w:p>
@@ -299,7 +260,7 @@
           <w:color w:val="000000"/>
           <w:sz w:val="22"/>
         </w:rPr>
-        <w:t>4. Ejecute npm run dev para iniciar el servidor local.</w:t>
+        <w:t>4. En una base nueva aplique schema.sql, upgrade_operations.sql y seed.sql, en ese orden. No vuelva a sembrar una base operativa.</w:t>
       </w:r>
     </w:p>
     <w:p>
@@ -312,656 +273,7 @@
           <w:color w:val="000000"/>
           <w:sz w:val="22"/>
         </w:rPr>
-        <w:t>5. Abra la URL indicada por Vite, normalmente http://localhost:5173/.</w:t>
-      </w:r>
-    </w:p>
-    <w:p>
-      <w:pPr>
-        <w:pStyle w:val="Heading1"/>
-        <w:keepNext/>
-        <w:keepLines/>
-      </w:pPr>
-      <w:r>
-        <w:rPr>
-          <w:rFonts w:ascii="Arial" w:hAnsi="Arial" w:eastAsia="Arial"/>
-          <w:color w:val="000000"/>
-          <w:sz w:val="22"/>
-        </w:rPr>
-        <w:t>4. Construcción de producción</w:t>
-      </w:r>
-    </w:p>
-    <w:p>
-      <w:r>
-        <w:rPr>
-          <w:rFonts w:ascii="Arial" w:hAnsi="Arial" w:eastAsia="Arial"/>
-          <w:color w:val="000000"/>
-          <w:sz w:val="22"/>
-        </w:rPr>
-        <w:t>Para validar que la aplicación puede compilarse, ejecute:</w:t>
-      </w:r>
-    </w:p>
-    <w:p>
-      <w:r>
-        <w:rPr>
-          <w:rFonts w:ascii="Arial" w:hAnsi="Arial" w:eastAsia="Arial"/>
-          <w:color w:val="000000"/>
-          <w:sz w:val="22"/>
-        </w:rPr>
-        <w:t>npm run build</w:t>
-      </w:r>
-    </w:p>
-    <w:p>
-      <w:r>
-        <w:rPr>
-          <w:rFonts w:ascii="Arial" w:hAnsi="Arial" w:eastAsia="Arial"/>
-          <w:color w:val="000000"/>
-          <w:sz w:val="22"/>
-        </w:rPr>
-        <w:t>El comando debe finalizar sin errores y crear la carpeta dist. Para preparar la aplicación MVC en Visual Studio, use npm run build:visualstudio; los archivos compilados se generan en backend/BodegaNorte.Api/wwwroot.</w:t>
-      </w:r>
-    </w:p>
-    <w:p>
-      <w:pPr>
-        <w:pStyle w:val="Heading1"/>
-        <w:keepNext/>
-        <w:keepLines/>
-      </w:pPr>
-      <w:r>
-        <w:rPr>
-          <w:rFonts w:ascii="Arial" w:hAnsi="Arial" w:eastAsia="Arial"/>
-          <w:color w:val="000000"/>
-          <w:sz w:val="22"/>
-        </w:rPr>
-        <w:t>4.1. Ejecución en Visual Studio y Supabase</w:t>
-      </w:r>
-    </w:p>
-    <w:p>
-      <w:pPr>
-        <w:ind w:left="369" w:hanging="369"/>
-      </w:pPr>
-      <w:r>
-        <w:rPr>
-          <w:rFonts w:ascii="Arial" w:hAnsi="Arial" w:eastAsia="Arial"/>
-          <w:color w:val="000000"/>
-          <w:sz w:val="22"/>
-        </w:rPr>
-        <w:t>1. Para una base nueva ejecute database/schema.sql, database/upgrade_operations.sql y database/seed.sql, en ese orden. En el proyecto actual la migración ya está aplicada.</w:t>
-      </w:r>
-    </w:p>
-    <w:p>
-      <w:pPr>
-        <w:ind w:left="369" w:hanging="369"/>
-      </w:pPr>
-      <w:r>
-        <w:rPr>
-          <w:rFonts w:ascii="Arial" w:hAnsi="Arial" w:eastAsia="Arial"/>
-          <w:color w:val="000000"/>
-          <w:sz w:val="22"/>
-        </w:rPr>
-        <w:t>2. En Visual Studio, abra Manage User Secrets para BodegaNorte.Api y agregue ConnectionStrings:BodegaNorte con los datos del Session pooler y la contraseña, Supabase:Url, Supabase:PublishableKey y BootstrapAdminEmail. Confirme el correo del administrador inicial.</w:t>
-      </w:r>
-    </w:p>
-    <w:p>
-      <w:pPr>
-        <w:ind w:left="369" w:hanging="369"/>
-      </w:pPr>
-      <w:r>
-        <w:rPr>
-          <w:rFonts w:ascii="Arial" w:hAnsi="Arial" w:eastAsia="Arial"/>
-          <w:color w:val="000000"/>
-          <w:sz w:val="22"/>
-        </w:rPr>
-        <w:t>3. Desde la raíz ejecute npm install y npm run build:visualstudio.</w:t>
-      </w:r>
-    </w:p>
-    <w:p>
-      <w:pPr>
-        <w:ind w:left="369" w:hanging="369"/>
-      </w:pPr>
-      <w:r>
-        <w:rPr>
-          <w:rFonts w:ascii="Arial" w:hAnsi="Arial" w:eastAsia="Arial"/>
-          <w:color w:val="000000"/>
-          <w:sz w:val="22"/>
-        </w:rPr>
-        <w:t>4. Abra backend/BodegaNorte.sln en Visual Studio.</w:t>
-      </w:r>
-    </w:p>
-    <w:p>
-      <w:pPr>
-        <w:ind w:left="369" w:hanging="369"/>
-      </w:pPr>
-      <w:r>
-        <w:rPr>
-          <w:rFonts w:ascii="Arial" w:hAnsi="Arial" w:eastAsia="Arial"/>
-          <w:color w:val="000000"/>
-          <w:sz w:val="22"/>
-        </w:rPr>
-        <w:t>5. Seleccione BodegaNorte.Api y presione F5.</w:t>
-      </w:r>
-    </w:p>
-    <w:p>
-      <w:pPr>
-        <w:ind w:left="369" w:hanging="369"/>
-      </w:pPr>
-      <w:r>
-        <w:rPr>
-          <w:rFonts w:ascii="Arial" w:hAnsi="Arial" w:eastAsia="Arial"/>
-          <w:color w:val="000000"/>
-          <w:sz w:val="22"/>
-        </w:rPr>
-        <w:t>6. Verifique /api/health/ready; confirme su cuenta e ingrese con un rol habilitado para consultar productos.</w:t>
-      </w:r>
-    </w:p>
-    <w:p>
-      <w:r>
-        <w:rPr>
-          <w:rFonts w:ascii="Arial" w:hAnsi="Arial" w:eastAsia="Arial"/>
-          <w:color w:val="000000"/>
-          <w:sz w:val="22"/>
-        </w:rPr>
-        <w:t>Formato de la conexión: Host=HOST_DEL_SESSION_POOLER;Port=5432;Database=postgres;Username=USUARIO_DEL_POOLER;Password=TU_CONTRASEÑA;SSL Mode=VerifyFull. Reemplace cada campo con los valores del proyecto Supabase; no copie la contraseña en el repositorio.</w:t>
-      </w:r>
-    </w:p>
-    <w:p>
-      <w:pPr>
-        <w:pStyle w:val="Heading2"/>
-        <w:keepNext/>
-        <w:keepLines/>
-      </w:pPr>
-      <w:r>
-        <w:rPr>
-          <w:rFonts w:ascii="Arial" w:hAnsi="Arial" w:eastAsia="Arial"/>
-          <w:color w:val="000000"/>
-          <w:sz w:val="22"/>
-        </w:rPr>
-        <w:t>4.2. Publicación verificada</w:t>
-      </w:r>
-    </w:p>
-    <w:p>
-      <w:r>
-        <w:rPr>
-          <w:rFonts w:ascii="Arial" w:hAnsi="Arial" w:eastAsia="Arial"/>
-          <w:color w:val="000000"/>
-          <w:sz w:val="22"/>
-        </w:rPr>
-        <w:t>Web: https://jaguar009.github.io/efsr14908-bodega-norte/. Backend: https://bodega-norte-grupo10.onrender.com/. La disponibilidad de la base se comprobó en /api/health/ready. El certificado raíz público de Supabase se copia automáticamente a la compilación y publicación.</w:t>
-      </w:r>
-    </w:p>
-    <w:p>
-      <w:r>
-        <w:rPr>
-          <w:rFonts w:ascii="Arial" w:hAnsi="Arial" w:eastAsia="Arial"/>
-          <w:color w:val="000000"/>
-          <w:sz w:val="22"/>
-        </w:rPr>
-        <w:t>Cree una cuenta con el correo del administrador inicial, confirme el correo e ingrese. Las demás cuentas necesitan que el administrador les asigne un rol. No envíe contraseñas por el chat ni las guarde en el repositorio.</w:t>
-      </w:r>
-    </w:p>
-    <w:p>
-      <w:pPr>
-        <w:pStyle w:val="Heading1"/>
-        <w:keepNext/>
-        <w:keepLines/>
-      </w:pPr>
-      <w:r>
-        <w:rPr>
-          <w:rFonts w:ascii="Arial" w:hAnsi="Arial" w:eastAsia="Arial"/>
-          <w:color w:val="000000"/>
-          <w:sz w:val="22"/>
-        </w:rPr>
-        <w:t>5. Datos y persistencia</w:t>
-      </w:r>
-    </w:p>
-    <w:p>
-      <w:r>
-        <w:rPr>
-          <w:rFonts w:ascii="Arial" w:hAnsi="Arial" w:eastAsia="Arial"/>
-          <w:color w:val="000000"/>
-          <w:sz w:val="22"/>
-        </w:rPr>
-        <w:t>El modo demo guarda datos en bodega-norte:v2:data y migra datos antiguos sin inventar sus fechas o costos. En el modo MVC, los controladores envían las operaciones a BodegaService y BodegaRepository las guarda en Supabase PostgreSQL dentro de transacciones.</w:t>
-      </w:r>
-    </w:p>
-    <w:tbl>
-      <w:tblPr>
-        <w:tblStyle w:val="TableGrid"/>
-        <w:tblW w:type="auto" w:w="0"/>
-        <w:jc w:val="center"/>
-        <w:tblLook w:firstColumn="1" w:firstRow="1" w:lastColumn="0" w:lastRow="0" w:noHBand="0" w:noVBand="1" w:val="04A0"/>
-      </w:tblPr>
-      <w:tblGrid>
-        <w:gridCol w:w="2880"/>
-        <w:gridCol w:w="2880"/>
-        <w:gridCol w:w="2880"/>
-      </w:tblGrid>
-      <w:tr>
-        <w:trPr>
-          <w:cantSplit/>
-          <w:tblHeader w:val="true"/>
-        </w:trPr>
-        <w:tc>
-          <w:tcPr>
-            <w:tcW w:type="dxa" w:w="2880"/>
-            <w:shd w:fill="000000"/>
-            <w:tcBorders>
-              <w:top w:val="single" w:sz="4" w:space="0" w:color="000000"/>
-              <w:left w:val="single" w:sz="4" w:space="0" w:color="000000"/>
-              <w:bottom w:val="single" w:sz="4" w:space="0" w:color="000000"/>
-              <w:right w:val="single" w:sz="4" w:space="0" w:color="000000"/>
-              <w:insideH w:val="single" w:sz="4" w:space="0" w:color="000000"/>
-              <w:insideV w:val="single" w:sz="4" w:space="0" w:color="000000"/>
-            </w:tcBorders>
-            <w:tcMar>
-              <w:top w:w="80" w:type="dxa"/>
-              <w:start w:w="100" w:type="dxa"/>
-              <w:bottom w:w="80" w:type="dxa"/>
-              <w:end w:w="100" w:type="dxa"/>
-            </w:tcMar>
-          </w:tcPr>
-          <w:p>
-            <w:pPr>
-              <w:keepNext/>
-            </w:pPr>
-            <w:r>
-              <w:rPr>
-                <w:rFonts w:ascii="Arial" w:hAnsi="Arial" w:eastAsia="Arial"/>
-                <w:b/>
-                <w:color w:val="FFFFFF"/>
-                <w:sz w:val="22"/>
-              </w:rPr>
-              <w:t>Fase</w:t>
-            </w:r>
-          </w:p>
-        </w:tc>
-        <w:tc>
-          <w:tcPr>
-            <w:tcW w:type="dxa" w:w="2880"/>
-            <w:shd w:fill="000000"/>
-            <w:tcBorders>
-              <w:top w:val="single" w:sz="4" w:space="0" w:color="000000"/>
-              <w:left w:val="single" w:sz="4" w:space="0" w:color="000000"/>
-              <w:bottom w:val="single" w:sz="4" w:space="0" w:color="000000"/>
-              <w:right w:val="single" w:sz="4" w:space="0" w:color="000000"/>
-              <w:insideH w:val="single" w:sz="4" w:space="0" w:color="000000"/>
-              <w:insideV w:val="single" w:sz="4" w:space="0" w:color="000000"/>
-            </w:tcBorders>
-            <w:tcMar>
-              <w:top w:w="80" w:type="dxa"/>
-              <w:start w:w="100" w:type="dxa"/>
-              <w:bottom w:w="80" w:type="dxa"/>
-              <w:end w:w="100" w:type="dxa"/>
-            </w:tcMar>
-          </w:tcPr>
-          <w:p>
-            <w:pPr>
-              <w:keepNext/>
-            </w:pPr>
-            <w:r>
-              <w:rPr>
-                <w:rFonts w:ascii="Arial" w:hAnsi="Arial" w:eastAsia="Arial"/>
-                <w:b/>
-                <w:color w:val="FFFFFF"/>
-                <w:sz w:val="22"/>
-              </w:rPr>
-              <w:t>Persistencia</w:t>
-            </w:r>
-          </w:p>
-        </w:tc>
-        <w:tc>
-          <w:tcPr>
-            <w:tcW w:type="dxa" w:w="2880"/>
-            <w:shd w:fill="000000"/>
-            <w:tcBorders>
-              <w:top w:val="single" w:sz="4" w:space="0" w:color="000000"/>
-              <w:left w:val="single" w:sz="4" w:space="0" w:color="000000"/>
-              <w:bottom w:val="single" w:sz="4" w:space="0" w:color="000000"/>
-              <w:right w:val="single" w:sz="4" w:space="0" w:color="000000"/>
-              <w:insideH w:val="single" w:sz="4" w:space="0" w:color="000000"/>
-              <w:insideV w:val="single" w:sz="4" w:space="0" w:color="000000"/>
-            </w:tcBorders>
-            <w:tcMar>
-              <w:top w:w="80" w:type="dxa"/>
-              <w:start w:w="100" w:type="dxa"/>
-              <w:bottom w:w="80" w:type="dxa"/>
-              <w:end w:w="100" w:type="dxa"/>
-            </w:tcMar>
-          </w:tcPr>
-          <w:p>
-            <w:pPr>
-              <w:keepNext/>
-            </w:pPr>
-            <w:r>
-              <w:rPr>
-                <w:rFonts w:ascii="Arial" w:hAnsi="Arial" w:eastAsia="Arial"/>
-                <w:b/>
-                <w:color w:val="FFFFFF"/>
-                <w:sz w:val="22"/>
-              </w:rPr>
-              <w:t>Acción requerida</w:t>
-            </w:r>
-          </w:p>
-        </w:tc>
-      </w:tr>
-      <w:tr>
-        <w:trPr>
-          <w:cantSplit/>
-        </w:trPr>
-        <w:tc>
-          <w:tcPr>
-            <w:tcW w:type="dxa" w:w="2880"/>
-            <w:shd w:fill="FFFFFF"/>
-            <w:tcBorders>
-              <w:top w:val="single" w:sz="4" w:space="0" w:color="000000"/>
-              <w:left w:val="single" w:sz="4" w:space="0" w:color="000000"/>
-              <w:bottom w:val="single" w:sz="4" w:space="0" w:color="000000"/>
-              <w:right w:val="single" w:sz="4" w:space="0" w:color="000000"/>
-              <w:insideH w:val="single" w:sz="4" w:space="0" w:color="000000"/>
-              <w:insideV w:val="single" w:sz="4" w:space="0" w:color="000000"/>
-            </w:tcBorders>
-            <w:tcMar>
-              <w:top w:w="80" w:type="dxa"/>
-              <w:start w:w="100" w:type="dxa"/>
-              <w:bottom w:w="80" w:type="dxa"/>
-              <w:end w:w="100" w:type="dxa"/>
-            </w:tcMar>
-            <w:vAlign w:val="center"/>
-          </w:tcPr>
-          <w:p>
-            <w:r>
-              <w:rPr>
-                <w:rFonts w:ascii="Arial" w:hAnsi="Arial" w:eastAsia="Arial"/>
-                <w:color w:val="000000"/>
-                <w:sz w:val="22"/>
-              </w:rPr>
-              <w:t>MVP demostrativo</w:t>
-            </w:r>
-          </w:p>
-        </w:tc>
-        <w:tc>
-          <w:tcPr>
-            <w:tcW w:type="dxa" w:w="2880"/>
-            <w:shd w:fill="FFFFFF"/>
-            <w:tcBorders>
-              <w:top w:val="single" w:sz="4" w:space="0" w:color="000000"/>
-              <w:left w:val="single" w:sz="4" w:space="0" w:color="000000"/>
-              <w:bottom w:val="single" w:sz="4" w:space="0" w:color="000000"/>
-              <w:right w:val="single" w:sz="4" w:space="0" w:color="000000"/>
-              <w:insideH w:val="single" w:sz="4" w:space="0" w:color="000000"/>
-              <w:insideV w:val="single" w:sz="4" w:space="0" w:color="000000"/>
-            </w:tcBorders>
-            <w:tcMar>
-              <w:top w:w="80" w:type="dxa"/>
-              <w:start w:w="100" w:type="dxa"/>
-              <w:bottom w:w="80" w:type="dxa"/>
-              <w:end w:w="100" w:type="dxa"/>
-            </w:tcMar>
-            <w:vAlign w:val="center"/>
-          </w:tcPr>
-          <w:p>
-            <w:r>
-              <w:rPr>
-                <w:rFonts w:ascii="Arial" w:hAnsi="Arial" w:eastAsia="Arial"/>
-                <w:color w:val="000000"/>
-                <w:sz w:val="22"/>
-              </w:rPr>
-              <w:t>localStorage</w:t>
-            </w:r>
-          </w:p>
-        </w:tc>
-        <w:tc>
-          <w:tcPr>
-            <w:tcW w:type="dxa" w:w="2880"/>
-            <w:shd w:fill="FFFFFF"/>
-            <w:tcBorders>
-              <w:top w:val="single" w:sz="4" w:space="0" w:color="000000"/>
-              <w:left w:val="single" w:sz="4" w:space="0" w:color="000000"/>
-              <w:bottom w:val="single" w:sz="4" w:space="0" w:color="000000"/>
-              <w:right w:val="single" w:sz="4" w:space="0" w:color="000000"/>
-              <w:insideH w:val="single" w:sz="4" w:space="0" w:color="000000"/>
-              <w:insideV w:val="single" w:sz="4" w:space="0" w:color="000000"/>
-            </w:tcBorders>
-            <w:tcMar>
-              <w:top w:w="80" w:type="dxa"/>
-              <w:start w:w="100" w:type="dxa"/>
-              <w:bottom w:w="80" w:type="dxa"/>
-              <w:end w:w="100" w:type="dxa"/>
-            </w:tcMar>
-            <w:vAlign w:val="center"/>
-          </w:tcPr>
-          <w:p>
-            <w:r>
-              <w:rPr>
-                <w:rFonts w:ascii="Arial" w:hAnsi="Arial" w:eastAsia="Arial"/>
-                <w:color w:val="000000"/>
-                <w:sz w:val="22"/>
-              </w:rPr>
-              <w:t>Usar Exportar CSV para respaldar.</w:t>
-            </w:r>
-          </w:p>
-        </w:tc>
-      </w:tr>
-      <w:tr>
-        <w:trPr>
-          <w:cantSplit/>
-        </w:trPr>
-        <w:tc>
-          <w:tcPr>
-            <w:tcW w:type="dxa" w:w="2880"/>
-            <w:shd w:fill="FFFFFF"/>
-            <w:tcBorders>
-              <w:top w:val="single" w:sz="4" w:space="0" w:color="000000"/>
-              <w:left w:val="single" w:sz="4" w:space="0" w:color="000000"/>
-              <w:bottom w:val="single" w:sz="4" w:space="0" w:color="000000"/>
-              <w:right w:val="single" w:sz="4" w:space="0" w:color="000000"/>
-              <w:insideH w:val="single" w:sz="4" w:space="0" w:color="000000"/>
-              <w:insideV w:val="single" w:sz="4" w:space="0" w:color="000000"/>
-            </w:tcBorders>
-            <w:tcMar>
-              <w:top w:w="80" w:type="dxa"/>
-              <w:start w:w="100" w:type="dxa"/>
-              <w:bottom w:w="80" w:type="dxa"/>
-              <w:end w:w="100" w:type="dxa"/>
-            </w:tcMar>
-            <w:vAlign w:val="center"/>
-          </w:tcPr>
-          <w:p>
-            <w:r>
-              <w:rPr>
-                <w:rFonts w:ascii="Arial" w:hAnsi="Arial" w:eastAsia="Arial"/>
-                <w:color w:val="000000"/>
-                <w:sz w:val="22"/>
-              </w:rPr>
-              <w:t>MVC con Visual Studio</w:t>
-            </w:r>
-          </w:p>
-        </w:tc>
-        <w:tc>
-          <w:tcPr>
-            <w:tcW w:type="dxa" w:w="2880"/>
-            <w:shd w:fill="FFFFFF"/>
-            <w:tcBorders>
-              <w:top w:val="single" w:sz="4" w:space="0" w:color="000000"/>
-              <w:left w:val="single" w:sz="4" w:space="0" w:color="000000"/>
-              <w:bottom w:val="single" w:sz="4" w:space="0" w:color="000000"/>
-              <w:right w:val="single" w:sz="4" w:space="0" w:color="000000"/>
-              <w:insideH w:val="single" w:sz="4" w:space="0" w:color="000000"/>
-              <w:insideV w:val="single" w:sz="4" w:space="0" w:color="000000"/>
-            </w:tcBorders>
-            <w:tcMar>
-              <w:top w:w="80" w:type="dxa"/>
-              <w:start w:w="100" w:type="dxa"/>
-              <w:bottom w:w="80" w:type="dxa"/>
-              <w:end w:w="100" w:type="dxa"/>
-            </w:tcMar>
-            <w:vAlign w:val="center"/>
-          </w:tcPr>
-          <w:p>
-            <w:r>
-              <w:rPr>
-                <w:rFonts w:ascii="Arial" w:hAnsi="Arial" w:eastAsia="Arial"/>
-                <w:color w:val="000000"/>
-                <w:sz w:val="22"/>
-              </w:rPr>
-              <w:t>Supabase PostgreSQL</w:t>
-            </w:r>
-          </w:p>
-        </w:tc>
-        <w:tc>
-          <w:tcPr>
-            <w:tcW w:type="dxa" w:w="2880"/>
-            <w:shd w:fill="FFFFFF"/>
-            <w:tcBorders>
-              <w:top w:val="single" w:sz="4" w:space="0" w:color="000000"/>
-              <w:left w:val="single" w:sz="4" w:space="0" w:color="000000"/>
-              <w:bottom w:val="single" w:sz="4" w:space="0" w:color="000000"/>
-              <w:right w:val="single" w:sz="4" w:space="0" w:color="000000"/>
-              <w:insideH w:val="single" w:sz="4" w:space="0" w:color="000000"/>
-              <w:insideV w:val="single" w:sz="4" w:space="0" w:color="000000"/>
-            </w:tcBorders>
-            <w:tcMar>
-              <w:top w:w="80" w:type="dxa"/>
-              <w:start w:w="100" w:type="dxa"/>
-              <w:bottom w:w="80" w:type="dxa"/>
-              <w:end w:w="100" w:type="dxa"/>
-            </w:tcMar>
-            <w:vAlign w:val="center"/>
-          </w:tcPr>
-          <w:p>
-            <w:r>
-              <w:rPr>
-                <w:rFonts w:ascii="Arial" w:hAnsi="Arial" w:eastAsia="Arial"/>
-                <w:color w:val="000000"/>
-                <w:sz w:val="22"/>
-              </w:rPr>
-              <w:t>Aplicar schema.sql y seed.sql, configurar User Secrets y abrir la solución.</w:t>
-            </w:r>
-          </w:p>
-        </w:tc>
-      </w:tr>
-      <w:tr>
-        <w:trPr>
-          <w:cantSplit/>
-        </w:trPr>
-        <w:tc>
-          <w:tcPr>
-            <w:tcW w:type="dxa" w:w="2880"/>
-            <w:shd w:fill="FFFFFF"/>
-            <w:tcBorders>
-              <w:top w:val="single" w:sz="4" w:space="0" w:color="000000"/>
-              <w:left w:val="single" w:sz="4" w:space="0" w:color="000000"/>
-              <w:bottom w:val="single" w:sz="4" w:space="0" w:color="000000"/>
-              <w:right w:val="single" w:sz="4" w:space="0" w:color="000000"/>
-              <w:insideH w:val="single" w:sz="4" w:space="0" w:color="000000"/>
-              <w:insideV w:val="single" w:sz="4" w:space="0" w:color="000000"/>
-            </w:tcBorders>
-            <w:tcMar>
-              <w:top w:w="80" w:type="dxa"/>
-              <w:start w:w="100" w:type="dxa"/>
-              <w:bottom w:w="80" w:type="dxa"/>
-              <w:end w:w="100" w:type="dxa"/>
-            </w:tcMar>
-            <w:vAlign w:val="center"/>
-          </w:tcPr>
-          <w:p>
-            <w:r>
-              <w:rPr>
-                <w:rFonts w:ascii="Arial" w:hAnsi="Arial" w:eastAsia="Arial"/>
-                <w:color w:val="000000"/>
-                <w:sz w:val="22"/>
-              </w:rPr>
-              <w:t>Producción</w:t>
-            </w:r>
-          </w:p>
-        </w:tc>
-        <w:tc>
-          <w:tcPr>
-            <w:tcW w:type="dxa" w:w="2880"/>
-            <w:shd w:fill="FFFFFF"/>
-            <w:tcBorders>
-              <w:top w:val="single" w:sz="4" w:space="0" w:color="000000"/>
-              <w:left w:val="single" w:sz="4" w:space="0" w:color="000000"/>
-              <w:bottom w:val="single" w:sz="4" w:space="0" w:color="000000"/>
-              <w:right w:val="single" w:sz="4" w:space="0" w:color="000000"/>
-              <w:insideH w:val="single" w:sz="4" w:space="0" w:color="000000"/>
-              <w:insideV w:val="single" w:sz="4" w:space="0" w:color="000000"/>
-            </w:tcBorders>
-            <w:tcMar>
-              <w:top w:w="80" w:type="dxa"/>
-              <w:start w:w="100" w:type="dxa"/>
-              <w:bottom w:w="80" w:type="dxa"/>
-              <w:end w:w="100" w:type="dxa"/>
-            </w:tcMar>
-            <w:vAlign w:val="center"/>
-          </w:tcPr>
-          <w:p>
-            <w:r>
-              <w:rPr>
-                <w:rFonts w:ascii="Arial" w:hAnsi="Arial" w:eastAsia="Arial"/>
-                <w:color w:val="000000"/>
-                <w:sz w:val="22"/>
-              </w:rPr>
-              <w:t>Supabase PostgreSQL</w:t>
-            </w:r>
-          </w:p>
-        </w:tc>
-        <w:tc>
-          <w:tcPr>
-            <w:tcW w:type="dxa" w:w="2880"/>
-            <w:shd w:fill="FFFFFF"/>
-            <w:tcBorders>
-              <w:top w:val="single" w:sz="4" w:space="0" w:color="000000"/>
-              <w:left w:val="single" w:sz="4" w:space="0" w:color="000000"/>
-              <w:bottom w:val="single" w:sz="4" w:space="0" w:color="000000"/>
-              <w:right w:val="single" w:sz="4" w:space="0" w:color="000000"/>
-              <w:insideH w:val="single" w:sz="4" w:space="0" w:color="000000"/>
-              <w:insideV w:val="single" w:sz="4" w:space="0" w:color="000000"/>
-            </w:tcBorders>
-            <w:tcMar>
-              <w:top w:w="80" w:type="dxa"/>
-              <w:start w:w="100" w:type="dxa"/>
-              <w:bottom w:w="80" w:type="dxa"/>
-              <w:end w:w="100" w:type="dxa"/>
-            </w:tcMar>
-            <w:vAlign w:val="center"/>
-          </w:tcPr>
-          <w:p>
-            <w:r>
-              <w:rPr>
-                <w:rFonts w:ascii="Arial" w:hAnsi="Arial" w:eastAsia="Arial"/>
-                <w:color w:val="000000"/>
-                <w:sz w:val="22"/>
-              </w:rPr>
-              <w:t>Validar roles y auditoría, guardar la conexión privada y ensayar recuperación antes de operar.</w:t>
-            </w:r>
-          </w:p>
-        </w:tc>
-      </w:tr>
-    </w:tbl>
-    <w:p/>
-    <w:p>
-      <w:pPr>
-        <w:pStyle w:val="Heading1"/>
-        <w:keepNext/>
-        <w:keepLines/>
-      </w:pPr>
-      <w:r>
-        <w:rPr>
-          <w:rFonts w:ascii="Arial" w:hAnsi="Arial" w:eastAsia="Arial"/>
-          <w:color w:val="000000"/>
-          <w:sz w:val="22"/>
-        </w:rPr>
-        <w:t>6. Configuración ambiental</w:t>
-      </w:r>
-    </w:p>
-    <w:p>
-      <w:r>
-        <w:rPr>
-          <w:rFonts w:ascii="Arial" w:hAnsi="Arial" w:eastAsia="Arial"/>
-          <w:color w:val="000000"/>
-          <w:sz w:val="22"/>
-        </w:rPr>
-        <w:t>Copie .env.example como .env solo si se agregan servicios externos. Nunca coloque claves reales en el repositorio ni en las capturas de la entrega.</w:t>
+        <w:t>5. Ejecute con F5 y visite https://localhost:7248 o http://localhost:5248. /api/health/ready confirma conexión y tablas.</w:t>
       </w:r>
     </w:p>
     <w:tbl>
@@ -1010,7 +322,7 @@
                 <w:color w:val="FFFFFF"/>
                 <w:sz w:val="22"/>
               </w:rPr>
-              <w:t>Variable sugerida</w:t>
+              <w:t>Configuración privada</w:t>
             </w:r>
           </w:p>
         </w:tc>
@@ -1044,7 +356,7 @@
                 <w:color w:val="FFFFFF"/>
                 <w:sz w:val="22"/>
               </w:rPr>
-              <w:t>Uso</w:t>
+              <w:t>Valor o procedencia</w:t>
             </w:r>
           </w:p>
         </w:tc>
@@ -1055,7 +367,7 @@
         </w:trPr>
         <w:tc>
           <w:tcPr>
-            <w:tcW w:type="dxa" w:w="4320"/>
+            <w:tcW w:type="dxa" w:w="3402"/>
             <w:shd w:fill="FFFFFF"/>
             <w:tcBorders>
               <w:top w:val="single" w:sz="4" w:space="0" w:color="000000"/>
@@ -1080,13 +392,13 @@
                 <w:color w:val="000000"/>
                 <w:sz w:val="22"/>
               </w:rPr>
-              <w:t>VITE_API_MODE</w:t>
+              <w:t>ConnectionStrings:BodegaNorte</w:t>
             </w:r>
           </w:p>
         </w:tc>
         <w:tc>
           <w:tcPr>
-            <w:tcW w:type="dxa" w:w="4320"/>
+            <w:tcW w:type="dxa" w:w="5669"/>
             <w:shd w:fill="FFFFFF"/>
             <w:tcBorders>
               <w:top w:val="single" w:sz="4" w:space="0" w:color="000000"/>
@@ -1111,7 +423,7 @@
                 <w:color w:val="000000"/>
                 <w:sz w:val="22"/>
               </w:rPr>
-              <w:t>El valor supabase activa la View conectada a MVC; demo activa LocalStorage.</w:t>
+              <w:t>Cadena Npgsql del Session pooler Supabase con contraseña real y TLS VerifyFull.</w:t>
             </w:r>
           </w:p>
         </w:tc>
@@ -1122,7 +434,7 @@
         </w:trPr>
         <w:tc>
           <w:tcPr>
-            <w:tcW w:type="dxa" w:w="4320"/>
+            <w:tcW w:type="dxa" w:w="3402"/>
             <w:shd w:fill="FFFFFF"/>
             <w:tcBorders>
               <w:top w:val="single" w:sz="4" w:space="0" w:color="000000"/>
@@ -1147,13 +459,13 @@
                 <w:color w:val="000000"/>
                 <w:sz w:val="22"/>
               </w:rPr>
-              <w:t>VITE_API_BASE_URL</w:t>
+              <w:t>Supabase:Url</w:t>
             </w:r>
           </w:p>
         </w:tc>
         <w:tc>
           <w:tcPr>
-            <w:tcW w:type="dxa" w:w="4320"/>
+            <w:tcW w:type="dxa" w:w="5669"/>
             <w:shd w:fill="FFFFFF"/>
             <w:tcBorders>
               <w:top w:val="single" w:sz="4" w:space="0" w:color="000000"/>
@@ -1178,7 +490,7 @@
                 <w:color w:val="000000"/>
                 <w:sz w:val="22"/>
               </w:rPr>
-              <w:t>Ruta base de los controladores MVC; por defecto /api.</w:t>
+              <w:t>URL del proyecto Supabase conectado.</w:t>
             </w:r>
           </w:p>
         </w:tc>
@@ -1189,7 +501,7 @@
         </w:trPr>
         <w:tc>
           <w:tcPr>
-            <w:tcW w:type="dxa" w:w="4320"/>
+            <w:tcW w:type="dxa" w:w="3402"/>
             <w:shd w:fill="FFFFFF"/>
             <w:tcBorders>
               <w:top w:val="single" w:sz="4" w:space="0" w:color="000000"/>
@@ -1214,13 +526,13 @@
                 <w:color w:val="000000"/>
                 <w:sz w:val="22"/>
               </w:rPr>
-              <w:t>WATSON_ASSISTANT_ID</w:t>
+              <w:t>Supabase:PublishableKey</w:t>
             </w:r>
           </w:p>
         </w:tc>
         <w:tc>
           <w:tcPr>
-            <w:tcW w:type="dxa" w:w="4320"/>
+            <w:tcW w:type="dxa" w:w="5669"/>
             <w:shd w:fill="FFFFFF"/>
             <w:tcBorders>
               <w:top w:val="single" w:sz="4" w:space="0" w:color="000000"/>
@@ -1245,7 +557,7 @@
                 <w:color w:val="000000"/>
                 <w:sz w:val="22"/>
               </w:rPr>
-              <w:t>Identificador del asistente.</w:t>
+              <w:t>Clave pública del proyecto; no es una service role.</w:t>
             </w:r>
           </w:p>
         </w:tc>
@@ -1256,7 +568,7 @@
         </w:trPr>
         <w:tc>
           <w:tcPr>
-            <w:tcW w:type="dxa" w:w="4320"/>
+            <w:tcW w:type="dxa" w:w="3402"/>
             <w:shd w:fill="FFFFFF"/>
             <w:tcBorders>
               <w:top w:val="single" w:sz="4" w:space="0" w:color="000000"/>
@@ -1281,13 +593,13 @@
                 <w:color w:val="000000"/>
                 <w:sz w:val="22"/>
               </w:rPr>
-              <w:t>WATSON_APIKEY</w:t>
+              <w:t>BootstrapAdminEmail</w:t>
             </w:r>
           </w:p>
         </w:tc>
         <w:tc>
           <w:tcPr>
-            <w:tcW w:type="dxa" w:w="4320"/>
+            <w:tcW w:type="dxa" w:w="5669"/>
             <w:shd w:fill="FFFFFF"/>
             <w:tcBorders>
               <w:top w:val="single" w:sz="4" w:space="0" w:color="000000"/>
@@ -1312,7 +624,7 @@
                 <w:color w:val="000000"/>
                 <w:sz w:val="22"/>
               </w:rPr>
-              <w:t>Clave privada; usar solo en servidor.</w:t>
+              <w:t>Correo del administrador inicial confirmado. Las demás cuentas se habilitan desde Configuración.</w:t>
             </w:r>
           </w:p>
         </w:tc>
@@ -1323,7 +635,7 @@
         </w:trPr>
         <w:tc>
           <w:tcPr>
-            <w:tcW w:type="dxa" w:w="4320"/>
+            <w:tcW w:type="dxa" w:w="3402"/>
             <w:shd w:fill="FFFFFF"/>
             <w:tcBorders>
               <w:top w:val="single" w:sz="4" w:space="0" w:color="000000"/>
@@ -1348,13 +660,13 @@
                 <w:color w:val="000000"/>
                 <w:sz w:val="22"/>
               </w:rPr>
-              <w:t>WATSON_SERVICE_URL</w:t>
+              <w:t>Watson:Enabled</w:t>
             </w:r>
           </w:p>
         </w:tc>
         <w:tc>
           <w:tcPr>
-            <w:tcW w:type="dxa" w:w="4320"/>
+            <w:tcW w:type="dxa" w:w="5669"/>
             <w:shd w:fill="FFFFFF"/>
             <w:tcBorders>
               <w:top w:val="single" w:sz="4" w:space="0" w:color="000000"/>
@@ -1379,134 +691,7 @@
                 <w:color w:val="000000"/>
                 <w:sz w:val="22"/>
               </w:rPr>
-              <w:t>Endpoint del servicio conversacional.</w:t>
-            </w:r>
-          </w:p>
-        </w:tc>
-      </w:tr>
-    </w:tbl>
-    <w:p/>
-    <w:p>
-      <w:pPr>
-        <w:pStyle w:val="Heading1"/>
-        <w:keepNext/>
-        <w:keepLines/>
-      </w:pPr>
-      <w:r>
-        <w:rPr>
-          <w:rFonts w:ascii="Arial" w:hAnsi="Arial" w:eastAsia="Arial"/>
-          <w:color w:val="000000"/>
-          <w:sz w:val="22"/>
-        </w:rPr>
-        <w:t>7. Ejecución de prueba Java</w:t>
-      </w:r>
-    </w:p>
-    <w:p>
-      <w:r>
-        <w:rPr>
-          <w:rFonts w:ascii="Arial" w:hAnsi="Arial" w:eastAsia="Arial"/>
-          <w:color w:val="000000"/>
-          <w:sz w:val="22"/>
-        </w:rPr>
-        <w:t>La prueba de integración está en integration/JavaInventoryIntegrationTest.java. Compile y ejecútela según integration/README.md. El resultado esperado confirma venta registrada y stock actualizado.</w:t>
-      </w:r>
-    </w:p>
-    <w:p>
-      <w:pPr>
-        <w:pStyle w:val="Heading1"/>
-        <w:keepNext/>
-        <w:keepLines/>
-      </w:pPr>
-      <w:r>
-        <w:rPr>
-          <w:rFonts w:ascii="Arial" w:hAnsi="Arial" w:eastAsia="Arial"/>
-          <w:color w:val="000000"/>
-          <w:sz w:val="22"/>
-        </w:rPr>
-        <w:t>8. Solución de problemas</w:t>
-      </w:r>
-    </w:p>
-    <w:tbl>
-      <w:tblPr>
-        <w:tblStyle w:val="TableGrid"/>
-        <w:tblW w:type="auto" w:w="0"/>
-        <w:jc w:val="center"/>
-        <w:tblLook w:firstColumn="1" w:firstRow="1" w:lastColumn="0" w:lastRow="0" w:noHBand="0" w:noVBand="1" w:val="04A0"/>
-      </w:tblPr>
-      <w:tblGrid>
-        <w:gridCol w:w="4320"/>
-        <w:gridCol w:w="4320"/>
-      </w:tblGrid>
-      <w:tr>
-        <w:trPr>
-          <w:cantSplit/>
-          <w:tblHeader w:val="true"/>
-        </w:trPr>
-        <w:tc>
-          <w:tcPr>
-            <w:tcW w:type="dxa" w:w="4320"/>
-            <w:shd w:fill="000000"/>
-            <w:tcBorders>
-              <w:top w:val="single" w:sz="4" w:space="0" w:color="000000"/>
-              <w:left w:val="single" w:sz="4" w:space="0" w:color="000000"/>
-              <w:bottom w:val="single" w:sz="4" w:space="0" w:color="000000"/>
-              <w:right w:val="single" w:sz="4" w:space="0" w:color="000000"/>
-              <w:insideH w:val="single" w:sz="4" w:space="0" w:color="000000"/>
-              <w:insideV w:val="single" w:sz="4" w:space="0" w:color="000000"/>
-            </w:tcBorders>
-            <w:tcMar>
-              <w:top w:w="80" w:type="dxa"/>
-              <w:start w:w="100" w:type="dxa"/>
-              <w:bottom w:w="80" w:type="dxa"/>
-              <w:end w:w="100" w:type="dxa"/>
-            </w:tcMar>
-          </w:tcPr>
-          <w:p>
-            <w:pPr>
-              <w:keepNext/>
-            </w:pPr>
-            <w:r>
-              <w:rPr>
-                <w:rFonts w:ascii="Arial" w:hAnsi="Arial" w:eastAsia="Arial"/>
-                <w:b/>
-                <w:color w:val="FFFFFF"/>
-                <w:sz w:val="22"/>
-              </w:rPr>
-              <w:t>Problema</w:t>
-            </w:r>
-          </w:p>
-        </w:tc>
-        <w:tc>
-          <w:tcPr>
-            <w:tcW w:type="dxa" w:w="4320"/>
-            <w:shd w:fill="000000"/>
-            <w:tcBorders>
-              <w:top w:val="single" w:sz="4" w:space="0" w:color="000000"/>
-              <w:left w:val="single" w:sz="4" w:space="0" w:color="000000"/>
-              <w:bottom w:val="single" w:sz="4" w:space="0" w:color="000000"/>
-              <w:right w:val="single" w:sz="4" w:space="0" w:color="000000"/>
-              <w:insideH w:val="single" w:sz="4" w:space="0" w:color="000000"/>
-              <w:insideV w:val="single" w:sz="4" w:space="0" w:color="000000"/>
-            </w:tcBorders>
-            <w:tcMar>
-              <w:top w:w="80" w:type="dxa"/>
-              <w:start w:w="100" w:type="dxa"/>
-              <w:bottom w:w="80" w:type="dxa"/>
-              <w:end w:w="100" w:type="dxa"/>
-            </w:tcMar>
-          </w:tcPr>
-          <w:p>
-            <w:pPr>
-              <w:keepNext/>
-            </w:pPr>
-            <w:r>
-              <w:rPr>
-                <w:rFonts w:ascii="Arial" w:hAnsi="Arial" w:eastAsia="Arial"/>
-                <w:b/>
-                <w:color w:val="FFFFFF"/>
-                <w:sz w:val="22"/>
-              </w:rPr>
-              <w:t>Solución</w:t>
+              <w:t>true después de configurar y verificar el asistente.</w:t>
             </w:r>
           </w:p>
         </w:tc>
@@ -1517,7 +702,7 @@
         </w:trPr>
         <w:tc>
           <w:tcPr>
-            <w:tcW w:type="dxa" w:w="4320"/>
+            <w:tcW w:type="dxa" w:w="3402"/>
             <w:shd w:fill="FFFFFF"/>
             <w:tcBorders>
               <w:top w:val="single" w:sz="4" w:space="0" w:color="000000"/>
@@ -1542,13 +727,13 @@
                 <w:color w:val="000000"/>
                 <w:sz w:val="22"/>
               </w:rPr>
-              <w:t>npm no reconocido</w:t>
+              <w:t>Watson:ServiceUrl</w:t>
             </w:r>
           </w:p>
         </w:tc>
         <w:tc>
           <w:tcPr>
-            <w:tcW w:type="dxa" w:w="4320"/>
+            <w:tcW w:type="dxa" w:w="5669"/>
             <w:shd w:fill="FFFFFF"/>
             <w:tcBorders>
               <w:top w:val="single" w:sz="4" w:space="0" w:color="000000"/>
@@ -1573,7 +758,7 @@
                 <w:color w:val="000000"/>
                 <w:sz w:val="22"/>
               </w:rPr>
-              <w:t>Instale Node.js y confirme que npm quedó disponible en PATH.</w:t>
+              <w:t>Service instance URL del asistente en Assistant settings y API details; puede diferir de la URL general de Orchestrate.</w:t>
             </w:r>
           </w:p>
         </w:tc>
@@ -1584,7 +769,7 @@
         </w:trPr>
         <w:tc>
           <w:tcPr>
-            <w:tcW w:type="dxa" w:w="4320"/>
+            <w:tcW w:type="dxa" w:w="3402"/>
             <w:shd w:fill="FFFFFF"/>
             <w:tcBorders>
               <w:top w:val="single" w:sz="4" w:space="0" w:color="000000"/>
@@ -1609,13 +794,13 @@
                 <w:color w:val="000000"/>
                 <w:sz w:val="22"/>
               </w:rPr>
-              <w:t>Puerto ocupado</w:t>
+              <w:t>Watson:AssistantId y Watson:EnvironmentId</w:t>
             </w:r>
           </w:p>
         </w:tc>
         <w:tc>
           <w:tcPr>
-            <w:tcW w:type="dxa" w:w="4320"/>
+            <w:tcW w:type="dxa" w:w="5669"/>
             <w:shd w:fill="FFFFFF"/>
             <w:tcBorders>
               <w:top w:val="single" w:sz="4" w:space="0" w:color="000000"/>
@@ -1640,7 +825,7 @@
                 <w:color w:val="000000"/>
                 <w:sz w:val="22"/>
               </w:rPr>
-              <w:t>Cierre otro proceso o inicie Vite con un puerto disponible.</w:t>
+              <w:t>IDs del asistente y entorno Live.</w:t>
             </w:r>
           </w:p>
         </w:tc>
@@ -1651,7 +836,7 @@
         </w:trPr>
         <w:tc>
           <w:tcPr>
-            <w:tcW w:type="dxa" w:w="4320"/>
+            <w:tcW w:type="dxa" w:w="3402"/>
             <w:shd w:fill="FFFFFF"/>
             <w:tcBorders>
               <w:top w:val="single" w:sz="4" w:space="0" w:color="000000"/>
@@ -1676,13 +861,13 @@
                 <w:color w:val="000000"/>
                 <w:sz w:val="22"/>
               </w:rPr>
-              <w:t>La demo no guarda o muestra datos actualizados.</w:t>
+              <w:t>Watson:ApiKey</w:t>
             </w:r>
           </w:p>
         </w:tc>
         <w:tc>
           <w:tcPr>
-            <w:tcW w:type="dxa" w:w="4320"/>
+            <w:tcW w:type="dxa" w:w="5669"/>
             <w:shd w:fill="FFFFFF"/>
             <w:tcBorders>
               <w:top w:val="single" w:sz="4" w:space="0" w:color="000000"/>
@@ -1707,7 +892,7 @@
                 <w:color w:val="000000"/>
                 <w:sz w:val="22"/>
               </w:rPr>
-              <w:t>Recargue y revise la consola. Exporte CSV como respaldo; localStorage no sustituye una base de datos.</w:t>
+              <w:t>Clave privada IBM; solo en User Secrets o entorno del backend.</w:t>
             </w:r>
           </w:p>
         </w:tc>
@@ -1726,7 +911,7 @@
           <w:color w:val="000000"/>
           <w:sz w:val="22"/>
         </w:rPr>
-        <w:t>Actualización operativa al 04-10-2026</w:t>
+        <w:t>Pruebas aisladas</w:t>
       </w:r>
     </w:p>
     <w:p>
@@ -1736,7 +921,7 @@
           <w:color w:val="000000"/>
           <w:sz w:val="22"/>
         </w:rPr>
-        <w:t>Se implementaron Supabase Auth y permisos administrador/cajero, ajustes con motivo y control de versión, venta con identificador de reintento, anulaciones con devolución única de stock, historial y constancia interna, proveedores y configuración persistentes, auditoría y respaldo JSON. Los reportes usan fecha de Lima y detalles de venta; no se inventan costos históricos.</w:t>
+        <w:t>Desde la raíz del código: dotnet run --project backend/BodegaNorte.Tools -c Release -- verify --report output/validacion_final.json. El comando crea esquemas desechables y ejecuta la API local con Auth e IBM simulados; no inserta cuentas ni ventas en la base principal. Necesita los secretos privados y Java disponible en PATH o en la ruta documentada del equipo de validación.</w:t>
       </w:r>
     </w:p>
     <w:p>
@@ -1746,7 +931,112 @@
           <w:color w:val="000000"/>
           <w:sz w:val="22"/>
         </w:rPr>
-        <w:t>Validación técnica: 18 pruebas locales aprobadas y compilaciones correctas. Render está publicado y conectado a Supabase con TLS y certificado validado; /api/health/ready responde HTTP 200 y las rutas privadas rechazan acceso anónimo. GitHub Pages usa la API remota. Falta confirmar la cuenta inicial, probar operaciones autenticadas y registrar aceptación del Grupo 10. Evidencia: docs/evidencias/validacion_tecnica_2026-10-04.md.</w:t>
+        <w:t>Para verificar IBM real: dotnet run --project backend/BodegaNorte.Tools -c Release -- assistant --report output/validacion_ibm.json. Ejecuta las ocho preguntas del archivo preguntas_frecuentes.json sin enviar datos de la base.</w:t>
+      </w:r>
+    </w:p>
+    <w:p>
+      <w:pPr>
+        <w:pStyle w:val="Heading1"/>
+        <w:keepNext/>
+        <w:keepLines/>
+      </w:pPr>
+      <w:r>
+        <w:rPr>
+          <w:rFonts w:ascii="Arial" w:hAnsi="Arial" w:eastAsia="Arial"/>
+          <w:color w:val="000000"/>
+          <w:sz w:val="22"/>
+        </w:rPr>
+        <w:t>Recuperar PostgreSQL</w:t>
+      </w:r>
+    </w:p>
+    <w:p>
+      <w:pPr>
+        <w:ind w:left="369" w:hanging="369"/>
+      </w:pPr>
+      <w:r>
+        <w:rPr>
+          <w:rFonts w:ascii="Arial" w:hAnsi="Arial" w:eastAsia="Arial"/>
+          <w:color w:val="000000"/>
+          <w:sz w:val="22"/>
+        </w:rPr>
+        <w:t>1. Guarde el respaldo JSON privado descargado por el administrador.</w:t>
+      </w:r>
+    </w:p>
+    <w:p>
+      <w:pPr>
+        <w:ind w:left="369" w:hanging="369"/>
+      </w:pPr>
+      <w:r>
+        <w:rPr>
+          <w:rFonts w:ascii="Arial" w:hAnsi="Arial" w:eastAsia="Arial"/>
+          <w:color w:val="000000"/>
+          <w:sz w:val="22"/>
+        </w:rPr>
+        <w:t>2. Ejecute dotnet run --project backend/BodegaNorte.Tools -c Release -- restore "ruta/al/respaldo.json" --schema bodega_recovery_revision.</w:t>
+      </w:r>
+    </w:p>
+    <w:p>
+      <w:pPr>
+        <w:ind w:left="369" w:hanging="369"/>
+      </w:pPr>
+      <w:r>
+        <w:rPr>
+          <w:rFonts w:ascii="Arial" w:hAnsi="Arial" w:eastAsia="Arial"/>
+          <w:color w:val="000000"/>
+          <w:sz w:val="22"/>
+        </w:rPr>
+        <w:t>3. El destino debe ser nuevo y empezar por bodega_recovery_. El comando rechaza bodega_norte y esquemas existentes.</w:t>
+      </w:r>
+    </w:p>
+    <w:p>
+      <w:pPr>
+        <w:ind w:left="369" w:hanging="369"/>
+      </w:pPr>
+      <w:r>
+        <w:rPr>
+          <w:rFonts w:ascii="Arial" w:hAnsi="Arial" w:eastAsia="Arial"/>
+          <w:color w:val="000000"/>
+          <w:sz w:val="22"/>
+        </w:rPr>
+        <w:t>4. Compruebe los resultados y conteos. La herramienta no recrea contraseñas, Auth ni membresías; habilite los accesos mediante el procedimiento normal.</w:t>
+      </w:r>
+    </w:p>
+    <w:p>
+      <w:pPr>
+        <w:ind w:left="369" w:hanging="369"/>
+      </w:pPr>
+      <w:r>
+        <w:rPr>
+          <w:rFonts w:ascii="Arial" w:hAnsi="Arial" w:eastAsia="Arial"/>
+          <w:color w:val="000000"/>
+          <w:sz w:val="22"/>
+        </w:rPr>
+        <w:t>5. Configure Database:Schema con el nuevo destino solo después de su revisión. Conserve el esquema original durante la recuperación.</w:t>
+      </w:r>
+    </w:p>
+    <w:p>
+      <w:pPr>
+        <w:pStyle w:val="Heading1"/>
+        <w:keepNext/>
+        <w:keepLines/>
+      </w:pPr>
+      <w:r>
+        <w:rPr>
+          <w:rFonts w:ascii="Arial" w:hAnsi="Arial" w:eastAsia="Arial"/>
+          <w:color w:val="000000"/>
+          <w:sz w:val="22"/>
+        </w:rPr>
+        <w:t>Publicación</w:t>
+      </w:r>
+    </w:p>
+    <w:p>
+      <w:r>
+        <w:rPr>
+          <w:rFonts w:ascii="Arial" w:hAnsi="Arial" w:eastAsia="Arial"/>
+          <w:color w:val="000000"/>
+          <w:sz w:val="22"/>
+        </w:rPr>
+        <w:t>GitHub Pages aloja React; Render ejecuta ASP.NET Core MVC; Supabase conserva PostgreSQL y Auth. Los workflows compilan y publican desde master. En Render se usa __ para las claves anidadas, por ejemplo Watson__ApiKey. Las credenciales permanecen fuera del repositorio.</w:t>
       </w:r>
     </w:p>
     <w:sectPr>
